--- a/Tuan2/lab01_LeVietHoangThien_3123411273.docx
+++ b/Tuan2/lab01_LeVietHoangThien_3123411273.docx
@@ -62,7 +62,7 @@
                           <pic:cNvPicPr/>
                         </pic:nvPicPr>
                         <pic:blipFill>
-                          <a:blip r:embed="rId5"/>
+                          <a:blip r:embed="rId6"/>
                           <a:stretch>
                             <a:fillRect/>
                           </a:stretch>
@@ -83,7 +83,7 @@
                           <pic:cNvPicPr/>
                         </pic:nvPicPr>
                         <pic:blipFill>
-                          <a:blip r:embed="rId6"/>
+                          <a:blip r:embed="rId7"/>
                           <a:stretch>
                             <a:fillRect/>
                           </a:stretch>
@@ -127,10 +127,10 @@
                   <o:lock v:ext="edit" aspectratio="t"/>
                 </v:shapetype>
                 <v:shape id="Picture 49" o:spid="_x0000_s1027" type="#_x0000_t75" style="position:absolute;left:3651;width:14706;height:5638;visibility:visible;mso-wrap-style:square" o:gfxdata="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">
-                  <v:imagedata r:id="rId7" o:title=""/>
+                  <v:imagedata r:id="rId8" o:title=""/>
                 </v:shape>
                 <v:shape id="Picture 9460" o:spid="_x0000_s1028" type="#_x0000_t75" style="position:absolute;left:-25;top:6992;width:22036;height:22098;visibility:visible;mso-wrap-style:square" o:gfxdata="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">
-                  <v:imagedata r:id="rId8" o:title=""/>
+                  <v:imagedata r:id="rId9" o:title=""/>
                 </v:shape>
                 <w10:anchorlock/>
               </v:group>
@@ -489,6 +489,9577 @@
     </w:p>
     <w:p>
       <w:pPr>
+        <w:jc w:val="center"/>
+        <w:rPr>
+          <w:rFonts w:cs="Times New Roman"/>
+          <w:b/>
+          <w:iCs/>
+          <w:szCs w:val="26"/>
+        </w:rPr>
+      </w:pPr>
+      <w:r>
+        <w:rPr>
+          <w:rFonts w:cs="Times New Roman"/>
+          <w:b/>
+          <w:iCs/>
+          <w:szCs w:val="26"/>
+        </w:rPr>
+        <w:lastRenderedPageBreak/>
+        <w:t>BÀI TẬP  THỰC HÀNH</w:t>
+      </w:r>
+    </w:p>
+    <w:p>
+      <w:pPr>
+        <w:rPr>
+          <w:rFonts w:cs="Times New Roman"/>
+          <w:b/>
+          <w:iCs/>
+          <w:szCs w:val="26"/>
+        </w:rPr>
+      </w:pPr>
+      <w:r>
+        <w:rPr>
+          <w:rFonts w:cs="Times New Roman"/>
+          <w:b/>
+          <w:iCs/>
+          <w:szCs w:val="26"/>
+        </w:rPr>
+        <w:t>Bài 1:</w:t>
+      </w:r>
+      <w:r>
+        <w:t xml:space="preserve"> </w:t>
+      </w:r>
+      <w:r>
+        <w:rPr>
+          <w:rFonts w:cs="Times New Roman"/>
+          <w:b/>
+          <w:iCs/>
+          <w:szCs w:val="26"/>
+        </w:rPr>
+        <w:t>Tạo Tensor cơ bản</w:t>
+      </w:r>
+    </w:p>
+    <w:tbl>
+      <w:tblPr>
+        <w:tblStyle w:val="TableGrid"/>
+        <w:tblW w:w="0" w:type="auto"/>
+        <w:tblBorders>
+          <w:insideH w:val="none" w:sz="0" w:space="0" w:color="auto"/>
+        </w:tblBorders>
+        <w:tblLook w:val="04A0" w:firstRow="1" w:lastRow="0" w:firstColumn="1" w:lastColumn="0" w:noHBand="0" w:noVBand="1"/>
+      </w:tblPr>
+      <w:tblGrid>
+        <w:gridCol w:w="9350"/>
+      </w:tblGrid>
+      <w:tr>
+        <w:tc>
+          <w:tcPr>
+            <w:tcW w:w="9350" w:type="dxa"/>
+            <w:vAlign w:val="center"/>
+          </w:tcPr>
+          <w:p>
+            <w:pPr>
+              <w:rPr>
+                <w:rFonts w:cs="Times New Roman"/>
+                <w:bCs/>
+                <w:iCs/>
+                <w:szCs w:val="26"/>
+              </w:rPr>
+            </w:pPr>
+            <w:r>
+              <w:rPr>
+                <w:rFonts w:cs="Times New Roman"/>
+                <w:bCs/>
+                <w:iCs/>
+                <w:szCs w:val="26"/>
+              </w:rPr>
+              <w:t>import torch</w:t>
+            </w:r>
+          </w:p>
+        </w:tc>
+      </w:tr>
+      <w:tr>
+        <w:tc>
+          <w:tcPr>
+            <w:tcW w:w="9350" w:type="dxa"/>
+            <w:vAlign w:val="center"/>
+          </w:tcPr>
+          <w:p>
+            <w:pPr>
+              <w:rPr>
+                <w:rFonts w:cs="Times New Roman"/>
+                <w:bCs/>
+                <w:iCs/>
+                <w:szCs w:val="26"/>
+              </w:rPr>
+            </w:pPr>
+            <w:r>
+              <w:rPr>
+                <w:rFonts w:cs="Times New Roman"/>
+                <w:bCs/>
+                <w:iCs/>
+                <w:szCs w:val="26"/>
+              </w:rPr>
+              <w:t>a = torch.tensor(</w:t>
+            </w:r>
+          </w:p>
+        </w:tc>
+      </w:tr>
+      <w:tr>
+        <w:tc>
+          <w:tcPr>
+            <w:tcW w:w="9350" w:type="dxa"/>
+            <w:vAlign w:val="center"/>
+          </w:tcPr>
+          <w:p>
+            <w:pPr>
+              <w:rPr>
+                <w:rFonts w:cs="Times New Roman"/>
+                <w:bCs/>
+                <w:iCs/>
+                <w:szCs w:val="26"/>
+              </w:rPr>
+            </w:pPr>
+            <w:r>
+              <w:rPr>
+                <w:rFonts w:cs="Times New Roman"/>
+                <w:bCs/>
+                <w:iCs/>
+                <w:szCs w:val="26"/>
+              </w:rPr>
+              <w:t>[[1, 2, 3],</w:t>
+            </w:r>
+          </w:p>
+        </w:tc>
+      </w:tr>
+      <w:tr>
+        <w:tc>
+          <w:tcPr>
+            <w:tcW w:w="9350" w:type="dxa"/>
+            <w:vAlign w:val="center"/>
+          </w:tcPr>
+          <w:p>
+            <w:pPr>
+              <w:rPr>
+                <w:rFonts w:cs="Times New Roman"/>
+                <w:bCs/>
+                <w:iCs/>
+                <w:szCs w:val="26"/>
+              </w:rPr>
+            </w:pPr>
+            <w:r>
+              <w:rPr>
+                <w:rFonts w:cs="Times New Roman"/>
+                <w:bCs/>
+                <w:iCs/>
+                <w:szCs w:val="26"/>
+              </w:rPr>
+              <w:t>[4, 5, 6]],</w:t>
+            </w:r>
+          </w:p>
+        </w:tc>
+      </w:tr>
+      <w:tr>
+        <w:tc>
+          <w:tcPr>
+            <w:tcW w:w="9350" w:type="dxa"/>
+            <w:vAlign w:val="center"/>
+          </w:tcPr>
+          <w:p>
+            <w:pPr>
+              <w:rPr>
+                <w:rFonts w:cs="Times New Roman"/>
+                <w:bCs/>
+                <w:iCs/>
+                <w:szCs w:val="26"/>
+              </w:rPr>
+            </w:pPr>
+            <w:r>
+              <w:rPr>
+                <w:rFonts w:cs="Times New Roman"/>
+                <w:bCs/>
+                <w:iCs/>
+                <w:szCs w:val="26"/>
+              </w:rPr>
+              <w:t>dtype=torch.int32</w:t>
+            </w:r>
+          </w:p>
+        </w:tc>
+      </w:tr>
+      <w:tr>
+        <w:tc>
+          <w:tcPr>
+            <w:tcW w:w="9350" w:type="dxa"/>
+            <w:vAlign w:val="center"/>
+          </w:tcPr>
+          <w:p>
+            <w:pPr>
+              <w:rPr>
+                <w:rFonts w:cs="Times New Roman"/>
+                <w:bCs/>
+                <w:iCs/>
+                <w:szCs w:val="26"/>
+              </w:rPr>
+            </w:pPr>
+            <w:r>
+              <w:rPr>
+                <w:rFonts w:cs="Times New Roman"/>
+                <w:bCs/>
+                <w:iCs/>
+                <w:szCs w:val="26"/>
+              </w:rPr>
+              <w:t>)</w:t>
+            </w:r>
+          </w:p>
+        </w:tc>
+      </w:tr>
+      <w:tr>
+        <w:tc>
+          <w:tcPr>
+            <w:tcW w:w="9350" w:type="dxa"/>
+            <w:vAlign w:val="center"/>
+          </w:tcPr>
+          <w:p>
+            <w:pPr>
+              <w:rPr>
+                <w:rFonts w:cs="Times New Roman"/>
+                <w:bCs/>
+                <w:iCs/>
+                <w:szCs w:val="26"/>
+              </w:rPr>
+            </w:pPr>
+            <w:r>
+              <w:rPr>
+                <w:rFonts w:cs="Times New Roman"/>
+                <w:bCs/>
+                <w:iCs/>
+                <w:szCs w:val="26"/>
+              </w:rPr>
+              <w:t>print(a)</w:t>
+            </w:r>
+          </w:p>
+        </w:tc>
+      </w:tr>
+    </w:tbl>
+    <w:p>
+      <w:pPr>
+        <w:rPr>
+          <w:rFonts w:cs="Times New Roman"/>
+          <w:bCs/>
+          <w:iCs/>
+          <w:szCs w:val="26"/>
+        </w:rPr>
+      </w:pPr>
+      <w:r>
+        <w:rPr>
+          <w:rFonts w:cs="Times New Roman"/>
+          <w:bCs/>
+          <w:iCs/>
+          <w:szCs w:val="26"/>
+        </w:rPr>
+        <w:t>Output:</w:t>
+      </w:r>
+    </w:p>
+    <w:p>
+      <w:pPr>
+        <w:rPr>
+          <w:rFonts w:cs="Times New Roman"/>
+          <w:bCs/>
+          <w:iCs/>
+          <w:szCs w:val="26"/>
+        </w:rPr>
+      </w:pPr>
+      <w:r>
+        <w:rPr>
+          <w:rFonts w:cs="Times New Roman"/>
+          <w:bCs/>
+          <w:iCs/>
+          <w:szCs w:val="26"/>
+        </w:rPr>
+        <w:t>tensor([[1, 2, 3],</w:t>
+      </w:r>
+    </w:p>
+    <w:p>
+      <w:pPr>
+        <w:rPr>
+          <w:rFonts w:cs="Times New Roman"/>
+          <w:bCs/>
+          <w:iCs/>
+          <w:szCs w:val="26"/>
+        </w:rPr>
+      </w:pPr>
+      <w:r>
+        <w:rPr>
+          <w:rFonts w:cs="Times New Roman"/>
+          <w:bCs/>
+          <w:iCs/>
+          <w:szCs w:val="26"/>
+        </w:rPr>
+        <w:t xml:space="preserve">        [4, 5, 6]], dtype=torch.int32)</w:t>
+      </w:r>
+    </w:p>
+    <w:p>
+      <w:pPr>
+        <w:rPr>
+          <w:rFonts w:cs="Times New Roman"/>
+          <w:bCs/>
+          <w:iCs/>
+          <w:szCs w:val="26"/>
+        </w:rPr>
+      </w:pPr>
+      <w:r>
+        <w:rPr>
+          <w:rFonts w:cs="Times New Roman"/>
+          <w:bCs/>
+          <w:iCs/>
+          <w:szCs w:val="26"/>
+        </w:rPr>
+        <w:t>Nhận xét:</w:t>
+      </w:r>
+    </w:p>
+    <w:p>
+      <w:pPr>
+        <w:rPr>
+          <w:rFonts w:cs="Times New Roman"/>
+          <w:bCs/>
+          <w:iCs/>
+          <w:szCs w:val="26"/>
+        </w:rPr>
+      </w:pPr>
+      <w:r>
+        <w:rPr>
+          <w:rFonts w:cs="Times New Roman"/>
+          <w:bCs/>
+          <w:iCs/>
+          <w:szCs w:val="26"/>
+        </w:rPr>
+        <w:t>Kích thước: 2 x 3, số chiều: 2, kiểu dữ liệu: int</w:t>
+      </w:r>
+    </w:p>
+    <w:p>
+      <w:pPr>
+        <w:rPr>
+          <w:rFonts w:cs="Times New Roman"/>
+          <w:b/>
+          <w:iCs/>
+          <w:szCs w:val="26"/>
+        </w:rPr>
+      </w:pPr>
+      <w:r>
+        <w:rPr>
+          <w:rFonts w:cs="Times New Roman"/>
+          <w:b/>
+          <w:iCs/>
+          <w:szCs w:val="26"/>
+        </w:rPr>
+        <w:t>Bài 2. Tạo các Tensor thường dùng</w:t>
+      </w:r>
+    </w:p>
+    <w:tbl>
+      <w:tblPr>
+        <w:tblStyle w:val="TableGrid"/>
+        <w:tblW w:w="0" w:type="auto"/>
+        <w:tblBorders>
+          <w:insideH w:val="none" w:sz="0" w:space="0" w:color="auto"/>
+        </w:tblBorders>
+        <w:tblLook w:val="04A0" w:firstRow="1" w:lastRow="0" w:firstColumn="1" w:lastColumn="0" w:noHBand="0" w:noVBand="1"/>
+      </w:tblPr>
+      <w:tblGrid>
+        <w:gridCol w:w="9350"/>
+      </w:tblGrid>
+      <w:tr>
+        <w:tc>
+          <w:tcPr>
+            <w:tcW w:w="9350" w:type="dxa"/>
+          </w:tcPr>
+          <w:p>
+            <w:pPr>
+              <w:rPr>
+                <w:rFonts w:cs="Times New Roman"/>
+                <w:bCs/>
+                <w:iCs/>
+                <w:szCs w:val="26"/>
+              </w:rPr>
+            </w:pPr>
+            <w:r>
+              <w:rPr>
+                <w:rFonts w:cs="Times New Roman"/>
+                <w:bCs/>
+                <w:iCs/>
+                <w:szCs w:val="26"/>
+              </w:rPr>
+              <w:t xml:space="preserve">import torch </w:t>
+            </w:r>
+          </w:p>
+        </w:tc>
+      </w:tr>
+      <w:tr>
+        <w:tc>
+          <w:tcPr>
+            <w:tcW w:w="9350" w:type="dxa"/>
+          </w:tcPr>
+          <w:p>
+            <w:pPr>
+              <w:rPr>
+                <w:rFonts w:cs="Times New Roman"/>
+                <w:bCs/>
+                <w:iCs/>
+                <w:szCs w:val="26"/>
+              </w:rPr>
+            </w:pPr>
+          </w:p>
+        </w:tc>
+      </w:tr>
+      <w:tr>
+        <w:tc>
+          <w:tcPr>
+            <w:tcW w:w="9350" w:type="dxa"/>
+          </w:tcPr>
+          <w:p>
+            <w:pPr>
+              <w:rPr>
+                <w:rFonts w:cs="Times New Roman"/>
+                <w:bCs/>
+                <w:iCs/>
+                <w:szCs w:val="26"/>
+              </w:rPr>
+            </w:pPr>
+            <w:r>
+              <w:rPr>
+                <w:rFonts w:cs="Times New Roman"/>
+                <w:bCs/>
+                <w:iCs/>
+                <w:szCs w:val="26"/>
+              </w:rPr>
+              <w:t xml:space="preserve">a = torch.rand(3, 4) </w:t>
+            </w:r>
+          </w:p>
+        </w:tc>
+      </w:tr>
+      <w:tr>
+        <w:tc>
+          <w:tcPr>
+            <w:tcW w:w="9350" w:type="dxa"/>
+          </w:tcPr>
+          <w:p>
+            <w:pPr>
+              <w:rPr>
+                <w:rFonts w:cs="Times New Roman"/>
+                <w:bCs/>
+                <w:iCs/>
+                <w:szCs w:val="26"/>
+              </w:rPr>
+            </w:pPr>
+            <w:r>
+              <w:rPr>
+                <w:rFonts w:cs="Times New Roman"/>
+                <w:bCs/>
+                <w:iCs/>
+                <w:szCs w:val="26"/>
+              </w:rPr>
+              <w:t xml:space="preserve">b = torch.randn(3, 4) </w:t>
+            </w:r>
+          </w:p>
+        </w:tc>
+      </w:tr>
+      <w:tr>
+        <w:tc>
+          <w:tcPr>
+            <w:tcW w:w="9350" w:type="dxa"/>
+          </w:tcPr>
+          <w:p>
+            <w:pPr>
+              <w:rPr>
+                <w:rFonts w:cs="Times New Roman"/>
+                <w:bCs/>
+                <w:iCs/>
+                <w:szCs w:val="26"/>
+              </w:rPr>
+            </w:pPr>
+            <w:r>
+              <w:rPr>
+                <w:rFonts w:cs="Times New Roman"/>
+                <w:bCs/>
+                <w:iCs/>
+                <w:szCs w:val="26"/>
+              </w:rPr>
+              <w:t xml:space="preserve">c = torch.zeros(2, 3) </w:t>
+            </w:r>
+          </w:p>
+        </w:tc>
+      </w:tr>
+      <w:tr>
+        <w:tc>
+          <w:tcPr>
+            <w:tcW w:w="9350" w:type="dxa"/>
+          </w:tcPr>
+          <w:p>
+            <w:pPr>
+              <w:rPr>
+                <w:rFonts w:cs="Times New Roman"/>
+                <w:bCs/>
+                <w:iCs/>
+                <w:szCs w:val="26"/>
+              </w:rPr>
+            </w:pPr>
+            <w:r>
+              <w:rPr>
+                <w:rFonts w:cs="Times New Roman"/>
+                <w:bCs/>
+                <w:iCs/>
+                <w:szCs w:val="26"/>
+              </w:rPr>
+              <w:t xml:space="preserve">d = torch.ones(2, 3) </w:t>
+            </w:r>
+          </w:p>
+        </w:tc>
+      </w:tr>
+      <w:tr>
+        <w:tc>
+          <w:tcPr>
+            <w:tcW w:w="9350" w:type="dxa"/>
+          </w:tcPr>
+          <w:p>
+            <w:pPr>
+              <w:rPr>
+                <w:rFonts w:cs="Times New Roman"/>
+                <w:bCs/>
+                <w:iCs/>
+                <w:szCs w:val="26"/>
+              </w:rPr>
+            </w:pPr>
+            <w:r>
+              <w:rPr>
+                <w:rFonts w:cs="Times New Roman"/>
+                <w:bCs/>
+                <w:iCs/>
+                <w:szCs w:val="26"/>
+              </w:rPr>
+              <w:t xml:space="preserve">e = torch.eye(4) </w:t>
+            </w:r>
+          </w:p>
+        </w:tc>
+      </w:tr>
+      <w:tr>
+        <w:tc>
+          <w:tcPr>
+            <w:tcW w:w="9350" w:type="dxa"/>
+          </w:tcPr>
+          <w:p>
+            <w:pPr>
+              <w:rPr>
+                <w:rFonts w:cs="Times New Roman"/>
+                <w:bCs/>
+                <w:iCs/>
+                <w:szCs w:val="26"/>
+              </w:rPr>
+            </w:pPr>
+            <w:r>
+              <w:rPr>
+                <w:rFonts w:cs="Times New Roman"/>
+                <w:bCs/>
+                <w:iCs/>
+                <w:szCs w:val="26"/>
+              </w:rPr>
+              <w:t>tensor_10 = torch.full((5, 5), 10)</w:t>
+            </w:r>
+          </w:p>
+        </w:tc>
+      </w:tr>
+      <w:tr>
+        <w:tc>
+          <w:tcPr>
+            <w:tcW w:w="9350" w:type="dxa"/>
+          </w:tcPr>
+          <w:p>
+            <w:pPr>
+              <w:rPr>
+                <w:rFonts w:cs="Times New Roman"/>
+                <w:bCs/>
+                <w:iCs/>
+                <w:szCs w:val="26"/>
+              </w:rPr>
+            </w:pPr>
+            <w:r>
+              <w:rPr>
+                <w:rFonts w:cs="Times New Roman"/>
+                <w:bCs/>
+                <w:iCs/>
+                <w:szCs w:val="26"/>
+              </w:rPr>
+              <w:lastRenderedPageBreak/>
+              <w:t xml:space="preserve">print(a) </w:t>
+            </w:r>
+          </w:p>
+        </w:tc>
+      </w:tr>
+      <w:tr>
+        <w:tc>
+          <w:tcPr>
+            <w:tcW w:w="9350" w:type="dxa"/>
+          </w:tcPr>
+          <w:p>
+            <w:pPr>
+              <w:rPr>
+                <w:rFonts w:cs="Times New Roman"/>
+                <w:bCs/>
+                <w:iCs/>
+                <w:szCs w:val="26"/>
+              </w:rPr>
+            </w:pPr>
+            <w:r>
+              <w:rPr>
+                <w:rFonts w:cs="Times New Roman"/>
+                <w:bCs/>
+                <w:iCs/>
+                <w:szCs w:val="26"/>
+              </w:rPr>
+              <w:t xml:space="preserve">print(b) </w:t>
+            </w:r>
+          </w:p>
+        </w:tc>
+      </w:tr>
+      <w:tr>
+        <w:tc>
+          <w:tcPr>
+            <w:tcW w:w="9350" w:type="dxa"/>
+          </w:tcPr>
+          <w:p>
+            <w:pPr>
+              <w:rPr>
+                <w:rFonts w:cs="Times New Roman"/>
+                <w:bCs/>
+                <w:iCs/>
+                <w:szCs w:val="26"/>
+              </w:rPr>
+            </w:pPr>
+            <w:r>
+              <w:rPr>
+                <w:rFonts w:cs="Times New Roman"/>
+                <w:bCs/>
+                <w:iCs/>
+                <w:szCs w:val="26"/>
+              </w:rPr>
+              <w:t xml:space="preserve">print(c) </w:t>
+            </w:r>
+          </w:p>
+        </w:tc>
+      </w:tr>
+      <w:tr>
+        <w:tc>
+          <w:tcPr>
+            <w:tcW w:w="9350" w:type="dxa"/>
+          </w:tcPr>
+          <w:p>
+            <w:pPr>
+              <w:rPr>
+                <w:rFonts w:cs="Times New Roman"/>
+                <w:bCs/>
+                <w:iCs/>
+                <w:szCs w:val="26"/>
+              </w:rPr>
+            </w:pPr>
+            <w:r>
+              <w:rPr>
+                <w:rFonts w:cs="Times New Roman"/>
+                <w:bCs/>
+                <w:iCs/>
+                <w:szCs w:val="26"/>
+              </w:rPr>
+              <w:t xml:space="preserve">print(d) </w:t>
+            </w:r>
+          </w:p>
+        </w:tc>
+      </w:tr>
+      <w:tr>
+        <w:tc>
+          <w:tcPr>
+            <w:tcW w:w="9350" w:type="dxa"/>
+          </w:tcPr>
+          <w:p>
+            <w:pPr>
+              <w:rPr>
+                <w:rFonts w:cs="Times New Roman"/>
+                <w:bCs/>
+                <w:iCs/>
+                <w:szCs w:val="26"/>
+              </w:rPr>
+            </w:pPr>
+            <w:r>
+              <w:rPr>
+                <w:rFonts w:cs="Times New Roman"/>
+                <w:bCs/>
+                <w:iCs/>
+                <w:szCs w:val="26"/>
+              </w:rPr>
+              <w:t>print(e)</w:t>
+            </w:r>
+          </w:p>
+          <w:p>
+            <w:pPr>
+              <w:rPr>
+                <w:rFonts w:cs="Times New Roman"/>
+                <w:bCs/>
+                <w:iCs/>
+                <w:szCs w:val="26"/>
+              </w:rPr>
+            </w:pPr>
+            <w:r>
+              <w:rPr>
+                <w:rFonts w:cs="Times New Roman"/>
+                <w:bCs/>
+                <w:iCs/>
+                <w:szCs w:val="26"/>
+              </w:rPr>
+              <w:t>print(tensor_10)</w:t>
+            </w:r>
+          </w:p>
+        </w:tc>
+      </w:tr>
+    </w:tbl>
+    <w:p>
+      <w:pPr>
+        <w:rPr>
+          <w:rFonts w:cs="Times New Roman"/>
+          <w:bCs/>
+          <w:iCs/>
+          <w:szCs w:val="26"/>
+        </w:rPr>
+      </w:pPr>
+      <w:r>
+        <w:rPr>
+          <w:rFonts w:cs="Times New Roman"/>
+          <w:bCs/>
+          <w:iCs/>
+          <w:szCs w:val="26"/>
+        </w:rPr>
+        <w:t>Output:</w:t>
+      </w:r>
+    </w:p>
+    <w:p>
+      <w:pPr>
+        <w:rPr>
+          <w:rFonts w:cs="Times New Roman"/>
+          <w:bCs/>
+          <w:iCs/>
+          <w:szCs w:val="26"/>
+        </w:rPr>
+      </w:pPr>
+      <w:r>
+        <w:rPr>
+          <w:rFonts w:cs="Times New Roman"/>
+          <w:bCs/>
+          <w:iCs/>
+          <w:szCs w:val="26"/>
+        </w:rPr>
+        <w:t>tensor([[0.8660, 0.3655, 0.6715, 0.4567],</w:t>
+      </w:r>
+    </w:p>
+    <w:p>
+      <w:pPr>
+        <w:rPr>
+          <w:rFonts w:cs="Times New Roman"/>
+          <w:bCs/>
+          <w:iCs/>
+          <w:szCs w:val="26"/>
+        </w:rPr>
+      </w:pPr>
+      <w:r>
+        <w:rPr>
+          <w:rFonts w:cs="Times New Roman"/>
+          <w:bCs/>
+          <w:iCs/>
+          <w:szCs w:val="26"/>
+        </w:rPr>
+        <w:t xml:space="preserve">        [0.2823, 0.4159, 0.2290, 0.1349],</w:t>
+      </w:r>
+    </w:p>
+    <w:p>
+      <w:pPr>
+        <w:rPr>
+          <w:rFonts w:cs="Times New Roman"/>
+          <w:bCs/>
+          <w:iCs/>
+          <w:szCs w:val="26"/>
+        </w:rPr>
+      </w:pPr>
+      <w:r>
+        <w:rPr>
+          <w:rFonts w:cs="Times New Roman"/>
+          <w:bCs/>
+          <w:iCs/>
+          <w:szCs w:val="26"/>
+        </w:rPr>
+        <w:t xml:space="preserve">        [0.6016, 0.3337, 0.5411, 0.8667]])</w:t>
+      </w:r>
+    </w:p>
+    <w:p>
+      <w:pPr>
+        <w:rPr>
+          <w:rFonts w:cs="Times New Roman"/>
+          <w:bCs/>
+          <w:iCs/>
+          <w:szCs w:val="26"/>
+        </w:rPr>
+      </w:pPr>
+      <w:r>
+        <w:rPr>
+          <w:rFonts w:cs="Times New Roman"/>
+          <w:bCs/>
+          <w:iCs/>
+          <w:szCs w:val="26"/>
+        </w:rPr>
+        <w:t>tensor([[ 0.8442, -0.4176,  0.4754,  0.9700],</w:t>
+      </w:r>
+    </w:p>
+    <w:p>
+      <w:pPr>
+        <w:rPr>
+          <w:rFonts w:cs="Times New Roman"/>
+          <w:bCs/>
+          <w:iCs/>
+          <w:szCs w:val="26"/>
+        </w:rPr>
+      </w:pPr>
+      <w:r>
+        <w:rPr>
+          <w:rFonts w:cs="Times New Roman"/>
+          <w:bCs/>
+          <w:iCs/>
+          <w:szCs w:val="26"/>
+        </w:rPr>
+        <w:t xml:space="preserve">        [-1.0485, -1.2710, -0.0420,  1.1489],</w:t>
+      </w:r>
+    </w:p>
+    <w:p>
+      <w:pPr>
+        <w:rPr>
+          <w:rFonts w:cs="Times New Roman"/>
+          <w:bCs/>
+          <w:iCs/>
+          <w:szCs w:val="26"/>
+        </w:rPr>
+      </w:pPr>
+      <w:r>
+        <w:rPr>
+          <w:rFonts w:cs="Times New Roman"/>
+          <w:bCs/>
+          <w:iCs/>
+          <w:szCs w:val="26"/>
+        </w:rPr>
+        <w:t xml:space="preserve">        [-0.2497,  1.7467,  1.6311,  0.7059]])</w:t>
+      </w:r>
+    </w:p>
+    <w:p>
+      <w:pPr>
+        <w:rPr>
+          <w:rFonts w:cs="Times New Roman"/>
+          <w:bCs/>
+          <w:iCs/>
+          <w:szCs w:val="26"/>
+        </w:rPr>
+      </w:pPr>
+      <w:r>
+        <w:rPr>
+          <w:rFonts w:cs="Times New Roman"/>
+          <w:bCs/>
+          <w:iCs/>
+          <w:szCs w:val="26"/>
+        </w:rPr>
+        <w:t>tensor([[0., 0., 0.],</w:t>
+      </w:r>
+    </w:p>
+    <w:p>
+      <w:pPr>
+        <w:rPr>
+          <w:rFonts w:cs="Times New Roman"/>
+          <w:bCs/>
+          <w:iCs/>
+          <w:szCs w:val="26"/>
+        </w:rPr>
+      </w:pPr>
+      <w:r>
+        <w:rPr>
+          <w:rFonts w:cs="Times New Roman"/>
+          <w:bCs/>
+          <w:iCs/>
+          <w:szCs w:val="26"/>
+        </w:rPr>
+        <w:t xml:space="preserve">        [0., 0., 0.]])</w:t>
+      </w:r>
+    </w:p>
+    <w:p>
+      <w:pPr>
+        <w:rPr>
+          <w:rFonts w:cs="Times New Roman"/>
+          <w:bCs/>
+          <w:iCs/>
+          <w:szCs w:val="26"/>
+        </w:rPr>
+      </w:pPr>
+      <w:r>
+        <w:rPr>
+          <w:rFonts w:cs="Times New Roman"/>
+          <w:bCs/>
+          <w:iCs/>
+          <w:szCs w:val="26"/>
+        </w:rPr>
+        <w:t>tensor([[1., 1., 1.],</w:t>
+      </w:r>
+    </w:p>
+    <w:p>
+      <w:pPr>
+        <w:rPr>
+          <w:rFonts w:cs="Times New Roman"/>
+          <w:bCs/>
+          <w:iCs/>
+          <w:szCs w:val="26"/>
+        </w:rPr>
+      </w:pPr>
+      <w:r>
+        <w:rPr>
+          <w:rFonts w:cs="Times New Roman"/>
+          <w:bCs/>
+          <w:iCs/>
+          <w:szCs w:val="26"/>
+        </w:rPr>
+        <w:t xml:space="preserve">        [1., 1., 1.]])</w:t>
+      </w:r>
+    </w:p>
+    <w:p>
+      <w:pPr>
+        <w:rPr>
+          <w:rFonts w:cs="Times New Roman"/>
+          <w:bCs/>
+          <w:iCs/>
+          <w:szCs w:val="26"/>
+        </w:rPr>
+      </w:pPr>
+      <w:r>
+        <w:rPr>
+          <w:rFonts w:cs="Times New Roman"/>
+          <w:bCs/>
+          <w:iCs/>
+          <w:szCs w:val="26"/>
+        </w:rPr>
+        <w:t>tensor([[1., 0., 0., 0.],</w:t>
+      </w:r>
+    </w:p>
+    <w:p>
+      <w:pPr>
+        <w:rPr>
+          <w:rFonts w:cs="Times New Roman"/>
+          <w:bCs/>
+          <w:iCs/>
+          <w:szCs w:val="26"/>
+        </w:rPr>
+      </w:pPr>
+      <w:r>
+        <w:rPr>
+          <w:rFonts w:cs="Times New Roman"/>
+          <w:bCs/>
+          <w:iCs/>
+          <w:szCs w:val="26"/>
+        </w:rPr>
+        <w:t xml:space="preserve">        [0., 1., 0., 0.],</w:t>
+      </w:r>
+    </w:p>
+    <w:p>
+      <w:pPr>
+        <w:rPr>
+          <w:rFonts w:cs="Times New Roman"/>
+          <w:bCs/>
+          <w:iCs/>
+          <w:szCs w:val="26"/>
+        </w:rPr>
+      </w:pPr>
+      <w:r>
+        <w:rPr>
+          <w:rFonts w:cs="Times New Roman"/>
+          <w:bCs/>
+          <w:iCs/>
+          <w:szCs w:val="26"/>
+        </w:rPr>
+        <w:t xml:space="preserve">        [0., 0., 1., 0.],</w:t>
+      </w:r>
+    </w:p>
+    <w:p>
+      <w:pPr>
+        <w:rPr>
+          <w:rFonts w:cs="Times New Roman"/>
+          <w:bCs/>
+          <w:iCs/>
+          <w:szCs w:val="26"/>
+        </w:rPr>
+      </w:pPr>
+      <w:r>
+        <w:rPr>
+          <w:rFonts w:cs="Times New Roman"/>
+          <w:bCs/>
+          <w:iCs/>
+          <w:szCs w:val="26"/>
+        </w:rPr>
+        <w:t xml:space="preserve">        [0., 0., 0., 1.]])</w:t>
+      </w:r>
+    </w:p>
+    <w:p>
+      <w:pPr>
+        <w:rPr>
+          <w:rFonts w:cs="Times New Roman"/>
+          <w:bCs/>
+          <w:iCs/>
+          <w:szCs w:val="26"/>
+        </w:rPr>
+      </w:pPr>
+      <w:r>
+        <w:rPr>
+          <w:rFonts w:cs="Times New Roman"/>
+          <w:bCs/>
+          <w:iCs/>
+          <w:szCs w:val="26"/>
+        </w:rPr>
+        <w:t>tensor([[10, 10, 10, 10, 10],</w:t>
+      </w:r>
+    </w:p>
+    <w:p>
+      <w:pPr>
+        <w:rPr>
+          <w:rFonts w:cs="Times New Roman"/>
+          <w:bCs/>
+          <w:iCs/>
+          <w:szCs w:val="26"/>
+        </w:rPr>
+      </w:pPr>
+      <w:r>
+        <w:rPr>
+          <w:rFonts w:cs="Times New Roman"/>
+          <w:bCs/>
+          <w:iCs/>
+          <w:szCs w:val="26"/>
+        </w:rPr>
+        <w:t xml:space="preserve">        [10, 10, 10, 10, 10],</w:t>
+      </w:r>
+    </w:p>
+    <w:p>
+      <w:pPr>
+        <w:rPr>
+          <w:rFonts w:cs="Times New Roman"/>
+          <w:bCs/>
+          <w:iCs/>
+          <w:szCs w:val="26"/>
+        </w:rPr>
+      </w:pPr>
+      <w:r>
+        <w:rPr>
+          <w:rFonts w:cs="Times New Roman"/>
+          <w:bCs/>
+          <w:iCs/>
+          <w:szCs w:val="26"/>
+        </w:rPr>
+        <w:t xml:space="preserve">        [10, 10, 10, 10, 10],</w:t>
+      </w:r>
+    </w:p>
+    <w:p>
+      <w:pPr>
+        <w:rPr>
+          <w:rFonts w:cs="Times New Roman"/>
+          <w:bCs/>
+          <w:iCs/>
+          <w:szCs w:val="26"/>
+        </w:rPr>
+      </w:pPr>
+      <w:r>
+        <w:rPr>
+          <w:rFonts w:cs="Times New Roman"/>
+          <w:bCs/>
+          <w:iCs/>
+          <w:szCs w:val="26"/>
+        </w:rPr>
+        <w:lastRenderedPageBreak/>
+        <w:t xml:space="preserve">        [10, 10, 10, 10, 10],</w:t>
+      </w:r>
+    </w:p>
+    <w:p>
+      <w:pPr>
+        <w:rPr>
+          <w:rFonts w:cs="Times New Roman"/>
+          <w:bCs/>
+          <w:iCs/>
+          <w:szCs w:val="26"/>
+        </w:rPr>
+      </w:pPr>
+      <w:r>
+        <w:rPr>
+          <w:rFonts w:cs="Times New Roman"/>
+          <w:bCs/>
+          <w:iCs/>
+          <w:szCs w:val="26"/>
+        </w:rPr>
+        <w:t xml:space="preserve">        [10, 10, 10, 10, 10]])</w:t>
+      </w:r>
+    </w:p>
+    <w:p>
+      <w:pPr>
+        <w:rPr>
+          <w:rFonts w:cs="Times New Roman"/>
+          <w:bCs/>
+          <w:iCs/>
+          <w:szCs w:val="26"/>
+        </w:rPr>
+      </w:pPr>
+      <w:r>
+        <w:rPr>
+          <w:rFonts w:cs="Times New Roman"/>
+          <w:bCs/>
+          <w:iCs/>
+          <w:szCs w:val="26"/>
+        </w:rPr>
+        <w:t>Nhận xét:</w:t>
+      </w:r>
+    </w:p>
+    <w:p>
+      <w:pPr>
+        <w:rPr>
+          <w:rFonts w:cs="Times New Roman"/>
+          <w:bCs/>
+          <w:iCs/>
+          <w:szCs w:val="26"/>
+        </w:rPr>
+      </w:pPr>
+      <w:r>
+        <w:rPr>
+          <w:rFonts w:cs="Times New Roman"/>
+          <w:bCs/>
+          <w:iCs/>
+          <w:szCs w:val="26"/>
+        </w:rPr>
+        <w:t>T</w:t>
+      </w:r>
+      <w:r>
+        <w:rPr>
+          <w:rFonts w:cs="Times New Roman"/>
+          <w:bCs/>
+          <w:iCs/>
+          <w:szCs w:val="26"/>
+        </w:rPr>
+        <w:t xml:space="preserve">orch.rand(): Sinh giá trị ngẫu nhiên theo phân phối đều (uniform distribution) trong khoảng </w:t>
+      </w:r>
+      <m:oMath>
+        <m:r>
+          <w:rPr>
+            <w:rFonts w:ascii="Cambria Math" w:hAnsi="Cambria Math" w:cs="Times New Roman"/>
+            <w:szCs w:val="26"/>
+          </w:rPr>
+          <m:t>[0,1)</m:t>
+        </m:r>
+      </m:oMath>
+      <w:r>
+        <w:rPr>
+          <w:rFonts w:cs="Times New Roman"/>
+          <w:bCs/>
+          <w:iCs/>
+          <w:szCs w:val="26"/>
+        </w:rPr>
+        <w:t>.</w:t>
+      </w:r>
+    </w:p>
+    <w:p>
+      <w:pPr>
+        <w:rPr>
+          <w:rFonts w:cs="Times New Roman"/>
+          <w:bCs/>
+          <w:iCs/>
+          <w:szCs w:val="26"/>
+        </w:rPr>
+      </w:pPr>
+      <w:r>
+        <w:rPr>
+          <w:rFonts w:cs="Times New Roman"/>
+          <w:bCs/>
+          <w:iCs/>
+          <w:szCs w:val="26"/>
+        </w:rPr>
+        <w:t>T</w:t>
+      </w:r>
+      <w:r>
+        <w:rPr>
+          <w:rFonts w:cs="Times New Roman"/>
+          <w:bCs/>
+          <w:iCs/>
+          <w:szCs w:val="26"/>
+        </w:rPr>
+        <w:t xml:space="preserve">orch.randn(): Sinh giá trị ngẫu nhiên theo phân phối chuẩn (standard normal distribution) với trung bình </w:t>
+      </w:r>
+      <m:oMath>
+        <m:r>
+          <w:rPr>
+            <w:rFonts w:ascii="Cambria Math" w:hAnsi="Cambria Math" w:cs="Times New Roman"/>
+            <w:szCs w:val="26"/>
+          </w:rPr>
+          <m:t>μ=0</m:t>
+        </m:r>
+      </m:oMath>
+      <w:r>
+        <w:rPr>
+          <w:rFonts w:cs="Times New Roman"/>
+          <w:bCs/>
+          <w:iCs/>
+          <w:szCs w:val="26"/>
+        </w:rPr>
+        <w:t xml:space="preserve"> và độ lệch chuẩn </w:t>
+      </w:r>
+      <m:oMath>
+        <m:r>
+          <w:rPr>
+            <w:rFonts w:ascii="Cambria Math" w:hAnsi="Cambria Math" w:cs="Times New Roman"/>
+            <w:szCs w:val="26"/>
+          </w:rPr>
+          <m:t>σ=1</m:t>
+        </m:r>
+      </m:oMath>
+      <w:r>
+        <w:rPr>
+          <w:rFonts w:cs="Times New Roman"/>
+          <w:bCs/>
+          <w:iCs/>
+          <w:szCs w:val="26"/>
+        </w:rPr>
+        <w:t>.</w:t>
+      </w:r>
+    </w:p>
+    <w:p>
+      <w:pPr>
+        <w:rPr>
+          <w:rFonts w:cs="Times New Roman"/>
+          <w:bCs/>
+          <w:iCs/>
+          <w:szCs w:val="26"/>
+        </w:rPr>
+      </w:pPr>
+      <w:r>
+        <w:rPr>
+          <w:rFonts w:cs="Times New Roman"/>
+          <w:bCs/>
+          <w:iCs/>
+          <w:szCs w:val="26"/>
+        </w:rPr>
+        <w:t>Tạo thêm một Tensor 5 × 5 chứa toàn giá trị 10</w:t>
+      </w:r>
+      <w:r>
+        <w:rPr>
+          <w:rFonts w:cs="Times New Roman"/>
+          <w:bCs/>
+          <w:iCs/>
+          <w:szCs w:val="26"/>
+        </w:rPr>
+        <w:t>:</w:t>
+      </w:r>
+    </w:p>
+    <w:p>
+      <w:pPr>
+        <w:rPr>
+          <w:rFonts w:cs="Times New Roman"/>
+          <w:bCs/>
+          <w:iCs/>
+          <w:szCs w:val="26"/>
+        </w:rPr>
+      </w:pPr>
+      <w:r>
+        <w:rPr>
+          <w:rFonts w:cs="Times New Roman"/>
+          <w:bCs/>
+          <w:iCs/>
+          <w:szCs w:val="26"/>
+        </w:rPr>
+        <w:t>tensor_10 = torch.full((5, 5), 10)</w:t>
+      </w:r>
+    </w:p>
+    <w:p>
+      <w:pPr>
+        <w:rPr>
+          <w:rFonts w:cs="Times New Roman"/>
+          <w:b/>
+          <w:iCs/>
+          <w:szCs w:val="26"/>
+        </w:rPr>
+      </w:pPr>
+      <w:r>
+        <w:rPr>
+          <w:rFonts w:cs="Times New Roman"/>
+          <w:b/>
+          <w:iCs/>
+          <w:szCs w:val="26"/>
+        </w:rPr>
+        <w:t>Bài 3. Kiểm tra thông tin Tensor</w:t>
+      </w:r>
+    </w:p>
+    <w:tbl>
+      <w:tblPr>
+        <w:tblStyle w:val="TableGrid"/>
+        <w:tblW w:w="0" w:type="auto"/>
+        <w:tblBorders>
+          <w:insideH w:val="none" w:sz="0" w:space="0" w:color="auto"/>
+        </w:tblBorders>
+        <w:tblLook w:val="04A0" w:firstRow="1" w:lastRow="0" w:firstColumn="1" w:lastColumn="0" w:noHBand="0" w:noVBand="1"/>
+      </w:tblPr>
+      <w:tblGrid>
+        <w:gridCol w:w="9350"/>
+      </w:tblGrid>
+      <w:tr>
+        <w:tc>
+          <w:tcPr>
+            <w:tcW w:w="9350" w:type="dxa"/>
+          </w:tcPr>
+          <w:p>
+            <w:pPr>
+              <w:rPr>
+                <w:rFonts w:cs="Times New Roman"/>
+                <w:bCs/>
+                <w:iCs/>
+                <w:szCs w:val="26"/>
+              </w:rPr>
+            </w:pPr>
+            <w:r>
+              <w:rPr>
+                <w:rFonts w:cs="Times New Roman"/>
+                <w:bCs/>
+                <w:iCs/>
+                <w:szCs w:val="26"/>
+              </w:rPr>
+              <w:t xml:space="preserve">import torch </w:t>
+            </w:r>
+          </w:p>
+        </w:tc>
+      </w:tr>
+      <w:tr>
+        <w:tc>
+          <w:tcPr>
+            <w:tcW w:w="9350" w:type="dxa"/>
+          </w:tcPr>
+          <w:p>
+            <w:pPr>
+              <w:rPr>
+                <w:rFonts w:cs="Times New Roman"/>
+                <w:bCs/>
+                <w:iCs/>
+                <w:szCs w:val="26"/>
+              </w:rPr>
+            </w:pPr>
+            <w:r>
+              <w:rPr>
+                <w:rFonts w:cs="Times New Roman"/>
+                <w:bCs/>
+                <w:iCs/>
+                <w:szCs w:val="26"/>
+              </w:rPr>
+              <w:t xml:space="preserve">a = torch.zeros(2, 3, 4) </w:t>
+            </w:r>
+          </w:p>
+        </w:tc>
+      </w:tr>
+      <w:tr>
+        <w:tc>
+          <w:tcPr>
+            <w:tcW w:w="9350" w:type="dxa"/>
+          </w:tcPr>
+          <w:p>
+            <w:pPr>
+              <w:rPr>
+                <w:rFonts w:cs="Times New Roman"/>
+                <w:bCs/>
+                <w:iCs/>
+                <w:szCs w:val="26"/>
+              </w:rPr>
+            </w:pPr>
+            <w:r>
+              <w:rPr>
+                <w:rFonts w:cs="Times New Roman"/>
+                <w:bCs/>
+                <w:iCs/>
+                <w:szCs w:val="26"/>
+              </w:rPr>
+              <w:t xml:space="preserve">print("Tensor:") </w:t>
+            </w:r>
+          </w:p>
+        </w:tc>
+      </w:tr>
+      <w:tr>
+        <w:tc>
+          <w:tcPr>
+            <w:tcW w:w="9350" w:type="dxa"/>
+          </w:tcPr>
+          <w:p>
+            <w:pPr>
+              <w:rPr>
+                <w:rFonts w:cs="Times New Roman"/>
+                <w:bCs/>
+                <w:iCs/>
+                <w:szCs w:val="26"/>
+              </w:rPr>
+            </w:pPr>
+            <w:r>
+              <w:rPr>
+                <w:rFonts w:cs="Times New Roman"/>
+                <w:bCs/>
+                <w:iCs/>
+                <w:szCs w:val="26"/>
+              </w:rPr>
+              <w:t xml:space="preserve">print(a) </w:t>
+            </w:r>
+          </w:p>
+        </w:tc>
+      </w:tr>
+      <w:tr>
+        <w:tc>
+          <w:tcPr>
+            <w:tcW w:w="9350" w:type="dxa"/>
+          </w:tcPr>
+          <w:p>
+            <w:pPr>
+              <w:rPr>
+                <w:rFonts w:cs="Times New Roman"/>
+                <w:bCs/>
+                <w:iCs/>
+                <w:szCs w:val="26"/>
+              </w:rPr>
+            </w:pPr>
+            <w:r>
+              <w:rPr>
+                <w:rFonts w:cs="Times New Roman"/>
+                <w:bCs/>
+                <w:iCs/>
+                <w:szCs w:val="26"/>
+              </w:rPr>
+              <w:t xml:space="preserve">print("Shape:", a.shape) </w:t>
+            </w:r>
+          </w:p>
+        </w:tc>
+      </w:tr>
+      <w:tr>
+        <w:tc>
+          <w:tcPr>
+            <w:tcW w:w="9350" w:type="dxa"/>
+          </w:tcPr>
+          <w:p>
+            <w:pPr>
+              <w:rPr>
+                <w:rFonts w:cs="Times New Roman"/>
+                <w:bCs/>
+                <w:iCs/>
+                <w:szCs w:val="26"/>
+              </w:rPr>
+            </w:pPr>
+            <w:r>
+              <w:rPr>
+                <w:rFonts w:cs="Times New Roman"/>
+                <w:bCs/>
+                <w:iCs/>
+                <w:szCs w:val="26"/>
+              </w:rPr>
+              <w:t xml:space="preserve">print("Size:", a.size()) </w:t>
+            </w:r>
+          </w:p>
+        </w:tc>
+      </w:tr>
+      <w:tr>
+        <w:tc>
+          <w:tcPr>
+            <w:tcW w:w="9350" w:type="dxa"/>
+          </w:tcPr>
+          <w:p>
+            <w:pPr>
+              <w:rPr>
+                <w:rFonts w:cs="Times New Roman"/>
+                <w:bCs/>
+                <w:iCs/>
+                <w:szCs w:val="26"/>
+              </w:rPr>
+            </w:pPr>
+            <w:r>
+              <w:rPr>
+                <w:rFonts w:cs="Times New Roman"/>
+                <w:bCs/>
+                <w:iCs/>
+                <w:szCs w:val="26"/>
+              </w:rPr>
+              <w:t xml:space="preserve">print("Number of dimensions:", a.ndim) </w:t>
+            </w:r>
+          </w:p>
+        </w:tc>
+      </w:tr>
+      <w:tr>
+        <w:tc>
+          <w:tcPr>
+            <w:tcW w:w="9350" w:type="dxa"/>
+          </w:tcPr>
+          <w:p>
+            <w:pPr>
+              <w:rPr>
+                <w:rFonts w:cs="Times New Roman"/>
+                <w:bCs/>
+                <w:iCs/>
+                <w:szCs w:val="26"/>
+              </w:rPr>
+            </w:pPr>
+            <w:r>
+              <w:rPr>
+                <w:rFonts w:cs="Times New Roman"/>
+                <w:bCs/>
+                <w:iCs/>
+                <w:szCs w:val="26"/>
+              </w:rPr>
+              <w:t>print("Data type:", a.dtype)</w:t>
+            </w:r>
+          </w:p>
+        </w:tc>
+      </w:tr>
+    </w:tbl>
+    <w:p>
+      <w:pPr>
+        <w:rPr>
+          <w:rFonts w:cs="Times New Roman"/>
+          <w:bCs/>
+          <w:iCs/>
+          <w:szCs w:val="26"/>
+        </w:rPr>
+      </w:pPr>
+      <w:r>
+        <w:rPr>
+          <w:rFonts w:cs="Times New Roman"/>
+          <w:bCs/>
+          <w:iCs/>
+          <w:szCs w:val="26"/>
+        </w:rPr>
+        <w:t>Output:</w:t>
+      </w:r>
+      <w:r>
+        <w:rPr>
+          <w:rFonts w:cs="Times New Roman"/>
+          <w:bCs/>
+          <w:iCs/>
+          <w:szCs w:val="26"/>
+        </w:rPr>
+        <w:br/>
+      </w:r>
+      <w:r>
+        <w:rPr>
+          <w:rFonts w:cs="Times New Roman"/>
+          <w:bCs/>
+          <w:iCs/>
+          <w:szCs w:val="26"/>
+        </w:rPr>
+        <w:t>Tensor:</w:t>
+      </w:r>
+    </w:p>
+    <w:p>
+      <w:pPr>
+        <w:rPr>
+          <w:rFonts w:cs="Times New Roman"/>
+          <w:bCs/>
+          <w:iCs/>
+          <w:szCs w:val="26"/>
+        </w:rPr>
+      </w:pPr>
+      <w:r>
+        <w:rPr>
+          <w:rFonts w:cs="Times New Roman"/>
+          <w:bCs/>
+          <w:iCs/>
+          <w:szCs w:val="26"/>
+        </w:rPr>
+        <w:t>tensor([[[0., 0., 0., 0.],</w:t>
+      </w:r>
+    </w:p>
+    <w:p>
+      <w:pPr>
+        <w:rPr>
+          <w:rFonts w:cs="Times New Roman"/>
+          <w:bCs/>
+          <w:iCs/>
+          <w:szCs w:val="26"/>
+        </w:rPr>
+      </w:pPr>
+      <w:r>
+        <w:rPr>
+          <w:rFonts w:cs="Times New Roman"/>
+          <w:bCs/>
+          <w:iCs/>
+          <w:szCs w:val="26"/>
+        </w:rPr>
+        <w:t xml:space="preserve">         [0., 0., 0., 0.],</w:t>
+      </w:r>
+    </w:p>
+    <w:p>
+      <w:pPr>
+        <w:rPr>
+          <w:rFonts w:cs="Times New Roman"/>
+          <w:bCs/>
+          <w:iCs/>
+          <w:szCs w:val="26"/>
+        </w:rPr>
+      </w:pPr>
+      <w:r>
+        <w:rPr>
+          <w:rFonts w:cs="Times New Roman"/>
+          <w:bCs/>
+          <w:iCs/>
+          <w:szCs w:val="26"/>
+        </w:rPr>
+        <w:t xml:space="preserve">         [0., 0., 0., 0.]],</w:t>
+      </w:r>
+    </w:p>
+    <w:p>
+      <w:pPr>
+        <w:rPr>
+          <w:rFonts w:cs="Times New Roman"/>
+          <w:bCs/>
+          <w:iCs/>
+          <w:szCs w:val="26"/>
+        </w:rPr>
+      </w:pPr>
+    </w:p>
+    <w:p>
+      <w:pPr>
+        <w:rPr>
+          <w:rFonts w:cs="Times New Roman"/>
+          <w:bCs/>
+          <w:iCs/>
+          <w:szCs w:val="26"/>
+        </w:rPr>
+      </w:pPr>
+      <w:r>
+        <w:rPr>
+          <w:rFonts w:cs="Times New Roman"/>
+          <w:bCs/>
+          <w:iCs/>
+          <w:szCs w:val="26"/>
+        </w:rPr>
+        <w:t xml:space="preserve">        [[0., 0., 0., 0.],</w:t>
+      </w:r>
+    </w:p>
+    <w:p>
+      <w:pPr>
+        <w:rPr>
+          <w:rFonts w:cs="Times New Roman"/>
+          <w:bCs/>
+          <w:iCs/>
+          <w:szCs w:val="26"/>
+        </w:rPr>
+      </w:pPr>
+      <w:r>
+        <w:rPr>
+          <w:rFonts w:cs="Times New Roman"/>
+          <w:bCs/>
+          <w:iCs/>
+          <w:szCs w:val="26"/>
+        </w:rPr>
+        <w:lastRenderedPageBreak/>
+        <w:t xml:space="preserve">         [0., 0., 0., 0.],</w:t>
+      </w:r>
+    </w:p>
+    <w:p>
+      <w:pPr>
+        <w:rPr>
+          <w:rFonts w:cs="Times New Roman"/>
+          <w:bCs/>
+          <w:iCs/>
+          <w:szCs w:val="26"/>
+        </w:rPr>
+      </w:pPr>
+      <w:r>
+        <w:rPr>
+          <w:rFonts w:cs="Times New Roman"/>
+          <w:bCs/>
+          <w:iCs/>
+          <w:szCs w:val="26"/>
+        </w:rPr>
+        <w:t xml:space="preserve">         [0., 0., 0., 0.]]])</w:t>
+      </w:r>
+    </w:p>
+    <w:p>
+      <w:pPr>
+        <w:rPr>
+          <w:rFonts w:cs="Times New Roman"/>
+          <w:bCs/>
+          <w:iCs/>
+          <w:szCs w:val="26"/>
+        </w:rPr>
+      </w:pPr>
+      <w:r>
+        <w:rPr>
+          <w:rFonts w:cs="Times New Roman"/>
+          <w:bCs/>
+          <w:iCs/>
+          <w:szCs w:val="26"/>
+        </w:rPr>
+        <w:t>Shape: torch.Size([2, 3, 4])</w:t>
+      </w:r>
+    </w:p>
+    <w:p>
+      <w:pPr>
+        <w:rPr>
+          <w:rFonts w:cs="Times New Roman"/>
+          <w:bCs/>
+          <w:iCs/>
+          <w:szCs w:val="26"/>
+        </w:rPr>
+      </w:pPr>
+      <w:r>
+        <w:rPr>
+          <w:rFonts w:cs="Times New Roman"/>
+          <w:bCs/>
+          <w:iCs/>
+          <w:szCs w:val="26"/>
+        </w:rPr>
+        <w:t>Size: torch.Size([2, 3, 4])</w:t>
+      </w:r>
+    </w:p>
+    <w:p>
+      <w:pPr>
+        <w:rPr>
+          <w:rFonts w:cs="Times New Roman"/>
+          <w:bCs/>
+          <w:iCs/>
+          <w:szCs w:val="26"/>
+        </w:rPr>
+      </w:pPr>
+      <w:r>
+        <w:rPr>
+          <w:rFonts w:cs="Times New Roman"/>
+          <w:bCs/>
+          <w:iCs/>
+          <w:szCs w:val="26"/>
+        </w:rPr>
+        <w:t>Number of dimensions: 3</w:t>
+      </w:r>
+    </w:p>
+    <w:p>
+      <w:pPr>
+        <w:rPr>
+          <w:rFonts w:cs="Times New Roman"/>
+          <w:bCs/>
+          <w:iCs/>
+          <w:szCs w:val="26"/>
+        </w:rPr>
+      </w:pPr>
+      <w:r>
+        <w:rPr>
+          <w:rFonts w:cs="Times New Roman"/>
+          <w:bCs/>
+          <w:iCs/>
+          <w:szCs w:val="26"/>
+        </w:rPr>
+        <w:t>Data type: torch.float32</w:t>
+      </w:r>
+    </w:p>
+    <w:p>
+      <w:pPr>
+        <w:rPr>
+          <w:rFonts w:cs="Times New Roman"/>
+          <w:bCs/>
+          <w:iCs/>
+          <w:szCs w:val="26"/>
+        </w:rPr>
+      </w:pPr>
+      <w:r>
+        <w:rPr>
+          <w:rFonts w:cs="Times New Roman"/>
+          <w:bCs/>
+          <w:iCs/>
+          <w:szCs w:val="26"/>
+        </w:rPr>
+        <w:t>Nhận xét:</w:t>
+      </w:r>
+    </w:p>
+    <w:p>
+      <w:pPr>
+        <w:rPr>
+          <w:rFonts w:cs="Times New Roman"/>
+          <w:bCs/>
+          <w:iCs/>
+          <w:szCs w:val="26"/>
+        </w:rPr>
+      </w:pPr>
+      <w:r>
+        <w:rPr>
+          <w:rFonts w:cs="Times New Roman"/>
+          <w:bCs/>
+          <w:iCs/>
+          <w:szCs w:val="26"/>
+        </w:rPr>
+        <w:t>Tensor có 3 chiều: chiều thứ nhất gồm 2 khối/ma trận con; mỗi khối gồm 3 hàng; mỗi hàng gồm 4 cột</w:t>
+      </w:r>
+    </w:p>
+    <w:p>
+      <w:pPr>
+        <w:rPr>
+          <w:rFonts w:cs="Times New Roman"/>
+          <w:b/>
+          <w:iCs/>
+          <w:szCs w:val="26"/>
+        </w:rPr>
+      </w:pPr>
+      <w:r>
+        <w:rPr>
+          <w:rFonts w:cs="Times New Roman"/>
+          <w:b/>
+          <w:iCs/>
+          <w:szCs w:val="26"/>
+        </w:rPr>
+        <w:t>Bài 4. Slicing và Indexing</w:t>
+      </w:r>
+    </w:p>
+    <w:tbl>
+      <w:tblPr>
+        <w:tblStyle w:val="TableGrid"/>
+        <w:tblW w:w="0" w:type="auto"/>
+        <w:tblBorders>
+          <w:insideH w:val="none" w:sz="0" w:space="0" w:color="auto"/>
+        </w:tblBorders>
+        <w:tblLook w:val="04A0" w:firstRow="1" w:lastRow="0" w:firstColumn="1" w:lastColumn="0" w:noHBand="0" w:noVBand="1"/>
+      </w:tblPr>
+      <w:tblGrid>
+        <w:gridCol w:w="9350"/>
+      </w:tblGrid>
+      <w:tr>
+        <w:tc>
+          <w:tcPr>
+            <w:tcW w:w="9350" w:type="dxa"/>
+          </w:tcPr>
+          <w:p>
+            <w:pPr>
+              <w:rPr>
+                <w:rFonts w:cs="Times New Roman"/>
+                <w:bCs/>
+                <w:iCs/>
+                <w:szCs w:val="26"/>
+              </w:rPr>
+            </w:pPr>
+            <w:r>
+              <w:rPr>
+                <w:rFonts w:cs="Times New Roman"/>
+                <w:bCs/>
+                <w:iCs/>
+                <w:szCs w:val="26"/>
+              </w:rPr>
+              <w:t xml:space="preserve">import torch </w:t>
+            </w:r>
+          </w:p>
+        </w:tc>
+      </w:tr>
+      <w:tr>
+        <w:tc>
+          <w:tcPr>
+            <w:tcW w:w="9350" w:type="dxa"/>
+          </w:tcPr>
+          <w:p>
+            <w:pPr>
+              <w:rPr>
+                <w:rFonts w:cs="Times New Roman"/>
+                <w:bCs/>
+                <w:iCs/>
+                <w:szCs w:val="26"/>
+              </w:rPr>
+            </w:pPr>
+            <w:r>
+              <w:rPr>
+                <w:rFonts w:cs="Times New Roman"/>
+                <w:bCs/>
+                <w:iCs/>
+                <w:szCs w:val="26"/>
+              </w:rPr>
+              <w:t> </w:t>
+            </w:r>
+          </w:p>
+        </w:tc>
+      </w:tr>
+      <w:tr>
+        <w:tc>
+          <w:tcPr>
+            <w:tcW w:w="9350" w:type="dxa"/>
+          </w:tcPr>
+          <w:p>
+            <w:pPr>
+              <w:rPr>
+                <w:rFonts w:cs="Times New Roman"/>
+                <w:bCs/>
+                <w:iCs/>
+                <w:szCs w:val="26"/>
+              </w:rPr>
+            </w:pPr>
+            <w:r>
+              <w:rPr>
+                <w:rFonts w:cs="Times New Roman"/>
+                <w:bCs/>
+                <w:iCs/>
+                <w:szCs w:val="26"/>
+              </w:rPr>
+              <w:t xml:space="preserve">a = torch.randn(3, 4, 5) </w:t>
+            </w:r>
+          </w:p>
+        </w:tc>
+      </w:tr>
+      <w:tr>
+        <w:tc>
+          <w:tcPr>
+            <w:tcW w:w="9350" w:type="dxa"/>
+          </w:tcPr>
+          <w:p>
+            <w:pPr>
+              <w:rPr>
+                <w:rFonts w:cs="Times New Roman"/>
+                <w:bCs/>
+                <w:iCs/>
+                <w:szCs w:val="26"/>
+              </w:rPr>
+            </w:pPr>
+            <w:r>
+              <w:rPr>
+                <w:rFonts w:cs="Times New Roman"/>
+                <w:bCs/>
+                <w:iCs/>
+                <w:szCs w:val="26"/>
+              </w:rPr>
+              <w:t> </w:t>
+            </w:r>
+          </w:p>
+        </w:tc>
+      </w:tr>
+      <w:tr>
+        <w:tc>
+          <w:tcPr>
+            <w:tcW w:w="9350" w:type="dxa"/>
+          </w:tcPr>
+          <w:p>
+            <w:pPr>
+              <w:rPr>
+                <w:rFonts w:cs="Times New Roman"/>
+                <w:bCs/>
+                <w:iCs/>
+                <w:szCs w:val="26"/>
+              </w:rPr>
+            </w:pPr>
+            <w:r>
+              <w:rPr>
+                <w:rFonts w:cs="Times New Roman"/>
+                <w:bCs/>
+                <w:iCs/>
+                <w:szCs w:val="26"/>
+              </w:rPr>
+              <w:t xml:space="preserve">print("Original tensor:") </w:t>
+            </w:r>
+          </w:p>
+        </w:tc>
+      </w:tr>
+      <w:tr>
+        <w:tc>
+          <w:tcPr>
+            <w:tcW w:w="9350" w:type="dxa"/>
+          </w:tcPr>
+          <w:p>
+            <w:pPr>
+              <w:rPr>
+                <w:rFonts w:cs="Times New Roman"/>
+                <w:bCs/>
+                <w:iCs/>
+                <w:szCs w:val="26"/>
+              </w:rPr>
+            </w:pPr>
+            <w:r>
+              <w:rPr>
+                <w:rFonts w:cs="Times New Roman"/>
+                <w:bCs/>
+                <w:iCs/>
+                <w:szCs w:val="26"/>
+              </w:rPr>
+              <w:t xml:space="preserve">print(a) </w:t>
+            </w:r>
+          </w:p>
+        </w:tc>
+      </w:tr>
+      <w:tr>
+        <w:tc>
+          <w:tcPr>
+            <w:tcW w:w="9350" w:type="dxa"/>
+          </w:tcPr>
+          <w:p>
+            <w:pPr>
+              <w:rPr>
+                <w:rFonts w:cs="Times New Roman"/>
+                <w:bCs/>
+                <w:iCs/>
+                <w:szCs w:val="26"/>
+              </w:rPr>
+            </w:pPr>
+            <w:r>
+              <w:rPr>
+                <w:rFonts w:cs="Times New Roman"/>
+                <w:bCs/>
+                <w:iCs/>
+                <w:szCs w:val="26"/>
+              </w:rPr>
+              <w:t> </w:t>
+            </w:r>
+          </w:p>
+        </w:tc>
+      </w:tr>
+      <w:tr>
+        <w:tc>
+          <w:tcPr>
+            <w:tcW w:w="9350" w:type="dxa"/>
+          </w:tcPr>
+          <w:p>
+            <w:pPr>
+              <w:rPr>
+                <w:rFonts w:cs="Times New Roman"/>
+                <w:bCs/>
+                <w:iCs/>
+                <w:szCs w:val="26"/>
+              </w:rPr>
+            </w:pPr>
+            <w:r>
+              <w:rPr>
+                <w:rFonts w:cs="Times New Roman"/>
+                <w:bCs/>
+                <w:iCs/>
+                <w:szCs w:val="26"/>
+              </w:rPr>
+              <w:t xml:space="preserve">print("\nTensor a[1]:") </w:t>
+            </w:r>
+          </w:p>
+        </w:tc>
+      </w:tr>
+      <w:tr>
+        <w:tc>
+          <w:tcPr>
+            <w:tcW w:w="9350" w:type="dxa"/>
+          </w:tcPr>
+          <w:p>
+            <w:pPr>
+              <w:rPr>
+                <w:rFonts w:cs="Times New Roman"/>
+                <w:bCs/>
+                <w:iCs/>
+                <w:szCs w:val="26"/>
+              </w:rPr>
+            </w:pPr>
+            <w:r>
+              <w:rPr>
+                <w:rFonts w:cs="Times New Roman"/>
+                <w:bCs/>
+                <w:iCs/>
+                <w:szCs w:val="26"/>
+              </w:rPr>
+              <w:t xml:space="preserve">print(a[1]) </w:t>
+            </w:r>
+          </w:p>
+        </w:tc>
+      </w:tr>
+      <w:tr>
+        <w:tc>
+          <w:tcPr>
+            <w:tcW w:w="9350" w:type="dxa"/>
+          </w:tcPr>
+          <w:p>
+            <w:pPr>
+              <w:rPr>
+                <w:rFonts w:cs="Times New Roman"/>
+                <w:bCs/>
+                <w:iCs/>
+                <w:szCs w:val="26"/>
+              </w:rPr>
+            </w:pPr>
+            <w:r>
+              <w:rPr>
+                <w:rFonts w:cs="Times New Roman"/>
+                <w:bCs/>
+                <w:iCs/>
+                <w:szCs w:val="26"/>
+              </w:rPr>
+              <w:t> </w:t>
+            </w:r>
+          </w:p>
+        </w:tc>
+      </w:tr>
+      <w:tr>
+        <w:tc>
+          <w:tcPr>
+            <w:tcW w:w="9350" w:type="dxa"/>
+          </w:tcPr>
+          <w:p>
+            <w:pPr>
+              <w:rPr>
+                <w:rFonts w:cs="Times New Roman"/>
+                <w:bCs/>
+                <w:iCs/>
+                <w:szCs w:val="26"/>
+              </w:rPr>
+            </w:pPr>
+            <w:r>
+              <w:rPr>
+                <w:rFonts w:cs="Times New Roman"/>
+                <w:bCs/>
+                <w:iCs/>
+                <w:szCs w:val="26"/>
+              </w:rPr>
+              <w:t xml:space="preserve">print("\nTensor a[1:, 2:4]:") </w:t>
+            </w:r>
+          </w:p>
+        </w:tc>
+      </w:tr>
+      <w:tr>
+        <w:tc>
+          <w:tcPr>
+            <w:tcW w:w="9350" w:type="dxa"/>
+          </w:tcPr>
+          <w:p>
+            <w:pPr>
+              <w:rPr>
+                <w:rFonts w:cs="Times New Roman"/>
+                <w:bCs/>
+                <w:iCs/>
+                <w:szCs w:val="26"/>
+              </w:rPr>
+            </w:pPr>
+            <w:r>
+              <w:rPr>
+                <w:rFonts w:cs="Times New Roman"/>
+                <w:bCs/>
+                <w:iCs/>
+                <w:szCs w:val="26"/>
+              </w:rPr>
+              <w:t xml:space="preserve">print(a[1:, 2:4]) </w:t>
+            </w:r>
+          </w:p>
+          <w:p>
+            <w:pPr>
+              <w:rPr>
+                <w:rFonts w:cs="Times New Roman"/>
+                <w:bCs/>
+                <w:iCs/>
+                <w:szCs w:val="26"/>
+              </w:rPr>
+            </w:pPr>
+          </w:p>
+          <w:p>
+            <w:pPr>
+              <w:rPr>
+                <w:rFonts w:cs="Times New Roman"/>
+                <w:bCs/>
+                <w:iCs/>
+                <w:szCs w:val="26"/>
+              </w:rPr>
+            </w:pPr>
+            <w:r>
+              <w:rPr>
+                <w:rFonts w:cs="Times New Roman"/>
+                <w:bCs/>
+                <w:iCs/>
+                <w:szCs w:val="26"/>
+              </w:rPr>
+              <w:t xml:space="preserve">print("\nTensor a[:, :, -2:]:") </w:t>
+            </w:r>
+          </w:p>
+          <w:p>
+            <w:pPr>
+              <w:rPr>
+                <w:rFonts w:cs="Times New Roman"/>
+                <w:bCs/>
+                <w:iCs/>
+                <w:szCs w:val="26"/>
+              </w:rPr>
+            </w:pPr>
+            <w:r>
+              <w:rPr>
+                <w:rFonts w:cs="Times New Roman"/>
+                <w:bCs/>
+                <w:iCs/>
+                <w:szCs w:val="26"/>
+              </w:rPr>
+              <w:lastRenderedPageBreak/>
+              <w:t xml:space="preserve">print(a[:, :, -2:]) </w:t>
+            </w:r>
+          </w:p>
+        </w:tc>
+      </w:tr>
+    </w:tbl>
+    <w:p>
+      <w:pPr>
+        <w:rPr>
+          <w:rFonts w:cs="Times New Roman"/>
+          <w:bCs/>
+          <w:iCs/>
+          <w:szCs w:val="26"/>
+        </w:rPr>
+      </w:pPr>
+      <w:r>
+        <w:rPr>
+          <w:rFonts w:cs="Times New Roman"/>
+          <w:bCs/>
+          <w:iCs/>
+          <w:szCs w:val="26"/>
+        </w:rPr>
+        <w:lastRenderedPageBreak/>
+        <w:t>Output:</w:t>
+      </w:r>
+    </w:p>
+    <w:p>
+      <w:pPr>
+        <w:rPr>
+          <w:rFonts w:cs="Times New Roman"/>
+          <w:bCs/>
+          <w:iCs/>
+          <w:szCs w:val="26"/>
+        </w:rPr>
+      </w:pPr>
+      <w:r>
+        <w:rPr>
+          <w:rFonts w:cs="Times New Roman"/>
+          <w:bCs/>
+          <w:iCs/>
+          <w:szCs w:val="26"/>
+        </w:rPr>
+        <w:t>Original tensor:</w:t>
+      </w:r>
+    </w:p>
+    <w:p>
+      <w:pPr>
+        <w:rPr>
+          <w:rFonts w:cs="Times New Roman"/>
+          <w:bCs/>
+          <w:iCs/>
+          <w:szCs w:val="26"/>
+        </w:rPr>
+      </w:pPr>
+      <w:r>
+        <w:rPr>
+          <w:rFonts w:cs="Times New Roman"/>
+          <w:bCs/>
+          <w:iCs/>
+          <w:szCs w:val="26"/>
+        </w:rPr>
+        <w:t>tensor([[[ 2.3401,  0.7071, -0.1074, -1.9502, -0.5901],</w:t>
+      </w:r>
+    </w:p>
+    <w:p>
+      <w:pPr>
+        <w:rPr>
+          <w:rFonts w:cs="Times New Roman"/>
+          <w:bCs/>
+          <w:iCs/>
+          <w:szCs w:val="26"/>
+        </w:rPr>
+      </w:pPr>
+      <w:r>
+        <w:rPr>
+          <w:rFonts w:cs="Times New Roman"/>
+          <w:bCs/>
+          <w:iCs/>
+          <w:szCs w:val="26"/>
+        </w:rPr>
+        <w:t xml:space="preserve">         [-0.3077, -1.5029,  1.2024, -2.8486,  0.6124],</w:t>
+      </w:r>
+    </w:p>
+    <w:p>
+      <w:pPr>
+        <w:rPr>
+          <w:rFonts w:cs="Times New Roman"/>
+          <w:bCs/>
+          <w:iCs/>
+          <w:szCs w:val="26"/>
+        </w:rPr>
+      </w:pPr>
+      <w:r>
+        <w:rPr>
+          <w:rFonts w:cs="Times New Roman"/>
+          <w:bCs/>
+          <w:iCs/>
+          <w:szCs w:val="26"/>
+        </w:rPr>
+        <w:t xml:space="preserve">         [-0.1020,  2.2639,  0.0140, -0.1975,  0.2654],</w:t>
+      </w:r>
+    </w:p>
+    <w:p>
+      <w:pPr>
+        <w:rPr>
+          <w:rFonts w:cs="Times New Roman"/>
+          <w:bCs/>
+          <w:iCs/>
+          <w:szCs w:val="26"/>
+        </w:rPr>
+      </w:pPr>
+      <w:r>
+        <w:rPr>
+          <w:rFonts w:cs="Times New Roman"/>
+          <w:bCs/>
+          <w:iCs/>
+          <w:szCs w:val="26"/>
+        </w:rPr>
+        <w:t xml:space="preserve">         [ 0.4667,  0.3944, -1.0879,  0.4600,  0.8795]],</w:t>
+      </w:r>
+    </w:p>
+    <w:p>
+      <w:pPr>
+        <w:rPr>
+          <w:rFonts w:cs="Times New Roman"/>
+          <w:bCs/>
+          <w:iCs/>
+          <w:szCs w:val="26"/>
+        </w:rPr>
+      </w:pPr>
+    </w:p>
+    <w:p>
+      <w:pPr>
+        <w:rPr>
+          <w:rFonts w:cs="Times New Roman"/>
+          <w:bCs/>
+          <w:iCs/>
+          <w:szCs w:val="26"/>
+        </w:rPr>
+      </w:pPr>
+      <w:r>
+        <w:rPr>
+          <w:rFonts w:cs="Times New Roman"/>
+          <w:bCs/>
+          <w:iCs/>
+          <w:szCs w:val="26"/>
+        </w:rPr>
+        <w:t xml:space="preserve">        [[-0.8799,  1.1031, -0.6720,  0.3338,  1.1246],</w:t>
+      </w:r>
+    </w:p>
+    <w:p>
+      <w:pPr>
+        <w:rPr>
+          <w:rFonts w:cs="Times New Roman"/>
+          <w:bCs/>
+          <w:iCs/>
+          <w:szCs w:val="26"/>
+        </w:rPr>
+      </w:pPr>
+      <w:r>
+        <w:rPr>
+          <w:rFonts w:cs="Times New Roman"/>
+          <w:bCs/>
+          <w:iCs/>
+          <w:szCs w:val="26"/>
+        </w:rPr>
+        <w:t xml:space="preserve">         [ 0.8191, -0.5440,  0.2349,  0.7518,  0.1450],</w:t>
+      </w:r>
+    </w:p>
+    <w:p>
+      <w:pPr>
+        <w:rPr>
+          <w:rFonts w:cs="Times New Roman"/>
+          <w:bCs/>
+          <w:iCs/>
+          <w:szCs w:val="26"/>
+        </w:rPr>
+      </w:pPr>
+      <w:r>
+        <w:rPr>
+          <w:rFonts w:cs="Times New Roman"/>
+          <w:bCs/>
+          <w:iCs/>
+          <w:szCs w:val="26"/>
+        </w:rPr>
+        <w:t xml:space="preserve">         [-0.6696, -0.0266,  0.6443, -1.3497,  0.5659],</w:t>
+      </w:r>
+    </w:p>
+    <w:p>
+      <w:pPr>
+        <w:rPr>
+          <w:rFonts w:cs="Times New Roman"/>
+          <w:bCs/>
+          <w:iCs/>
+          <w:szCs w:val="26"/>
+        </w:rPr>
+      </w:pPr>
+      <w:r>
+        <w:rPr>
+          <w:rFonts w:cs="Times New Roman"/>
+          <w:bCs/>
+          <w:iCs/>
+          <w:szCs w:val="26"/>
+        </w:rPr>
+        <w:t xml:space="preserve">         [ 0.1565,  0.2376, -1.0229,  1.3742, -0.2791]],</w:t>
+      </w:r>
+    </w:p>
+    <w:p>
+      <w:pPr>
+        <w:rPr>
+          <w:rFonts w:cs="Times New Roman"/>
+          <w:bCs/>
+          <w:iCs/>
+          <w:szCs w:val="26"/>
+        </w:rPr>
+      </w:pPr>
+    </w:p>
+    <w:p>
+      <w:pPr>
+        <w:rPr>
+          <w:rFonts w:cs="Times New Roman"/>
+          <w:bCs/>
+          <w:iCs/>
+          <w:szCs w:val="26"/>
+        </w:rPr>
+      </w:pPr>
+      <w:r>
+        <w:rPr>
+          <w:rFonts w:cs="Times New Roman"/>
+          <w:bCs/>
+          <w:iCs/>
+          <w:szCs w:val="26"/>
+        </w:rPr>
+        <w:t xml:space="preserve">        [[-0.2191, -1.3720,  0.0948, -1.3425,  0.5829],</w:t>
+      </w:r>
+    </w:p>
+    <w:p>
+      <w:pPr>
+        <w:rPr>
+          <w:rFonts w:cs="Times New Roman"/>
+          <w:bCs/>
+          <w:iCs/>
+          <w:szCs w:val="26"/>
+        </w:rPr>
+      </w:pPr>
+      <w:r>
+        <w:rPr>
+          <w:rFonts w:cs="Times New Roman"/>
+          <w:bCs/>
+          <w:iCs/>
+          <w:szCs w:val="26"/>
+        </w:rPr>
+        <w:t xml:space="preserve">         [-0.4873,  0.3850, -0.8412, -0.9911, -0.3409],</w:t>
+      </w:r>
+    </w:p>
+    <w:p>
+      <w:pPr>
+        <w:rPr>
+          <w:rFonts w:cs="Times New Roman"/>
+          <w:bCs/>
+          <w:iCs/>
+          <w:szCs w:val="26"/>
+        </w:rPr>
+      </w:pPr>
+      <w:r>
+        <w:rPr>
+          <w:rFonts w:cs="Times New Roman"/>
+          <w:bCs/>
+          <w:iCs/>
+          <w:szCs w:val="26"/>
+        </w:rPr>
+        <w:t xml:space="preserve">         [ 0.1162,  0.5243, -0.9278,  0.4059,  1.8413],</w:t>
+      </w:r>
+    </w:p>
+    <w:p>
+      <w:pPr>
+        <w:rPr>
+          <w:rFonts w:cs="Times New Roman"/>
+          <w:bCs/>
+          <w:iCs/>
+          <w:szCs w:val="26"/>
+        </w:rPr>
+      </w:pPr>
+      <w:r>
+        <w:rPr>
+          <w:rFonts w:cs="Times New Roman"/>
+          <w:bCs/>
+          <w:iCs/>
+          <w:szCs w:val="26"/>
+        </w:rPr>
+        <w:t xml:space="preserve">         [ 0.5562, -1.7865, -0.9940,  1.2022,  0.2858]]])</w:t>
+      </w:r>
+    </w:p>
+    <w:p>
+      <w:pPr>
+        <w:rPr>
+          <w:rFonts w:cs="Times New Roman"/>
+          <w:bCs/>
+          <w:iCs/>
+          <w:szCs w:val="26"/>
+        </w:rPr>
+      </w:pPr>
+    </w:p>
+    <w:p>
+      <w:pPr>
+        <w:rPr>
+          <w:rFonts w:cs="Times New Roman"/>
+          <w:bCs/>
+          <w:iCs/>
+          <w:szCs w:val="26"/>
+        </w:rPr>
+      </w:pPr>
+      <w:r>
+        <w:rPr>
+          <w:rFonts w:cs="Times New Roman"/>
+          <w:bCs/>
+          <w:iCs/>
+          <w:szCs w:val="26"/>
+        </w:rPr>
+        <w:t>Tensor a[1]:</w:t>
+      </w:r>
+    </w:p>
+    <w:p>
+      <w:pPr>
+        <w:rPr>
+          <w:rFonts w:cs="Times New Roman"/>
+          <w:bCs/>
+          <w:iCs/>
+          <w:szCs w:val="26"/>
+        </w:rPr>
+      </w:pPr>
+      <w:r>
+        <w:rPr>
+          <w:rFonts w:cs="Times New Roman"/>
+          <w:bCs/>
+          <w:iCs/>
+          <w:szCs w:val="26"/>
+        </w:rPr>
+        <w:t>tensor([[-0.8799,  1.1031, -0.6720,  0.3338,  1.1246],</w:t>
+      </w:r>
+    </w:p>
+    <w:p>
+      <w:pPr>
+        <w:rPr>
+          <w:rFonts w:cs="Times New Roman"/>
+          <w:bCs/>
+          <w:iCs/>
+          <w:szCs w:val="26"/>
+        </w:rPr>
+      </w:pPr>
+      <w:r>
+        <w:rPr>
+          <w:rFonts w:cs="Times New Roman"/>
+          <w:bCs/>
+          <w:iCs/>
+          <w:szCs w:val="26"/>
+        </w:rPr>
+        <w:t xml:space="preserve">        [ 0.8191, -0.5440,  0.2349,  0.7518,  0.1450],</w:t>
+      </w:r>
+    </w:p>
+    <w:p>
+      <w:pPr>
+        <w:rPr>
+          <w:rFonts w:cs="Times New Roman"/>
+          <w:bCs/>
+          <w:iCs/>
+          <w:szCs w:val="26"/>
+        </w:rPr>
+      </w:pPr>
+      <w:r>
+        <w:rPr>
+          <w:rFonts w:cs="Times New Roman"/>
+          <w:bCs/>
+          <w:iCs/>
+          <w:szCs w:val="26"/>
+        </w:rPr>
+        <w:t xml:space="preserve">        [-0.6696, -0.0266,  0.6443, -1.3497,  0.5659],</w:t>
+      </w:r>
+    </w:p>
+    <w:p>
+      <w:pPr>
+        <w:rPr>
+          <w:rFonts w:cs="Times New Roman"/>
+          <w:bCs/>
+          <w:iCs/>
+          <w:szCs w:val="26"/>
+        </w:rPr>
+      </w:pPr>
+      <w:r>
+        <w:rPr>
+          <w:rFonts w:cs="Times New Roman"/>
+          <w:bCs/>
+          <w:iCs/>
+          <w:szCs w:val="26"/>
+        </w:rPr>
+        <w:t xml:space="preserve">        [ 0.1565,  0.2376, -1.0229,  1.3742, -0.2791]])</w:t>
+      </w:r>
+    </w:p>
+    <w:p>
+      <w:pPr>
+        <w:rPr>
+          <w:rFonts w:cs="Times New Roman"/>
+          <w:bCs/>
+          <w:iCs/>
+          <w:szCs w:val="26"/>
+        </w:rPr>
+      </w:pPr>
+    </w:p>
+    <w:p>
+      <w:pPr>
+        <w:rPr>
+          <w:rFonts w:cs="Times New Roman"/>
+          <w:bCs/>
+          <w:iCs/>
+          <w:szCs w:val="26"/>
+        </w:rPr>
+      </w:pPr>
+      <w:r>
+        <w:rPr>
+          <w:rFonts w:cs="Times New Roman"/>
+          <w:bCs/>
+          <w:iCs/>
+          <w:szCs w:val="26"/>
+        </w:rPr>
+        <w:lastRenderedPageBreak/>
+        <w:t>Tensor a[1:, 2:4]:</w:t>
+      </w:r>
+    </w:p>
+    <w:p>
+      <w:pPr>
+        <w:rPr>
+          <w:rFonts w:cs="Times New Roman"/>
+          <w:bCs/>
+          <w:iCs/>
+          <w:szCs w:val="26"/>
+        </w:rPr>
+      </w:pPr>
+      <w:r>
+        <w:rPr>
+          <w:rFonts w:cs="Times New Roman"/>
+          <w:bCs/>
+          <w:iCs/>
+          <w:szCs w:val="26"/>
+        </w:rPr>
+        <w:t>tensor([[[-0.6696, -0.0266,  0.6443, -1.3497,  0.5659],</w:t>
+      </w:r>
+    </w:p>
+    <w:p>
+      <w:pPr>
+        <w:rPr>
+          <w:rFonts w:cs="Times New Roman"/>
+          <w:bCs/>
+          <w:iCs/>
+          <w:szCs w:val="26"/>
+        </w:rPr>
+      </w:pPr>
+      <w:r>
+        <w:rPr>
+          <w:rFonts w:cs="Times New Roman"/>
+          <w:bCs/>
+          <w:iCs/>
+          <w:szCs w:val="26"/>
+        </w:rPr>
+        <w:t xml:space="preserve">         [ 0.1565,  0.2376, -1.0229,  1.3742, -0.2791]],</w:t>
+      </w:r>
+    </w:p>
+    <w:p>
+      <w:pPr>
+        <w:rPr>
+          <w:rFonts w:cs="Times New Roman"/>
+          <w:bCs/>
+          <w:iCs/>
+          <w:szCs w:val="26"/>
+        </w:rPr>
+      </w:pPr>
+    </w:p>
+    <w:p>
+      <w:pPr>
+        <w:rPr>
+          <w:rFonts w:cs="Times New Roman"/>
+          <w:bCs/>
+          <w:iCs/>
+          <w:szCs w:val="26"/>
+        </w:rPr>
+      </w:pPr>
+      <w:r>
+        <w:rPr>
+          <w:rFonts w:cs="Times New Roman"/>
+          <w:bCs/>
+          <w:iCs/>
+          <w:szCs w:val="26"/>
+        </w:rPr>
+        <w:t xml:space="preserve">        [[ 0.1162,  0.5243, -0.9278,  0.4059,  1.8413],</w:t>
+      </w:r>
+    </w:p>
+    <w:p>
+      <w:pPr>
+        <w:rPr>
+          <w:rFonts w:cs="Times New Roman"/>
+          <w:bCs/>
+          <w:iCs/>
+          <w:szCs w:val="26"/>
+        </w:rPr>
+      </w:pPr>
+      <w:r>
+        <w:rPr>
+          <w:rFonts w:cs="Times New Roman"/>
+          <w:bCs/>
+          <w:iCs/>
+          <w:szCs w:val="26"/>
+        </w:rPr>
+        <w:t xml:space="preserve">         [ 0.5562, -1.7865, -0.9940,  1.2022,  0.2858]]])</w:t>
+      </w:r>
+    </w:p>
+    <w:p>
+      <w:pPr>
+        <w:rPr>
+          <w:rFonts w:cs="Times New Roman"/>
+          <w:bCs/>
+          <w:iCs/>
+          <w:szCs w:val="26"/>
+        </w:rPr>
+      </w:pPr>
+      <w:r>
+        <w:rPr>
+          <w:rFonts w:cs="Times New Roman"/>
+          <w:bCs/>
+          <w:iCs/>
+          <w:szCs w:val="26"/>
+        </w:rPr>
+        <w:t>Tensor a[1:, 2:4]:</w:t>
+      </w:r>
+    </w:p>
+    <w:p>
+      <w:pPr>
+        <w:rPr>
+          <w:rFonts w:cs="Times New Roman"/>
+          <w:bCs/>
+          <w:iCs/>
+          <w:szCs w:val="26"/>
+        </w:rPr>
+      </w:pPr>
+      <w:r>
+        <w:rPr>
+          <w:rFonts w:cs="Times New Roman"/>
+          <w:bCs/>
+          <w:iCs/>
+          <w:szCs w:val="26"/>
+        </w:rPr>
+        <w:t>tensor([[[ 0.3709, -0.8463, -0.8966,  0.6415,  0.2663],</w:t>
+      </w:r>
+    </w:p>
+    <w:p>
+      <w:pPr>
+        <w:rPr>
+          <w:rFonts w:cs="Times New Roman"/>
+          <w:bCs/>
+          <w:iCs/>
+          <w:szCs w:val="26"/>
+        </w:rPr>
+      </w:pPr>
+      <w:r>
+        <w:rPr>
+          <w:rFonts w:cs="Times New Roman"/>
+          <w:bCs/>
+          <w:iCs/>
+          <w:szCs w:val="26"/>
+        </w:rPr>
+        <w:t xml:space="preserve">         [ 0.8229, -1.7535, -1.4236, -0.1255,  0.5042]],</w:t>
+      </w:r>
+    </w:p>
+    <w:p>
+      <w:pPr>
+        <w:rPr>
+          <w:rFonts w:cs="Times New Roman"/>
+          <w:bCs/>
+          <w:iCs/>
+          <w:szCs w:val="26"/>
+        </w:rPr>
+      </w:pPr>
+      <w:r>
+        <w:rPr>
+          <w:rFonts w:cs="Times New Roman"/>
+          <w:bCs/>
+          <w:iCs/>
+          <w:szCs w:val="26"/>
+        </w:rPr>
+        <w:t>...</w:t>
+      </w:r>
+    </w:p>
+    <w:p>
+      <w:pPr>
+        <w:rPr>
+          <w:rFonts w:cs="Times New Roman"/>
+          <w:bCs/>
+          <w:iCs/>
+          <w:szCs w:val="26"/>
+        </w:rPr>
+      </w:pPr>
+      <w:r>
+        <w:rPr>
+          <w:rFonts w:cs="Times New Roman"/>
+          <w:bCs/>
+          <w:iCs/>
+          <w:szCs w:val="26"/>
+        </w:rPr>
+        <w:t xml:space="preserve">        [[-0.8676, -1.2766],</w:t>
+      </w:r>
+    </w:p>
+    <w:p>
+      <w:pPr>
+        <w:rPr>
+          <w:rFonts w:cs="Times New Roman"/>
+          <w:bCs/>
+          <w:iCs/>
+          <w:szCs w:val="26"/>
+        </w:rPr>
+      </w:pPr>
+      <w:r>
+        <w:rPr>
+          <w:rFonts w:cs="Times New Roman"/>
+          <w:bCs/>
+          <w:iCs/>
+          <w:szCs w:val="26"/>
+        </w:rPr>
+        <w:t xml:space="preserve">         [-0.0072,  0.1872],</w:t>
+      </w:r>
+    </w:p>
+    <w:p>
+      <w:pPr>
+        <w:rPr>
+          <w:rFonts w:cs="Times New Roman"/>
+          <w:bCs/>
+          <w:iCs/>
+          <w:szCs w:val="26"/>
+        </w:rPr>
+      </w:pPr>
+      <w:r>
+        <w:rPr>
+          <w:rFonts w:cs="Times New Roman"/>
+          <w:bCs/>
+          <w:iCs/>
+          <w:szCs w:val="26"/>
+        </w:rPr>
+        <w:t xml:space="preserve">         [-0.3652,  1.5625],</w:t>
+      </w:r>
+    </w:p>
+    <w:p>
+      <w:pPr>
+        <w:rPr>
+          <w:rFonts w:cs="Times New Roman"/>
+          <w:bCs/>
+          <w:iCs/>
+          <w:szCs w:val="26"/>
+        </w:rPr>
+      </w:pPr>
+      <w:r>
+        <w:rPr>
+          <w:rFonts w:cs="Times New Roman"/>
+          <w:bCs/>
+          <w:iCs/>
+          <w:szCs w:val="26"/>
+        </w:rPr>
+        <w:t xml:space="preserve">         [ 2.1859, -1.0639]]])</w:t>
+      </w:r>
+      <w:r>
+        <w:rPr>
+          <w:rFonts w:cs="Times New Roman"/>
+          <w:bCs/>
+          <w:iCs/>
+          <w:szCs w:val="26"/>
+        </w:rPr>
+        <w:br/>
+        <w:t>Nhận xét:</w:t>
+      </w:r>
+    </w:p>
+    <w:p>
+      <w:pPr>
+        <w:rPr>
+          <w:rFonts w:cs="Times New Roman"/>
+          <w:bCs/>
+          <w:iCs/>
+          <w:szCs w:val="26"/>
+        </w:rPr>
+      </w:pPr>
+      <w:r>
+        <w:rPr>
+          <w:rFonts w:cs="Times New Roman"/>
+          <w:bCs/>
+          <w:iCs/>
+          <w:szCs w:val="26"/>
+        </w:rPr>
+        <w:t xml:space="preserve">Shape của a[1]: torch.Size([4, 5]) (lấy toàn bộ ma trận tại chỉ số 1 của chiều đầu tiên). </w:t>
+      </w:r>
+    </w:p>
+    <w:p>
+      <w:pPr>
+        <w:rPr>
+          <w:rFonts w:cs="Times New Roman"/>
+          <w:bCs/>
+          <w:iCs/>
+          <w:szCs w:val="26"/>
+        </w:rPr>
+      </w:pPr>
+      <w:r>
+        <w:rPr>
+          <w:rFonts w:cs="Times New Roman"/>
+          <w:bCs/>
+          <w:iCs/>
+          <w:szCs w:val="26"/>
+        </w:rPr>
+        <w:t>Shape của a[1:, 2:4]: torch.Size([2, 2, 5]) (lấy từ chỉ số 1 đến hết ở chiều 0, chỉ số 2 đến 3 ở chiều 1, và toàn bộ chiều 2).</w:t>
+      </w:r>
+    </w:p>
+    <w:p>
+      <w:pPr>
+        <w:rPr>
+          <w:rFonts w:cs="Times New Roman"/>
+          <w:bCs/>
+          <w:iCs/>
+          <w:szCs w:val="26"/>
+        </w:rPr>
+      </w:pPr>
+      <w:r>
+        <w:rPr>
+          <w:rFonts w:cs="Times New Roman"/>
+          <w:bCs/>
+          <w:iCs/>
+          <w:szCs w:val="26"/>
+        </w:rPr>
+        <w:t>Thử lấy hai phần tử cuối cùng trên chiều thứ ba</w:t>
+      </w:r>
+      <w:r>
+        <w:rPr>
+          <w:rFonts w:cs="Times New Roman"/>
+          <w:bCs/>
+          <w:iCs/>
+          <w:szCs w:val="26"/>
+        </w:rPr>
+        <w:t>:</w:t>
+      </w:r>
+    </w:p>
+    <w:p>
+      <w:pPr>
+        <w:rPr>
+          <w:rFonts w:cs="Times New Roman"/>
+          <w:bCs/>
+          <w:iCs/>
+          <w:szCs w:val="26"/>
+        </w:rPr>
+      </w:pPr>
+      <w:r>
+        <w:rPr>
+          <w:rFonts w:cs="Times New Roman"/>
+          <w:bCs/>
+          <w:iCs/>
+          <w:szCs w:val="26"/>
+        </w:rPr>
+        <w:t>sub_tensor = a[:, :, -2:]</w:t>
+      </w:r>
+    </w:p>
+    <w:p>
+      <w:pPr>
+        <w:rPr>
+          <w:rFonts w:cs="Times New Roman"/>
+          <w:b/>
+          <w:iCs/>
+          <w:szCs w:val="26"/>
+        </w:rPr>
+      </w:pPr>
+      <w:r>
+        <w:rPr>
+          <w:rFonts w:cs="Times New Roman"/>
+          <w:b/>
+          <w:iCs/>
+          <w:szCs w:val="26"/>
+        </w:rPr>
+        <w:t>Bài 5. Reshape và Flatten</w:t>
+      </w:r>
+    </w:p>
+    <w:tbl>
+      <w:tblPr>
+        <w:tblStyle w:val="TableGrid"/>
+        <w:tblW w:w="0" w:type="auto"/>
+        <w:tblBorders>
+          <w:insideH w:val="none" w:sz="0" w:space="0" w:color="auto"/>
+        </w:tblBorders>
+        <w:tblLook w:val="04A0" w:firstRow="1" w:lastRow="0" w:firstColumn="1" w:lastColumn="0" w:noHBand="0" w:noVBand="1"/>
+      </w:tblPr>
+      <w:tblGrid>
+        <w:gridCol w:w="9350"/>
+      </w:tblGrid>
+      <w:tr>
+        <w:tc>
+          <w:tcPr>
+            <w:tcW w:w="9350" w:type="dxa"/>
+          </w:tcPr>
+          <w:p>
+            <w:pPr>
+              <w:rPr>
+                <w:rFonts w:cs="Times New Roman"/>
+                <w:bCs/>
+                <w:iCs/>
+                <w:szCs w:val="26"/>
+              </w:rPr>
+            </w:pPr>
+            <w:r>
+              <w:rPr>
+                <w:rFonts w:cs="Times New Roman"/>
+                <w:bCs/>
+                <w:iCs/>
+                <w:szCs w:val="26"/>
+              </w:rPr>
+              <w:t xml:space="preserve">import torch </w:t>
+            </w:r>
+          </w:p>
+        </w:tc>
+      </w:tr>
+      <w:tr>
+        <w:tc>
+          <w:tcPr>
+            <w:tcW w:w="9350" w:type="dxa"/>
+          </w:tcPr>
+          <w:p>
+            <w:pPr>
+              <w:rPr>
+                <w:rFonts w:cs="Times New Roman"/>
+                <w:bCs/>
+                <w:iCs/>
+                <w:szCs w:val="26"/>
+              </w:rPr>
+            </w:pPr>
+            <w:r>
+              <w:rPr>
+                <w:rFonts w:cs="Times New Roman"/>
+                <w:bCs/>
+                <w:iCs/>
+                <w:szCs w:val="26"/>
+              </w:rPr>
+              <w:t> </w:t>
+            </w:r>
+          </w:p>
+        </w:tc>
+      </w:tr>
+      <w:tr>
+        <w:tc>
+          <w:tcPr>
+            <w:tcW w:w="9350" w:type="dxa"/>
+          </w:tcPr>
+          <w:p>
+            <w:pPr>
+              <w:rPr>
+                <w:rFonts w:cs="Times New Roman"/>
+                <w:bCs/>
+                <w:iCs/>
+                <w:szCs w:val="26"/>
+              </w:rPr>
+            </w:pPr>
+            <w:r>
+              <w:rPr>
+                <w:rFonts w:cs="Times New Roman"/>
+                <w:bCs/>
+                <w:iCs/>
+                <w:szCs w:val="26"/>
+              </w:rPr>
+              <w:t xml:space="preserve">a = torch.randn(3, 4) </w:t>
+            </w:r>
+          </w:p>
+        </w:tc>
+      </w:tr>
+      <w:tr>
+        <w:tc>
+          <w:tcPr>
+            <w:tcW w:w="9350" w:type="dxa"/>
+          </w:tcPr>
+          <w:p>
+            <w:pPr>
+              <w:rPr>
+                <w:rFonts w:cs="Times New Roman"/>
+                <w:bCs/>
+                <w:iCs/>
+                <w:szCs w:val="26"/>
+              </w:rPr>
+            </w:pPr>
+            <w:r>
+              <w:rPr>
+                <w:rFonts w:cs="Times New Roman"/>
+                <w:bCs/>
+                <w:iCs/>
+                <w:szCs w:val="26"/>
+              </w:rPr>
+              <w:lastRenderedPageBreak/>
+              <w:t> </w:t>
+            </w:r>
+          </w:p>
+        </w:tc>
+      </w:tr>
+      <w:tr>
+        <w:tc>
+          <w:tcPr>
+            <w:tcW w:w="9350" w:type="dxa"/>
+          </w:tcPr>
+          <w:p>
+            <w:pPr>
+              <w:rPr>
+                <w:rFonts w:cs="Times New Roman"/>
+                <w:bCs/>
+                <w:iCs/>
+                <w:szCs w:val="26"/>
+              </w:rPr>
+            </w:pPr>
+            <w:r>
+              <w:rPr>
+                <w:rFonts w:cs="Times New Roman"/>
+                <w:bCs/>
+                <w:iCs/>
+                <w:szCs w:val="26"/>
+              </w:rPr>
+              <w:t xml:space="preserve">print("Original:") </w:t>
+            </w:r>
+          </w:p>
+        </w:tc>
+      </w:tr>
+      <w:tr>
+        <w:tc>
+          <w:tcPr>
+            <w:tcW w:w="9350" w:type="dxa"/>
+          </w:tcPr>
+          <w:p>
+            <w:pPr>
+              <w:rPr>
+                <w:rFonts w:cs="Times New Roman"/>
+                <w:bCs/>
+                <w:iCs/>
+                <w:szCs w:val="26"/>
+              </w:rPr>
+            </w:pPr>
+            <w:r>
+              <w:rPr>
+                <w:rFonts w:cs="Times New Roman"/>
+                <w:bCs/>
+                <w:iCs/>
+                <w:szCs w:val="26"/>
+              </w:rPr>
+              <w:t xml:space="preserve">print(a) </w:t>
+            </w:r>
+          </w:p>
+        </w:tc>
+      </w:tr>
+      <w:tr>
+        <w:tc>
+          <w:tcPr>
+            <w:tcW w:w="9350" w:type="dxa"/>
+          </w:tcPr>
+          <w:p>
+            <w:pPr>
+              <w:rPr>
+                <w:rFonts w:cs="Times New Roman"/>
+                <w:bCs/>
+                <w:iCs/>
+                <w:szCs w:val="26"/>
+              </w:rPr>
+            </w:pPr>
+            <w:r>
+              <w:rPr>
+                <w:rFonts w:cs="Times New Roman"/>
+                <w:bCs/>
+                <w:iCs/>
+                <w:szCs w:val="26"/>
+              </w:rPr>
+              <w:t> </w:t>
+            </w:r>
+          </w:p>
+        </w:tc>
+      </w:tr>
+      <w:tr>
+        <w:tc>
+          <w:tcPr>
+            <w:tcW w:w="9350" w:type="dxa"/>
+          </w:tcPr>
+          <w:p>
+            <w:pPr>
+              <w:rPr>
+                <w:rFonts w:cs="Times New Roman"/>
+                <w:bCs/>
+                <w:iCs/>
+                <w:szCs w:val="26"/>
+              </w:rPr>
+            </w:pPr>
+            <w:r>
+              <w:rPr>
+                <w:rFonts w:cs="Times New Roman"/>
+                <w:bCs/>
+                <w:iCs/>
+                <w:szCs w:val="26"/>
+              </w:rPr>
+              <w:t xml:space="preserve">print("\nFlatten:") </w:t>
+            </w:r>
+          </w:p>
+        </w:tc>
+      </w:tr>
+      <w:tr>
+        <w:tc>
+          <w:tcPr>
+            <w:tcW w:w="9350" w:type="dxa"/>
+          </w:tcPr>
+          <w:p>
+            <w:pPr>
+              <w:rPr>
+                <w:rFonts w:cs="Times New Roman"/>
+                <w:bCs/>
+                <w:iCs/>
+                <w:szCs w:val="26"/>
+              </w:rPr>
+            </w:pPr>
+            <w:r>
+              <w:rPr>
+                <w:rFonts w:cs="Times New Roman"/>
+                <w:bCs/>
+                <w:iCs/>
+                <w:szCs w:val="26"/>
+              </w:rPr>
+              <w:t xml:space="preserve">print(a.ravel()) </w:t>
+            </w:r>
+          </w:p>
+        </w:tc>
+      </w:tr>
+      <w:tr>
+        <w:tc>
+          <w:tcPr>
+            <w:tcW w:w="9350" w:type="dxa"/>
+          </w:tcPr>
+          <w:p>
+            <w:pPr>
+              <w:rPr>
+                <w:rFonts w:cs="Times New Roman"/>
+                <w:bCs/>
+                <w:iCs/>
+                <w:szCs w:val="26"/>
+              </w:rPr>
+            </w:pPr>
+            <w:r>
+              <w:rPr>
+                <w:rFonts w:cs="Times New Roman"/>
+                <w:bCs/>
+                <w:iCs/>
+                <w:szCs w:val="26"/>
+              </w:rPr>
+              <w:t> </w:t>
+            </w:r>
+          </w:p>
+        </w:tc>
+      </w:tr>
+      <w:tr>
+        <w:tc>
+          <w:tcPr>
+            <w:tcW w:w="9350" w:type="dxa"/>
+          </w:tcPr>
+          <w:p>
+            <w:pPr>
+              <w:rPr>
+                <w:rFonts w:cs="Times New Roman"/>
+                <w:bCs/>
+                <w:iCs/>
+                <w:szCs w:val="26"/>
+              </w:rPr>
+            </w:pPr>
+            <w:r>
+              <w:rPr>
+                <w:rFonts w:cs="Times New Roman"/>
+                <w:bCs/>
+                <w:iCs/>
+                <w:szCs w:val="26"/>
+              </w:rPr>
+              <w:t xml:space="preserve">print("\nReshape to 3 x 2 x 2:") </w:t>
+            </w:r>
+          </w:p>
+        </w:tc>
+      </w:tr>
+      <w:tr>
+        <w:tc>
+          <w:tcPr>
+            <w:tcW w:w="9350" w:type="dxa"/>
+          </w:tcPr>
+          <w:p>
+            <w:pPr>
+              <w:rPr>
+                <w:rFonts w:cs="Times New Roman"/>
+                <w:bCs/>
+                <w:iCs/>
+                <w:szCs w:val="26"/>
+              </w:rPr>
+            </w:pPr>
+            <w:r>
+              <w:rPr>
+                <w:rFonts w:cs="Times New Roman"/>
+                <w:bCs/>
+                <w:iCs/>
+                <w:szCs w:val="26"/>
+              </w:rPr>
+              <w:t>print(a.reshape(3, 2, 2))</w:t>
+            </w:r>
+          </w:p>
+          <w:p>
+            <w:pPr>
+              <w:rPr>
+                <w:rFonts w:cs="Times New Roman"/>
+                <w:bCs/>
+                <w:iCs/>
+                <w:szCs w:val="26"/>
+              </w:rPr>
+            </w:pPr>
+          </w:p>
+          <w:p>
+            <w:pPr>
+              <w:rPr>
+                <w:rFonts w:cs="Times New Roman"/>
+                <w:bCs/>
+                <w:iCs/>
+                <w:szCs w:val="26"/>
+              </w:rPr>
+            </w:pPr>
+            <w:r>
+              <w:rPr>
+                <w:rFonts w:cs="Times New Roman"/>
+                <w:bCs/>
+                <w:iCs/>
+                <w:szCs w:val="26"/>
+              </w:rPr>
+              <w:t xml:space="preserve">print("\nReshape to 2 x 6:") </w:t>
+            </w:r>
+          </w:p>
+          <w:p>
+            <w:pPr>
+              <w:rPr>
+                <w:rFonts w:cs="Times New Roman"/>
+                <w:bCs/>
+                <w:iCs/>
+                <w:szCs w:val="26"/>
+              </w:rPr>
+            </w:pPr>
+            <w:r>
+              <w:rPr>
+                <w:rFonts w:cs="Times New Roman"/>
+                <w:bCs/>
+                <w:iCs/>
+                <w:szCs w:val="26"/>
+              </w:rPr>
+              <w:t>print(a.reshape(2, 6))</w:t>
+            </w:r>
+          </w:p>
+        </w:tc>
+      </w:tr>
+    </w:tbl>
+    <w:p>
+      <w:pPr>
+        <w:rPr>
+          <w:rFonts w:cs="Times New Roman"/>
+          <w:bCs/>
+          <w:iCs/>
+          <w:szCs w:val="26"/>
+        </w:rPr>
+      </w:pPr>
+      <w:r>
+        <w:rPr>
+          <w:rFonts w:cs="Times New Roman"/>
+          <w:bCs/>
+          <w:iCs/>
+          <w:szCs w:val="26"/>
+        </w:rPr>
+        <w:t>Output:</w:t>
+      </w:r>
+    </w:p>
+    <w:p>
+      <w:pPr>
+        <w:rPr>
+          <w:rFonts w:cs="Times New Roman"/>
+          <w:bCs/>
+          <w:iCs/>
+          <w:szCs w:val="26"/>
+        </w:rPr>
+      </w:pPr>
+      <w:r>
+        <w:rPr>
+          <w:rFonts w:cs="Times New Roman"/>
+          <w:bCs/>
+          <w:iCs/>
+          <w:szCs w:val="26"/>
+        </w:rPr>
+        <w:t>Original:</w:t>
+      </w:r>
+    </w:p>
+    <w:p>
+      <w:pPr>
+        <w:rPr>
+          <w:rFonts w:cs="Times New Roman"/>
+          <w:bCs/>
+          <w:iCs/>
+          <w:szCs w:val="26"/>
+        </w:rPr>
+      </w:pPr>
+      <w:r>
+        <w:rPr>
+          <w:rFonts w:cs="Times New Roman"/>
+          <w:bCs/>
+          <w:iCs/>
+          <w:szCs w:val="26"/>
+        </w:rPr>
+        <w:t>tensor([[-0.4779, -0.2458,  0.6065, -0.2963],</w:t>
+      </w:r>
+    </w:p>
+    <w:p>
+      <w:pPr>
+        <w:rPr>
+          <w:rFonts w:cs="Times New Roman"/>
+          <w:bCs/>
+          <w:iCs/>
+          <w:szCs w:val="26"/>
+        </w:rPr>
+      </w:pPr>
+      <w:r>
+        <w:rPr>
+          <w:rFonts w:cs="Times New Roman"/>
+          <w:bCs/>
+          <w:iCs/>
+          <w:szCs w:val="26"/>
+        </w:rPr>
+        <w:t xml:space="preserve">        [ 1.0753,  0.6835,  0.6852,  0.2034],</w:t>
+      </w:r>
+    </w:p>
+    <w:p>
+      <w:pPr>
+        <w:rPr>
+          <w:rFonts w:cs="Times New Roman"/>
+          <w:bCs/>
+          <w:iCs/>
+          <w:szCs w:val="26"/>
+        </w:rPr>
+      </w:pPr>
+      <w:r>
+        <w:rPr>
+          <w:rFonts w:cs="Times New Roman"/>
+          <w:bCs/>
+          <w:iCs/>
+          <w:szCs w:val="26"/>
+        </w:rPr>
+        <w:t xml:space="preserve">        [-1.5263, -0.9037, -0.3213,  0.5853]])</w:t>
+      </w:r>
+    </w:p>
+    <w:p>
+      <w:pPr>
+        <w:rPr>
+          <w:rFonts w:cs="Times New Roman"/>
+          <w:bCs/>
+          <w:iCs/>
+          <w:szCs w:val="26"/>
+        </w:rPr>
+      </w:pPr>
+    </w:p>
+    <w:p>
+      <w:pPr>
+        <w:rPr>
+          <w:rFonts w:cs="Times New Roman"/>
+          <w:bCs/>
+          <w:iCs/>
+          <w:szCs w:val="26"/>
+        </w:rPr>
+      </w:pPr>
+      <w:r>
+        <w:rPr>
+          <w:rFonts w:cs="Times New Roman"/>
+          <w:bCs/>
+          <w:iCs/>
+          <w:szCs w:val="26"/>
+        </w:rPr>
+        <w:t>Flatten:</w:t>
+      </w:r>
+    </w:p>
+    <w:p>
+      <w:pPr>
+        <w:rPr>
+          <w:rFonts w:cs="Times New Roman"/>
+          <w:bCs/>
+          <w:iCs/>
+          <w:szCs w:val="26"/>
+        </w:rPr>
+      </w:pPr>
+      <w:r>
+        <w:rPr>
+          <w:rFonts w:cs="Times New Roman"/>
+          <w:bCs/>
+          <w:iCs/>
+          <w:szCs w:val="26"/>
+        </w:rPr>
+        <w:t>tensor([-0.4779, -0.2458,  0.6065, -0.2963,  1.0753,  0.6835,  0.6852,  0.2034,</w:t>
+      </w:r>
+    </w:p>
+    <w:p>
+      <w:pPr>
+        <w:rPr>
+          <w:rFonts w:cs="Times New Roman"/>
+          <w:bCs/>
+          <w:iCs/>
+          <w:szCs w:val="26"/>
+        </w:rPr>
+      </w:pPr>
+      <w:r>
+        <w:rPr>
+          <w:rFonts w:cs="Times New Roman"/>
+          <w:bCs/>
+          <w:iCs/>
+          <w:szCs w:val="26"/>
+        </w:rPr>
+        <w:t xml:space="preserve">        -1.5263, -0.9037, -0.3213,  0.5853])</w:t>
+      </w:r>
+    </w:p>
+    <w:p>
+      <w:pPr>
+        <w:rPr>
+          <w:rFonts w:cs="Times New Roman"/>
+          <w:bCs/>
+          <w:iCs/>
+          <w:szCs w:val="26"/>
+        </w:rPr>
+      </w:pPr>
+    </w:p>
+    <w:p>
+      <w:pPr>
+        <w:rPr>
+          <w:rFonts w:cs="Times New Roman"/>
+          <w:bCs/>
+          <w:iCs/>
+          <w:szCs w:val="26"/>
+        </w:rPr>
+      </w:pPr>
+      <w:r>
+        <w:rPr>
+          <w:rFonts w:cs="Times New Roman"/>
+          <w:bCs/>
+          <w:iCs/>
+          <w:szCs w:val="26"/>
+        </w:rPr>
+        <w:t>Reshape to 3 x 2 x 2:</w:t>
+      </w:r>
+    </w:p>
+    <w:p>
+      <w:pPr>
+        <w:rPr>
+          <w:rFonts w:cs="Times New Roman"/>
+          <w:bCs/>
+          <w:iCs/>
+          <w:szCs w:val="26"/>
+        </w:rPr>
+      </w:pPr>
+      <w:r>
+        <w:rPr>
+          <w:rFonts w:cs="Times New Roman"/>
+          <w:bCs/>
+          <w:iCs/>
+          <w:szCs w:val="26"/>
+        </w:rPr>
+        <w:t>tensor([[[-0.4779, -0.2458],</w:t>
+      </w:r>
+    </w:p>
+    <w:p>
+      <w:pPr>
+        <w:rPr>
+          <w:rFonts w:cs="Times New Roman"/>
+          <w:bCs/>
+          <w:iCs/>
+          <w:szCs w:val="26"/>
+        </w:rPr>
+      </w:pPr>
+      <w:r>
+        <w:rPr>
+          <w:rFonts w:cs="Times New Roman"/>
+          <w:bCs/>
+          <w:iCs/>
+          <w:szCs w:val="26"/>
+        </w:rPr>
+        <w:lastRenderedPageBreak/>
+        <w:t xml:space="preserve">         [ 0.6065, -0.2963]],</w:t>
+      </w:r>
+    </w:p>
+    <w:p>
+      <w:pPr>
+        <w:rPr>
+          <w:rFonts w:cs="Times New Roman"/>
+          <w:bCs/>
+          <w:iCs/>
+          <w:szCs w:val="26"/>
+        </w:rPr>
+      </w:pPr>
+    </w:p>
+    <w:p>
+      <w:pPr>
+        <w:rPr>
+          <w:rFonts w:cs="Times New Roman"/>
+          <w:bCs/>
+          <w:iCs/>
+          <w:szCs w:val="26"/>
+        </w:rPr>
+      </w:pPr>
+      <w:r>
+        <w:rPr>
+          <w:rFonts w:cs="Times New Roman"/>
+          <w:bCs/>
+          <w:iCs/>
+          <w:szCs w:val="26"/>
+        </w:rPr>
+        <w:t xml:space="preserve">        [[ 1.0753,  0.6835],</w:t>
+      </w:r>
+    </w:p>
+    <w:p>
+      <w:pPr>
+        <w:rPr>
+          <w:rFonts w:cs="Times New Roman"/>
+          <w:bCs/>
+          <w:iCs/>
+          <w:szCs w:val="26"/>
+        </w:rPr>
+      </w:pPr>
+      <w:r>
+        <w:rPr>
+          <w:rFonts w:cs="Times New Roman"/>
+          <w:bCs/>
+          <w:iCs/>
+          <w:szCs w:val="26"/>
+        </w:rPr>
+        <w:t xml:space="preserve">         [ 0.6852,  0.2034]],</w:t>
+      </w:r>
+    </w:p>
+    <w:p>
+      <w:pPr>
+        <w:rPr>
+          <w:rFonts w:cs="Times New Roman"/>
+          <w:bCs/>
+          <w:iCs/>
+          <w:szCs w:val="26"/>
+        </w:rPr>
+      </w:pPr>
+    </w:p>
+    <w:p>
+      <w:pPr>
+        <w:rPr>
+          <w:rFonts w:cs="Times New Roman"/>
+          <w:bCs/>
+          <w:iCs/>
+          <w:szCs w:val="26"/>
+        </w:rPr>
+      </w:pPr>
+      <w:r>
+        <w:rPr>
+          <w:rFonts w:cs="Times New Roman"/>
+          <w:bCs/>
+          <w:iCs/>
+          <w:szCs w:val="26"/>
+        </w:rPr>
+        <w:t xml:space="preserve">        [[-1.5263, -0.9037],</w:t>
+      </w:r>
+    </w:p>
+    <w:p>
+      <w:pPr>
+        <w:rPr>
+          <w:rFonts w:cs="Times New Roman"/>
+          <w:bCs/>
+          <w:iCs/>
+          <w:szCs w:val="26"/>
+        </w:rPr>
+      </w:pPr>
+      <w:r>
+        <w:rPr>
+          <w:rFonts w:cs="Times New Roman"/>
+          <w:bCs/>
+          <w:iCs/>
+          <w:szCs w:val="26"/>
+        </w:rPr>
+        <w:t xml:space="preserve">         [-0.3213,  0.5853]]])</w:t>
+      </w:r>
+    </w:p>
+    <w:p>
+      <w:pPr>
+        <w:rPr>
+          <w:rFonts w:cs="Times New Roman"/>
+          <w:bCs/>
+          <w:iCs/>
+          <w:szCs w:val="26"/>
+        </w:rPr>
+      </w:pPr>
+      <w:r>
+        <w:rPr>
+          <w:rFonts w:cs="Times New Roman"/>
+          <w:bCs/>
+          <w:iCs/>
+          <w:szCs w:val="26"/>
+        </w:rPr>
+        <w:t>Reshape to 2 x 6:</w:t>
+      </w:r>
+    </w:p>
+    <w:p>
+      <w:pPr>
+        <w:rPr>
+          <w:rFonts w:cs="Times New Roman"/>
+          <w:bCs/>
+          <w:iCs/>
+          <w:szCs w:val="26"/>
+        </w:rPr>
+      </w:pPr>
+      <w:r>
+        <w:rPr>
+          <w:rFonts w:cs="Times New Roman"/>
+          <w:bCs/>
+          <w:iCs/>
+          <w:szCs w:val="26"/>
+        </w:rPr>
+        <w:t>tensor([[ 0.2572,  0.2337, -0.5157, -0.4235,  0.1973,  0.9880],</w:t>
+      </w:r>
+    </w:p>
+    <w:p>
+      <w:pPr>
+        <w:rPr>
+          <w:rFonts w:cs="Times New Roman"/>
+          <w:bCs/>
+          <w:iCs/>
+          <w:szCs w:val="26"/>
+        </w:rPr>
+      </w:pPr>
+      <w:r>
+        <w:rPr>
+          <w:rFonts w:cs="Times New Roman"/>
+          <w:bCs/>
+          <w:iCs/>
+          <w:szCs w:val="26"/>
+        </w:rPr>
+        <w:t xml:space="preserve">        [-0.2176, -0.0838,  0.4649, -0.2917, -0.2961,  1.0698]])</w:t>
+      </w:r>
+    </w:p>
+    <w:p>
+      <w:pPr>
+        <w:rPr>
+          <w:rFonts w:cs="Times New Roman"/>
+          <w:bCs/>
+          <w:iCs/>
+          <w:szCs w:val="26"/>
+        </w:rPr>
+      </w:pPr>
+      <w:r>
+        <w:rPr>
+          <w:rFonts w:cs="Times New Roman"/>
+          <w:bCs/>
+          <w:iCs/>
+          <w:szCs w:val="26"/>
+        </w:rPr>
+        <w:t>Nhận xét:</w:t>
+      </w:r>
+    </w:p>
+    <w:p>
+      <w:pPr>
+        <w:rPr>
+          <w:rFonts w:cs="Times New Roman"/>
+          <w:iCs/>
+          <w:szCs w:val="26"/>
+        </w:rPr>
+      </w:pPr>
+      <w:r>
+        <w:rPr>
+          <w:rFonts w:cs="Times New Roman"/>
+          <w:iCs/>
+          <w:szCs w:val="26"/>
+        </w:rPr>
+        <w:t>Số phần tử trước và sau khi reshape: Không đổi</w:t>
+      </w:r>
+    </w:p>
+    <w:p>
+      <w:pPr>
+        <w:rPr>
+          <w:rFonts w:cs="Times New Roman"/>
+          <w:b/>
+          <w:iCs/>
+          <w:szCs w:val="26"/>
+        </w:rPr>
+      </w:pPr>
+      <w:r>
+        <w:rPr>
+          <w:rFonts w:cs="Times New Roman"/>
+          <w:b/>
+          <w:iCs/>
+          <w:szCs w:val="26"/>
+        </w:rPr>
+        <w:t>Bài 6. Phép toán và nhân ma trận</w:t>
+      </w:r>
+    </w:p>
+    <w:tbl>
+      <w:tblPr>
+        <w:tblStyle w:val="TableGrid"/>
+        <w:tblW w:w="0" w:type="auto"/>
+        <w:tblBorders>
+          <w:insideH w:val="none" w:sz="0" w:space="0" w:color="auto"/>
+        </w:tblBorders>
+        <w:tblLook w:val="04A0" w:firstRow="1" w:lastRow="0" w:firstColumn="1" w:lastColumn="0" w:noHBand="0" w:noVBand="1"/>
+      </w:tblPr>
+      <w:tblGrid>
+        <w:gridCol w:w="9350"/>
+      </w:tblGrid>
+      <w:tr>
+        <w:tc>
+          <w:tcPr>
+            <w:tcW w:w="9350" w:type="dxa"/>
+          </w:tcPr>
+          <w:p>
+            <w:pPr>
+              <w:rPr>
+                <w:rFonts w:cs="Times New Roman"/>
+                <w:bCs/>
+                <w:iCs/>
+                <w:szCs w:val="26"/>
+              </w:rPr>
+            </w:pPr>
+            <w:r>
+              <w:rPr>
+                <w:rFonts w:cs="Times New Roman"/>
+                <w:bCs/>
+                <w:iCs/>
+                <w:szCs w:val="26"/>
+              </w:rPr>
+              <w:t xml:space="preserve">import torch </w:t>
+            </w:r>
+          </w:p>
+        </w:tc>
+      </w:tr>
+      <w:tr>
+        <w:tc>
+          <w:tcPr>
+            <w:tcW w:w="9350" w:type="dxa"/>
+          </w:tcPr>
+          <w:p>
+            <w:pPr>
+              <w:rPr>
+                <w:rFonts w:cs="Times New Roman"/>
+                <w:bCs/>
+                <w:iCs/>
+                <w:szCs w:val="26"/>
+              </w:rPr>
+            </w:pPr>
+            <w:r>
+              <w:rPr>
+                <w:rFonts w:cs="Times New Roman"/>
+                <w:bCs/>
+                <w:iCs/>
+                <w:szCs w:val="26"/>
+              </w:rPr>
+              <w:t> </w:t>
+            </w:r>
+          </w:p>
+        </w:tc>
+      </w:tr>
+      <w:tr>
+        <w:tc>
+          <w:tcPr>
+            <w:tcW w:w="9350" w:type="dxa"/>
+          </w:tcPr>
+          <w:p>
+            <w:pPr>
+              <w:rPr>
+                <w:rFonts w:cs="Times New Roman"/>
+                <w:bCs/>
+                <w:iCs/>
+                <w:szCs w:val="26"/>
+              </w:rPr>
+            </w:pPr>
+            <w:r>
+              <w:rPr>
+                <w:rFonts w:cs="Times New Roman"/>
+                <w:bCs/>
+                <w:iCs/>
+                <w:szCs w:val="26"/>
+              </w:rPr>
+              <w:t xml:space="preserve">a = torch.randn(2, 3) </w:t>
+            </w:r>
+          </w:p>
+        </w:tc>
+      </w:tr>
+      <w:tr>
+        <w:tc>
+          <w:tcPr>
+            <w:tcW w:w="9350" w:type="dxa"/>
+          </w:tcPr>
+          <w:p>
+            <w:pPr>
+              <w:rPr>
+                <w:rFonts w:cs="Times New Roman"/>
+                <w:bCs/>
+                <w:iCs/>
+                <w:szCs w:val="26"/>
+              </w:rPr>
+            </w:pPr>
+            <w:r>
+              <w:rPr>
+                <w:rFonts w:cs="Times New Roman"/>
+                <w:bCs/>
+                <w:iCs/>
+                <w:szCs w:val="26"/>
+              </w:rPr>
+              <w:t xml:space="preserve">b = torch.randn(2, 3) </w:t>
+            </w:r>
+          </w:p>
+        </w:tc>
+      </w:tr>
+      <w:tr>
+        <w:tc>
+          <w:tcPr>
+            <w:tcW w:w="9350" w:type="dxa"/>
+          </w:tcPr>
+          <w:p>
+            <w:pPr>
+              <w:rPr>
+                <w:rFonts w:cs="Times New Roman"/>
+                <w:bCs/>
+                <w:iCs/>
+                <w:szCs w:val="26"/>
+              </w:rPr>
+            </w:pPr>
+            <w:r>
+              <w:rPr>
+                <w:rFonts w:cs="Times New Roman"/>
+                <w:bCs/>
+                <w:iCs/>
+                <w:szCs w:val="26"/>
+              </w:rPr>
+              <w:t> </w:t>
+            </w:r>
+          </w:p>
+        </w:tc>
+      </w:tr>
+      <w:tr>
+        <w:tc>
+          <w:tcPr>
+            <w:tcW w:w="9350" w:type="dxa"/>
+          </w:tcPr>
+          <w:p>
+            <w:pPr>
+              <w:rPr>
+                <w:rFonts w:cs="Times New Roman"/>
+                <w:bCs/>
+                <w:iCs/>
+                <w:szCs w:val="26"/>
+              </w:rPr>
+            </w:pPr>
+            <w:r>
+              <w:rPr>
+                <w:rFonts w:cs="Times New Roman"/>
+                <w:bCs/>
+                <w:iCs/>
+                <w:szCs w:val="26"/>
+              </w:rPr>
+              <w:t xml:space="preserve">print("a:") </w:t>
+            </w:r>
+          </w:p>
+        </w:tc>
+      </w:tr>
+      <w:tr>
+        <w:tc>
+          <w:tcPr>
+            <w:tcW w:w="9350" w:type="dxa"/>
+          </w:tcPr>
+          <w:p>
+            <w:pPr>
+              <w:rPr>
+                <w:rFonts w:cs="Times New Roman"/>
+                <w:bCs/>
+                <w:iCs/>
+                <w:szCs w:val="26"/>
+              </w:rPr>
+            </w:pPr>
+            <w:r>
+              <w:rPr>
+                <w:rFonts w:cs="Times New Roman"/>
+                <w:bCs/>
+                <w:iCs/>
+                <w:szCs w:val="26"/>
+              </w:rPr>
+              <w:t xml:space="preserve">print(a) </w:t>
+            </w:r>
+          </w:p>
+        </w:tc>
+      </w:tr>
+      <w:tr>
+        <w:tc>
+          <w:tcPr>
+            <w:tcW w:w="9350" w:type="dxa"/>
+          </w:tcPr>
+          <w:p>
+            <w:pPr>
+              <w:rPr>
+                <w:rFonts w:cs="Times New Roman"/>
+                <w:bCs/>
+                <w:iCs/>
+                <w:szCs w:val="26"/>
+              </w:rPr>
+            </w:pPr>
+            <w:r>
+              <w:rPr>
+                <w:rFonts w:cs="Times New Roman"/>
+                <w:bCs/>
+                <w:iCs/>
+                <w:szCs w:val="26"/>
+              </w:rPr>
+              <w:t xml:space="preserve">print("b:") </w:t>
+            </w:r>
+          </w:p>
+        </w:tc>
+      </w:tr>
+      <w:tr>
+        <w:tc>
+          <w:tcPr>
+            <w:tcW w:w="9350" w:type="dxa"/>
+          </w:tcPr>
+          <w:p>
+            <w:pPr>
+              <w:rPr>
+                <w:rFonts w:cs="Times New Roman"/>
+                <w:bCs/>
+                <w:iCs/>
+                <w:szCs w:val="26"/>
+              </w:rPr>
+            </w:pPr>
+            <w:r>
+              <w:rPr>
+                <w:rFonts w:cs="Times New Roman"/>
+                <w:bCs/>
+                <w:iCs/>
+                <w:szCs w:val="26"/>
+              </w:rPr>
+              <w:t xml:space="preserve">print(b) </w:t>
+            </w:r>
+          </w:p>
+        </w:tc>
+      </w:tr>
+      <w:tr>
+        <w:tc>
+          <w:tcPr>
+            <w:tcW w:w="9350" w:type="dxa"/>
+          </w:tcPr>
+          <w:p>
+            <w:pPr>
+              <w:rPr>
+                <w:rFonts w:cs="Times New Roman"/>
+                <w:bCs/>
+                <w:iCs/>
+                <w:szCs w:val="26"/>
+              </w:rPr>
+            </w:pPr>
+            <w:r>
+              <w:rPr>
+                <w:rFonts w:cs="Times New Roman"/>
+                <w:bCs/>
+                <w:iCs/>
+                <w:szCs w:val="26"/>
+              </w:rPr>
+              <w:t> </w:t>
+            </w:r>
+          </w:p>
+        </w:tc>
+      </w:tr>
+      <w:tr>
+        <w:tc>
+          <w:tcPr>
+            <w:tcW w:w="9350" w:type="dxa"/>
+          </w:tcPr>
+          <w:p>
+            <w:pPr>
+              <w:rPr>
+                <w:rFonts w:cs="Times New Roman"/>
+                <w:bCs/>
+                <w:iCs/>
+                <w:szCs w:val="26"/>
+              </w:rPr>
+            </w:pPr>
+            <w:r>
+              <w:rPr>
+                <w:rFonts w:cs="Times New Roman"/>
+                <w:bCs/>
+                <w:iCs/>
+                <w:szCs w:val="26"/>
+              </w:rPr>
+              <w:lastRenderedPageBreak/>
+              <w:t xml:space="preserve">print("\na + b:") </w:t>
+            </w:r>
+          </w:p>
+        </w:tc>
+      </w:tr>
+      <w:tr>
+        <w:tc>
+          <w:tcPr>
+            <w:tcW w:w="9350" w:type="dxa"/>
+          </w:tcPr>
+          <w:p>
+            <w:pPr>
+              <w:rPr>
+                <w:rFonts w:cs="Times New Roman"/>
+                <w:bCs/>
+                <w:iCs/>
+                <w:szCs w:val="26"/>
+              </w:rPr>
+            </w:pPr>
+            <w:r>
+              <w:rPr>
+                <w:rFonts w:cs="Times New Roman"/>
+                <w:bCs/>
+                <w:iCs/>
+                <w:szCs w:val="26"/>
+              </w:rPr>
+              <w:t xml:space="preserve">print(a + b) </w:t>
+            </w:r>
+          </w:p>
+        </w:tc>
+      </w:tr>
+      <w:tr>
+        <w:tc>
+          <w:tcPr>
+            <w:tcW w:w="9350" w:type="dxa"/>
+          </w:tcPr>
+          <w:p>
+            <w:pPr>
+              <w:rPr>
+                <w:rFonts w:cs="Times New Roman"/>
+                <w:bCs/>
+                <w:iCs/>
+                <w:szCs w:val="26"/>
+              </w:rPr>
+            </w:pPr>
+            <w:r>
+              <w:rPr>
+                <w:rFonts w:cs="Times New Roman"/>
+                <w:bCs/>
+                <w:iCs/>
+                <w:szCs w:val="26"/>
+              </w:rPr>
+              <w:t> </w:t>
+            </w:r>
+          </w:p>
+        </w:tc>
+      </w:tr>
+      <w:tr>
+        <w:tc>
+          <w:tcPr>
+            <w:tcW w:w="9350" w:type="dxa"/>
+          </w:tcPr>
+          <w:p>
+            <w:pPr>
+              <w:rPr>
+                <w:rFonts w:cs="Times New Roman"/>
+                <w:bCs/>
+                <w:iCs/>
+                <w:szCs w:val="26"/>
+              </w:rPr>
+            </w:pPr>
+            <w:r>
+              <w:rPr>
+                <w:rFonts w:cs="Times New Roman"/>
+                <w:bCs/>
+                <w:iCs/>
+                <w:szCs w:val="26"/>
+              </w:rPr>
+              <w:t xml:space="preserve">print("\na / b:") </w:t>
+            </w:r>
+          </w:p>
+        </w:tc>
+      </w:tr>
+      <w:tr>
+        <w:tc>
+          <w:tcPr>
+            <w:tcW w:w="9350" w:type="dxa"/>
+          </w:tcPr>
+          <w:p>
+            <w:pPr>
+              <w:rPr>
+                <w:rFonts w:cs="Times New Roman"/>
+                <w:bCs/>
+                <w:iCs/>
+                <w:szCs w:val="26"/>
+              </w:rPr>
+            </w:pPr>
+            <w:r>
+              <w:rPr>
+                <w:rFonts w:cs="Times New Roman"/>
+                <w:bCs/>
+                <w:iCs/>
+                <w:szCs w:val="26"/>
+              </w:rPr>
+              <w:t xml:space="preserve">print(a / b) </w:t>
+            </w:r>
+          </w:p>
+        </w:tc>
+      </w:tr>
+      <w:tr>
+        <w:tc>
+          <w:tcPr>
+            <w:tcW w:w="9350" w:type="dxa"/>
+          </w:tcPr>
+          <w:p>
+            <w:pPr>
+              <w:rPr>
+                <w:rFonts w:cs="Times New Roman"/>
+                <w:bCs/>
+                <w:iCs/>
+                <w:szCs w:val="26"/>
+              </w:rPr>
+            </w:pPr>
+            <w:r>
+              <w:rPr>
+                <w:rFonts w:cs="Times New Roman"/>
+                <w:bCs/>
+                <w:iCs/>
+                <w:szCs w:val="26"/>
+              </w:rPr>
+              <w:t> </w:t>
+            </w:r>
+          </w:p>
+        </w:tc>
+      </w:tr>
+      <w:tr>
+        <w:tc>
+          <w:tcPr>
+            <w:tcW w:w="9350" w:type="dxa"/>
+          </w:tcPr>
+          <w:p>
+            <w:pPr>
+              <w:rPr>
+                <w:rFonts w:cs="Times New Roman"/>
+                <w:bCs/>
+                <w:iCs/>
+                <w:szCs w:val="26"/>
+              </w:rPr>
+            </w:pPr>
+            <w:r>
+              <w:rPr>
+                <w:rFonts w:cs="Times New Roman"/>
+                <w:bCs/>
+                <w:iCs/>
+                <w:szCs w:val="26"/>
+              </w:rPr>
+              <w:t xml:space="preserve">print("\na^2:") </w:t>
+            </w:r>
+          </w:p>
+        </w:tc>
+      </w:tr>
+      <w:tr>
+        <w:tc>
+          <w:tcPr>
+            <w:tcW w:w="9350" w:type="dxa"/>
+          </w:tcPr>
+          <w:p>
+            <w:pPr>
+              <w:rPr>
+                <w:rFonts w:cs="Times New Roman"/>
+                <w:bCs/>
+                <w:iCs/>
+                <w:szCs w:val="26"/>
+              </w:rPr>
+            </w:pPr>
+            <w:r>
+              <w:rPr>
+                <w:rFonts w:cs="Times New Roman"/>
+                <w:bCs/>
+                <w:iCs/>
+                <w:szCs w:val="26"/>
+              </w:rPr>
+              <w:t xml:space="preserve">print(a ** 2) </w:t>
+            </w:r>
+          </w:p>
+        </w:tc>
+      </w:tr>
+      <w:tr>
+        <w:tc>
+          <w:tcPr>
+            <w:tcW w:w="9350" w:type="dxa"/>
+          </w:tcPr>
+          <w:p>
+            <w:pPr>
+              <w:rPr>
+                <w:rFonts w:cs="Times New Roman"/>
+                <w:bCs/>
+                <w:iCs/>
+                <w:szCs w:val="26"/>
+              </w:rPr>
+            </w:pPr>
+            <w:r>
+              <w:rPr>
+                <w:rFonts w:cs="Times New Roman"/>
+                <w:bCs/>
+                <w:iCs/>
+                <w:szCs w:val="26"/>
+              </w:rPr>
+              <w:t> </w:t>
+            </w:r>
+          </w:p>
+        </w:tc>
+      </w:tr>
+      <w:tr>
+        <w:tc>
+          <w:tcPr>
+            <w:tcW w:w="9350" w:type="dxa"/>
+          </w:tcPr>
+          <w:p>
+            <w:pPr>
+              <w:rPr>
+                <w:rFonts w:cs="Times New Roman"/>
+                <w:bCs/>
+                <w:iCs/>
+                <w:szCs w:val="26"/>
+              </w:rPr>
+            </w:pPr>
+            <w:r>
+              <w:rPr>
+                <w:rFonts w:cs="Times New Roman"/>
+                <w:bCs/>
+                <w:iCs/>
+                <w:szCs w:val="26"/>
+              </w:rPr>
+              <w:t xml:space="preserve">print("\nMatrix multiplication:") </w:t>
+            </w:r>
+          </w:p>
+        </w:tc>
+      </w:tr>
+      <w:tr>
+        <w:tc>
+          <w:tcPr>
+            <w:tcW w:w="9350" w:type="dxa"/>
+          </w:tcPr>
+          <w:p>
+            <w:pPr>
+              <w:rPr>
+                <w:rFonts w:cs="Times New Roman"/>
+                <w:bCs/>
+                <w:iCs/>
+                <w:szCs w:val="26"/>
+              </w:rPr>
+            </w:pPr>
+            <w:r>
+              <w:rPr>
+                <w:rFonts w:cs="Times New Roman"/>
+                <w:bCs/>
+                <w:iCs/>
+                <w:szCs w:val="26"/>
+              </w:rPr>
+              <w:t>print(a @ b.T)</w:t>
+            </w:r>
+          </w:p>
+        </w:tc>
+      </w:tr>
+    </w:tbl>
+    <w:p>
+      <w:pPr>
+        <w:rPr>
+          <w:rFonts w:cs="Times New Roman"/>
+          <w:bCs/>
+          <w:iCs/>
+          <w:szCs w:val="26"/>
+        </w:rPr>
+      </w:pPr>
+      <w:r>
+        <w:rPr>
+          <w:rFonts w:cs="Times New Roman"/>
+          <w:bCs/>
+          <w:iCs/>
+          <w:szCs w:val="26"/>
+        </w:rPr>
+        <w:t>Output:</w:t>
+      </w:r>
+    </w:p>
+    <w:p>
+      <w:pPr>
+        <w:rPr>
+          <w:rFonts w:cs="Times New Roman"/>
+          <w:bCs/>
+          <w:iCs/>
+          <w:szCs w:val="26"/>
+        </w:rPr>
+      </w:pPr>
+      <w:r>
+        <w:rPr>
+          <w:rFonts w:cs="Times New Roman"/>
+          <w:bCs/>
+          <w:iCs/>
+          <w:szCs w:val="26"/>
+        </w:rPr>
+        <w:t>a:</w:t>
+      </w:r>
+    </w:p>
+    <w:p>
+      <w:pPr>
+        <w:rPr>
+          <w:rFonts w:cs="Times New Roman"/>
+          <w:bCs/>
+          <w:iCs/>
+          <w:szCs w:val="26"/>
+        </w:rPr>
+      </w:pPr>
+      <w:r>
+        <w:rPr>
+          <w:rFonts w:cs="Times New Roman"/>
+          <w:bCs/>
+          <w:iCs/>
+          <w:szCs w:val="26"/>
+        </w:rPr>
+        <w:t>tensor([[-0.0803, -0.0915, -0.7008],</w:t>
+      </w:r>
+    </w:p>
+    <w:p>
+      <w:pPr>
+        <w:rPr>
+          <w:rFonts w:cs="Times New Roman"/>
+          <w:bCs/>
+          <w:iCs/>
+          <w:szCs w:val="26"/>
+        </w:rPr>
+      </w:pPr>
+      <w:r>
+        <w:rPr>
+          <w:rFonts w:cs="Times New Roman"/>
+          <w:bCs/>
+          <w:iCs/>
+          <w:szCs w:val="26"/>
+        </w:rPr>
+        <w:t xml:space="preserve">        [ 0.2695,  0.4898,  0.4219]])</w:t>
+      </w:r>
+    </w:p>
+    <w:p>
+      <w:pPr>
+        <w:rPr>
+          <w:rFonts w:cs="Times New Roman"/>
+          <w:bCs/>
+          <w:iCs/>
+          <w:szCs w:val="26"/>
+        </w:rPr>
+      </w:pPr>
+      <w:r>
+        <w:rPr>
+          <w:rFonts w:cs="Times New Roman"/>
+          <w:bCs/>
+          <w:iCs/>
+          <w:szCs w:val="26"/>
+        </w:rPr>
+        <w:t>b:</w:t>
+      </w:r>
+    </w:p>
+    <w:p>
+      <w:pPr>
+        <w:rPr>
+          <w:rFonts w:cs="Times New Roman"/>
+          <w:bCs/>
+          <w:iCs/>
+          <w:szCs w:val="26"/>
+        </w:rPr>
+      </w:pPr>
+      <w:r>
+        <w:rPr>
+          <w:rFonts w:cs="Times New Roman"/>
+          <w:bCs/>
+          <w:iCs/>
+          <w:szCs w:val="26"/>
+        </w:rPr>
+        <w:t>tensor([[-0.4005, -0.3319,  0.4247],</w:t>
+      </w:r>
+    </w:p>
+    <w:p>
+      <w:pPr>
+        <w:rPr>
+          <w:rFonts w:cs="Times New Roman"/>
+          <w:bCs/>
+          <w:iCs/>
+          <w:szCs w:val="26"/>
+        </w:rPr>
+      </w:pPr>
+      <w:r>
+        <w:rPr>
+          <w:rFonts w:cs="Times New Roman"/>
+          <w:bCs/>
+          <w:iCs/>
+          <w:szCs w:val="26"/>
+        </w:rPr>
+        <w:t xml:space="preserve">        [ 0.8307, -1.0730, -0.5997]])</w:t>
+      </w:r>
+    </w:p>
+    <w:p>
+      <w:pPr>
+        <w:rPr>
+          <w:rFonts w:cs="Times New Roman"/>
+          <w:bCs/>
+          <w:iCs/>
+          <w:szCs w:val="26"/>
+        </w:rPr>
+      </w:pPr>
+    </w:p>
+    <w:p>
+      <w:pPr>
+        <w:rPr>
+          <w:rFonts w:cs="Times New Roman"/>
+          <w:bCs/>
+          <w:iCs/>
+          <w:szCs w:val="26"/>
+        </w:rPr>
+      </w:pPr>
+      <w:r>
+        <w:rPr>
+          <w:rFonts w:cs="Times New Roman"/>
+          <w:bCs/>
+          <w:iCs/>
+          <w:szCs w:val="26"/>
+        </w:rPr>
+        <w:t>a + b:</w:t>
+      </w:r>
+    </w:p>
+    <w:p>
+      <w:pPr>
+        <w:rPr>
+          <w:rFonts w:cs="Times New Roman"/>
+          <w:bCs/>
+          <w:iCs/>
+          <w:szCs w:val="26"/>
+        </w:rPr>
+      </w:pPr>
+      <w:r>
+        <w:rPr>
+          <w:rFonts w:cs="Times New Roman"/>
+          <w:bCs/>
+          <w:iCs/>
+          <w:szCs w:val="26"/>
+        </w:rPr>
+        <w:t>tensor([[-0.4808, -0.4234, -0.2761],</w:t>
+      </w:r>
+    </w:p>
+    <w:p>
+      <w:pPr>
+        <w:rPr>
+          <w:rFonts w:cs="Times New Roman"/>
+          <w:bCs/>
+          <w:iCs/>
+          <w:szCs w:val="26"/>
+        </w:rPr>
+      </w:pPr>
+      <w:r>
+        <w:rPr>
+          <w:rFonts w:cs="Times New Roman"/>
+          <w:bCs/>
+          <w:iCs/>
+          <w:szCs w:val="26"/>
+        </w:rPr>
+        <w:t xml:space="preserve">        [ 1.1001, -0.5832, -0.1778]])</w:t>
+      </w:r>
+    </w:p>
+    <w:p>
+      <w:pPr>
+        <w:rPr>
+          <w:rFonts w:cs="Times New Roman"/>
+          <w:bCs/>
+          <w:iCs/>
+          <w:szCs w:val="26"/>
+        </w:rPr>
+      </w:pPr>
+    </w:p>
+    <w:p>
+      <w:pPr>
+        <w:rPr>
+          <w:rFonts w:cs="Times New Roman"/>
+          <w:bCs/>
+          <w:iCs/>
+          <w:szCs w:val="26"/>
+        </w:rPr>
+      </w:pPr>
+      <w:r>
+        <w:rPr>
+          <w:rFonts w:cs="Times New Roman"/>
+          <w:bCs/>
+          <w:iCs/>
+          <w:szCs w:val="26"/>
+        </w:rPr>
+        <w:t>a / b:</w:t>
+      </w:r>
+    </w:p>
+    <w:p>
+      <w:pPr>
+        <w:rPr>
+          <w:rFonts w:cs="Times New Roman"/>
+          <w:bCs/>
+          <w:iCs/>
+          <w:szCs w:val="26"/>
+        </w:rPr>
+      </w:pPr>
+      <w:r>
+        <w:rPr>
+          <w:rFonts w:cs="Times New Roman"/>
+          <w:bCs/>
+          <w:iCs/>
+          <w:szCs w:val="26"/>
+        </w:rPr>
+        <w:lastRenderedPageBreak/>
+        <w:t>tensor([[ 0.2004,  0.2757, -1.6501],</w:t>
+      </w:r>
+    </w:p>
+    <w:p>
+      <w:pPr>
+        <w:rPr>
+          <w:rFonts w:cs="Times New Roman"/>
+          <w:bCs/>
+          <w:iCs/>
+          <w:szCs w:val="26"/>
+        </w:rPr>
+      </w:pPr>
+      <w:r>
+        <w:rPr>
+          <w:rFonts w:cs="Times New Roman"/>
+          <w:bCs/>
+          <w:iCs/>
+          <w:szCs w:val="26"/>
+        </w:rPr>
+        <w:t xml:space="preserve">        [ 0.3244, -0.4564, -0.7035]])</w:t>
+      </w:r>
+    </w:p>
+    <w:p>
+      <w:pPr>
+        <w:rPr>
+          <w:rFonts w:cs="Times New Roman"/>
+          <w:bCs/>
+          <w:iCs/>
+          <w:szCs w:val="26"/>
+        </w:rPr>
+      </w:pPr>
+    </w:p>
+    <w:p>
+      <w:pPr>
+        <w:rPr>
+          <w:rFonts w:cs="Times New Roman"/>
+          <w:bCs/>
+          <w:iCs/>
+          <w:szCs w:val="26"/>
+        </w:rPr>
+      </w:pPr>
+      <w:r>
+        <w:rPr>
+          <w:rFonts w:cs="Times New Roman"/>
+          <w:bCs/>
+          <w:iCs/>
+          <w:szCs w:val="26"/>
+        </w:rPr>
+        <w:t>a^2:</w:t>
+      </w:r>
+    </w:p>
+    <w:p>
+      <w:pPr>
+        <w:rPr>
+          <w:rFonts w:cs="Times New Roman"/>
+          <w:bCs/>
+          <w:iCs/>
+          <w:szCs w:val="26"/>
+        </w:rPr>
+      </w:pPr>
+      <w:r>
+        <w:rPr>
+          <w:rFonts w:cs="Times New Roman"/>
+          <w:bCs/>
+          <w:iCs/>
+          <w:szCs w:val="26"/>
+        </w:rPr>
+        <w:t>tensor([[0.0064, 0.0084, 0.4912],</w:t>
+      </w:r>
+    </w:p>
+    <w:p>
+      <w:pPr>
+        <w:rPr>
+          <w:rFonts w:cs="Times New Roman"/>
+          <w:bCs/>
+          <w:iCs/>
+          <w:szCs w:val="26"/>
+        </w:rPr>
+      </w:pPr>
+      <w:r>
+        <w:rPr>
+          <w:rFonts w:cs="Times New Roman"/>
+          <w:bCs/>
+          <w:iCs/>
+          <w:szCs w:val="26"/>
+        </w:rPr>
+        <w:t xml:space="preserve">        [0.0726, 0.2399, 0.1780]])</w:t>
+      </w:r>
+    </w:p>
+    <w:p>
+      <w:pPr>
+        <w:rPr>
+          <w:rFonts w:cs="Times New Roman"/>
+          <w:bCs/>
+          <w:iCs/>
+          <w:szCs w:val="26"/>
+        </w:rPr>
+      </w:pPr>
+    </w:p>
+    <w:p>
+      <w:pPr>
+        <w:rPr>
+          <w:rFonts w:cs="Times New Roman"/>
+          <w:bCs/>
+          <w:iCs/>
+          <w:szCs w:val="26"/>
+        </w:rPr>
+      </w:pPr>
+      <w:r>
+        <w:rPr>
+          <w:rFonts w:cs="Times New Roman"/>
+          <w:bCs/>
+          <w:iCs/>
+          <w:szCs w:val="26"/>
+        </w:rPr>
+        <w:t>Matrix multiplication:</w:t>
+      </w:r>
+    </w:p>
+    <w:p>
+      <w:pPr>
+        <w:rPr>
+          <w:rFonts w:cs="Times New Roman"/>
+          <w:bCs/>
+          <w:iCs/>
+          <w:szCs w:val="26"/>
+        </w:rPr>
+      </w:pPr>
+      <w:r>
+        <w:rPr>
+          <w:rFonts w:cs="Times New Roman"/>
+          <w:bCs/>
+          <w:iCs/>
+          <w:szCs w:val="26"/>
+        </w:rPr>
+        <w:t>tensor([[-0.2351,  0.4518],</w:t>
+      </w:r>
+    </w:p>
+    <w:p>
+      <w:pPr>
+        <w:rPr>
+          <w:rFonts w:cs="Times New Roman"/>
+          <w:bCs/>
+          <w:iCs/>
+          <w:szCs w:val="26"/>
+        </w:rPr>
+      </w:pPr>
+      <w:r>
+        <w:rPr>
+          <w:rFonts w:cs="Times New Roman"/>
+          <w:bCs/>
+          <w:iCs/>
+          <w:szCs w:val="26"/>
+        </w:rPr>
+        <w:t xml:space="preserve">        [-0.0913, -0.5547]])</w:t>
+      </w:r>
+      <w:r>
+        <w:rPr>
+          <w:rFonts w:cs="Times New Roman"/>
+          <w:bCs/>
+          <w:iCs/>
+          <w:szCs w:val="26"/>
+        </w:rPr>
+        <w:br/>
+        <w:t>Nhận xét:</w:t>
+      </w:r>
+    </w:p>
+    <w:p>
+      <w:pPr>
+        <w:rPr>
+          <w:rFonts w:cs="Times New Roman"/>
+          <w:bCs/>
+          <w:iCs/>
+          <w:szCs w:val="26"/>
+        </w:rPr>
+      </w:pPr>
+      <w:r>
+        <w:rPr>
+          <w:rFonts w:cs="Times New Roman"/>
+          <w:bCs/>
+          <w:iCs/>
+          <w:szCs w:val="26"/>
+        </w:rPr>
+        <w:t>a * b: Nhân từng phần tử tương ứng</w:t>
+      </w:r>
+      <w:r>
+        <w:rPr>
+          <w:rFonts w:cs="Times New Roman"/>
+          <w:bCs/>
+          <w:iCs/>
+          <w:szCs w:val="26"/>
+        </w:rPr>
+        <w:t xml:space="preserve">. </w:t>
+      </w:r>
+      <w:r>
+        <w:rPr>
+          <w:rFonts w:cs="Times New Roman"/>
+          <w:bCs/>
+          <w:iCs/>
+          <w:szCs w:val="26"/>
+        </w:rPr>
+        <w:t>Hai tensor phải cùng shape</w:t>
+      </w:r>
+      <w:r>
+        <w:rPr>
+          <w:rFonts w:cs="Times New Roman"/>
+          <w:bCs/>
+          <w:iCs/>
+          <w:szCs w:val="26"/>
+        </w:rPr>
+        <w:t>.</w:t>
+      </w:r>
+    </w:p>
+    <w:p>
+      <w:pPr>
+        <w:rPr>
+          <w:rFonts w:cs="Times New Roman"/>
+          <w:bCs/>
+          <w:iCs/>
+          <w:szCs w:val="26"/>
+        </w:rPr>
+      </w:pPr>
+      <w:r>
+        <w:rPr>
+          <w:rFonts w:cs="Times New Roman"/>
+          <w:bCs/>
+          <w:iCs/>
+          <w:szCs w:val="26"/>
+        </w:rPr>
+        <w:t xml:space="preserve">a @ b.T: Phép nhân ma trận đại số tuyến tính giữa ma trận </w:t>
+      </w:r>
+      <m:oMath>
+        <m:d>
+          <m:dPr>
+            <m:ctrlPr>
+              <w:rPr>
+                <w:rFonts w:ascii="Cambria Math" w:hAnsi="Cambria Math" w:cs="Times New Roman"/>
+                <w:bCs/>
+                <w:iCs/>
+                <w:szCs w:val="26"/>
+              </w:rPr>
+            </m:ctrlPr>
+          </m:dPr>
+          <m:e>
+            <m:r>
+              <w:rPr>
+                <w:rFonts w:ascii="Cambria Math" w:hAnsi="Cambria Math" w:cs="Times New Roman"/>
+                <w:szCs w:val="26"/>
+              </w:rPr>
+              <m:t>2×3</m:t>
+            </m:r>
+          </m:e>
+        </m:d>
+      </m:oMath>
+      <w:r>
+        <w:rPr>
+          <w:rFonts w:cs="Times New Roman"/>
+          <w:bCs/>
+          <w:iCs/>
+          <w:szCs w:val="26"/>
+        </w:rPr>
+        <w:t xml:space="preserve"> và </w:t>
+      </w:r>
+      <m:oMath>
+        <m:d>
+          <m:dPr>
+            <m:ctrlPr>
+              <w:rPr>
+                <w:rFonts w:ascii="Cambria Math" w:hAnsi="Cambria Math" w:cs="Times New Roman"/>
+                <w:bCs/>
+                <w:iCs/>
+                <w:szCs w:val="26"/>
+              </w:rPr>
+            </m:ctrlPr>
+          </m:dPr>
+          <m:e>
+            <m:r>
+              <w:rPr>
+                <w:rFonts w:ascii="Cambria Math" w:hAnsi="Cambria Math" w:cs="Times New Roman"/>
+                <w:szCs w:val="26"/>
+              </w:rPr>
+              <m:t>3×2</m:t>
+            </m:r>
+          </m:e>
+        </m:d>
+      </m:oMath>
+      <w:r>
+        <w:rPr>
+          <w:rFonts w:cs="Times New Roman"/>
+          <w:bCs/>
+          <w:iCs/>
+          <w:szCs w:val="26"/>
+        </w:rPr>
+        <w:t>.</w:t>
+      </w:r>
+    </w:p>
+    <w:p>
+      <w:pPr>
+        <w:rPr>
+          <w:rFonts w:cs="Times New Roman"/>
+          <w:bCs/>
+          <w:iCs/>
+          <w:szCs w:val="26"/>
+        </w:rPr>
+      </w:pPr>
+      <w:r>
+        <w:rPr>
+          <w:rFonts w:cs="Times New Roman"/>
+          <w:bCs/>
+          <w:iCs/>
+          <w:szCs w:val="26"/>
+        </w:rPr>
+        <w:t>Shape của a @ b.T: torch.Size([2, 2])</w:t>
+      </w:r>
+      <w:r>
+        <w:rPr>
+          <w:rFonts w:cs="Times New Roman"/>
+          <w:bCs/>
+          <w:iCs/>
+          <w:szCs w:val="26"/>
+        </w:rPr>
+        <w:t>.</w:t>
+      </w:r>
+    </w:p>
+    <w:p>
+      <w:pPr>
+        <w:rPr>
+          <w:rFonts w:cs="Times New Roman"/>
+          <w:b/>
+          <w:iCs/>
+          <w:szCs w:val="26"/>
+        </w:rPr>
+      </w:pPr>
+      <w:r>
+        <w:rPr>
+          <w:rFonts w:cs="Times New Roman"/>
+          <w:b/>
+          <w:iCs/>
+          <w:szCs w:val="26"/>
+        </w:rPr>
+        <w:t>Bài 7. Các hàm thống kê trên Tensor</w:t>
+      </w:r>
+    </w:p>
+    <w:tbl>
+      <w:tblPr>
+        <w:tblStyle w:val="TableGrid"/>
+        <w:tblW w:w="0" w:type="auto"/>
+        <w:tblBorders>
+          <w:insideH w:val="none" w:sz="0" w:space="0" w:color="auto"/>
+        </w:tblBorders>
+        <w:tblLook w:val="04A0" w:firstRow="1" w:lastRow="0" w:firstColumn="1" w:lastColumn="0" w:noHBand="0" w:noVBand="1"/>
+      </w:tblPr>
+      <w:tblGrid>
+        <w:gridCol w:w="9350"/>
+      </w:tblGrid>
+      <w:tr>
+        <w:tc>
+          <w:tcPr>
+            <w:tcW w:w="9350" w:type="dxa"/>
+          </w:tcPr>
+          <w:p>
+            <w:pPr>
+              <w:rPr>
+                <w:rFonts w:cs="Times New Roman"/>
+                <w:bCs/>
+                <w:iCs/>
+                <w:szCs w:val="26"/>
+              </w:rPr>
+            </w:pPr>
+            <w:r>
+              <w:rPr>
+                <w:rFonts w:cs="Times New Roman"/>
+                <w:bCs/>
+                <w:iCs/>
+                <w:szCs w:val="26"/>
+              </w:rPr>
+              <w:t xml:space="preserve">import torch </w:t>
+            </w:r>
+          </w:p>
+        </w:tc>
+      </w:tr>
+      <w:tr>
+        <w:tc>
+          <w:tcPr>
+            <w:tcW w:w="9350" w:type="dxa"/>
+          </w:tcPr>
+          <w:p>
+            <w:pPr>
+              <w:rPr>
+                <w:rFonts w:cs="Times New Roman"/>
+                <w:bCs/>
+                <w:iCs/>
+                <w:szCs w:val="26"/>
+              </w:rPr>
+            </w:pPr>
+            <w:r>
+              <w:rPr>
+                <w:rFonts w:cs="Times New Roman"/>
+                <w:bCs/>
+                <w:iCs/>
+                <w:szCs w:val="26"/>
+              </w:rPr>
+              <w:t> </w:t>
+            </w:r>
+          </w:p>
+        </w:tc>
+      </w:tr>
+      <w:tr>
+        <w:tc>
+          <w:tcPr>
+            <w:tcW w:w="9350" w:type="dxa"/>
+          </w:tcPr>
+          <w:p>
+            <w:pPr>
+              <w:rPr>
+                <w:rFonts w:cs="Times New Roman"/>
+                <w:bCs/>
+                <w:iCs/>
+                <w:szCs w:val="26"/>
+              </w:rPr>
+            </w:pPr>
+            <w:r>
+              <w:rPr>
+                <w:rFonts w:cs="Times New Roman"/>
+                <w:bCs/>
+                <w:iCs/>
+                <w:szCs w:val="26"/>
+              </w:rPr>
+              <w:t xml:space="preserve">a = torch.randn(3, 4) </w:t>
+            </w:r>
+          </w:p>
+        </w:tc>
+      </w:tr>
+      <w:tr>
+        <w:tc>
+          <w:tcPr>
+            <w:tcW w:w="9350" w:type="dxa"/>
+          </w:tcPr>
+          <w:p>
+            <w:pPr>
+              <w:rPr>
+                <w:rFonts w:cs="Times New Roman"/>
+                <w:bCs/>
+                <w:iCs/>
+                <w:szCs w:val="26"/>
+              </w:rPr>
+            </w:pPr>
+            <w:r>
+              <w:rPr>
+                <w:rFonts w:cs="Times New Roman"/>
+                <w:bCs/>
+                <w:iCs/>
+                <w:szCs w:val="26"/>
+              </w:rPr>
+              <w:t> </w:t>
+            </w:r>
+          </w:p>
+        </w:tc>
+      </w:tr>
+      <w:tr>
+        <w:tc>
+          <w:tcPr>
+            <w:tcW w:w="9350" w:type="dxa"/>
+          </w:tcPr>
+          <w:p>
+            <w:pPr>
+              <w:rPr>
+                <w:rFonts w:cs="Times New Roman"/>
+                <w:bCs/>
+                <w:iCs/>
+                <w:szCs w:val="26"/>
+              </w:rPr>
+            </w:pPr>
+            <w:r>
+              <w:rPr>
+                <w:rFonts w:cs="Times New Roman"/>
+                <w:bCs/>
+                <w:iCs/>
+                <w:szCs w:val="26"/>
+              </w:rPr>
+              <w:t xml:space="preserve">print(a) </w:t>
+            </w:r>
+          </w:p>
+        </w:tc>
+      </w:tr>
+      <w:tr>
+        <w:tc>
+          <w:tcPr>
+            <w:tcW w:w="9350" w:type="dxa"/>
+          </w:tcPr>
+          <w:p>
+            <w:pPr>
+              <w:rPr>
+                <w:rFonts w:cs="Times New Roman"/>
+                <w:bCs/>
+                <w:iCs/>
+                <w:szCs w:val="26"/>
+              </w:rPr>
+            </w:pPr>
+            <w:r>
+              <w:rPr>
+                <w:rFonts w:cs="Times New Roman"/>
+                <w:bCs/>
+                <w:iCs/>
+                <w:szCs w:val="26"/>
+              </w:rPr>
+              <w:t xml:space="preserve">print("\nMean:") </w:t>
+            </w:r>
+          </w:p>
+        </w:tc>
+      </w:tr>
+      <w:tr>
+        <w:tc>
+          <w:tcPr>
+            <w:tcW w:w="9350" w:type="dxa"/>
+          </w:tcPr>
+          <w:p>
+            <w:pPr>
+              <w:rPr>
+                <w:rFonts w:cs="Times New Roman"/>
+                <w:bCs/>
+                <w:iCs/>
+                <w:szCs w:val="26"/>
+              </w:rPr>
+            </w:pPr>
+            <w:r>
+              <w:rPr>
+                <w:rFonts w:cs="Times New Roman"/>
+                <w:bCs/>
+                <w:iCs/>
+                <w:szCs w:val="26"/>
+              </w:rPr>
+              <w:t xml:space="preserve">print(torch.mean(a, dim=0)) </w:t>
+            </w:r>
+          </w:p>
+        </w:tc>
+      </w:tr>
+      <w:tr>
+        <w:tc>
+          <w:tcPr>
+            <w:tcW w:w="9350" w:type="dxa"/>
+          </w:tcPr>
+          <w:p>
+            <w:pPr>
+              <w:rPr>
+                <w:rFonts w:cs="Times New Roman"/>
+                <w:bCs/>
+                <w:iCs/>
+                <w:szCs w:val="26"/>
+              </w:rPr>
+            </w:pPr>
+            <w:r>
+              <w:rPr>
+                <w:rFonts w:cs="Times New Roman"/>
+                <w:bCs/>
+                <w:iCs/>
+                <w:szCs w:val="26"/>
+              </w:rPr>
+              <w:t> </w:t>
+            </w:r>
+          </w:p>
+        </w:tc>
+      </w:tr>
+      <w:tr>
+        <w:tc>
+          <w:tcPr>
+            <w:tcW w:w="9350" w:type="dxa"/>
+          </w:tcPr>
+          <w:p>
+            <w:pPr>
+              <w:rPr>
+                <w:rFonts w:cs="Times New Roman"/>
+                <w:bCs/>
+                <w:iCs/>
+                <w:szCs w:val="26"/>
+              </w:rPr>
+            </w:pPr>
+            <w:r>
+              <w:rPr>
+                <w:rFonts w:cs="Times New Roman"/>
+                <w:bCs/>
+                <w:iCs/>
+                <w:szCs w:val="26"/>
+              </w:rPr>
+              <w:t xml:space="preserve">print("\nStandard deviation:") </w:t>
+            </w:r>
+          </w:p>
+        </w:tc>
+      </w:tr>
+      <w:tr>
+        <w:tc>
+          <w:tcPr>
+            <w:tcW w:w="9350" w:type="dxa"/>
+          </w:tcPr>
+          <w:p>
+            <w:pPr>
+              <w:rPr>
+                <w:rFonts w:cs="Times New Roman"/>
+                <w:bCs/>
+                <w:iCs/>
+                <w:szCs w:val="26"/>
+              </w:rPr>
+            </w:pPr>
+            <w:r>
+              <w:rPr>
+                <w:rFonts w:cs="Times New Roman"/>
+                <w:bCs/>
+                <w:iCs/>
+                <w:szCs w:val="26"/>
+              </w:rPr>
+              <w:lastRenderedPageBreak/>
+              <w:t xml:space="preserve">print(torch.std(a, dim=0)) </w:t>
+            </w:r>
+          </w:p>
+        </w:tc>
+      </w:tr>
+      <w:tr>
+        <w:tc>
+          <w:tcPr>
+            <w:tcW w:w="9350" w:type="dxa"/>
+          </w:tcPr>
+          <w:p>
+            <w:pPr>
+              <w:rPr>
+                <w:rFonts w:cs="Times New Roman"/>
+                <w:bCs/>
+                <w:iCs/>
+                <w:szCs w:val="26"/>
+              </w:rPr>
+            </w:pPr>
+            <w:r>
+              <w:rPr>
+                <w:rFonts w:cs="Times New Roman"/>
+                <w:bCs/>
+                <w:iCs/>
+                <w:szCs w:val="26"/>
+              </w:rPr>
+              <w:t> </w:t>
+            </w:r>
+          </w:p>
+        </w:tc>
+      </w:tr>
+      <w:tr>
+        <w:tc>
+          <w:tcPr>
+            <w:tcW w:w="9350" w:type="dxa"/>
+          </w:tcPr>
+          <w:p>
+            <w:pPr>
+              <w:rPr>
+                <w:rFonts w:cs="Times New Roman"/>
+                <w:bCs/>
+                <w:iCs/>
+                <w:szCs w:val="26"/>
+              </w:rPr>
+            </w:pPr>
+            <w:r>
+              <w:rPr>
+                <w:rFonts w:cs="Times New Roman"/>
+                <w:bCs/>
+                <w:iCs/>
+                <w:szCs w:val="26"/>
+              </w:rPr>
+              <w:t xml:space="preserve">print("\nCumulative sum:") </w:t>
+            </w:r>
+          </w:p>
+        </w:tc>
+      </w:tr>
+      <w:tr>
+        <w:tc>
+          <w:tcPr>
+            <w:tcW w:w="9350" w:type="dxa"/>
+          </w:tcPr>
+          <w:p>
+            <w:pPr>
+              <w:rPr>
+                <w:rFonts w:cs="Times New Roman"/>
+                <w:bCs/>
+                <w:iCs/>
+                <w:szCs w:val="26"/>
+              </w:rPr>
+            </w:pPr>
+            <w:r>
+              <w:rPr>
+                <w:rFonts w:cs="Times New Roman"/>
+                <w:bCs/>
+                <w:iCs/>
+                <w:szCs w:val="26"/>
+              </w:rPr>
+              <w:t>print(torch.cumsum(a, dim=0))</w:t>
+            </w:r>
+          </w:p>
+        </w:tc>
+      </w:tr>
+    </w:tbl>
+    <w:p>
+      <w:pPr>
+        <w:rPr>
+          <w:rFonts w:cs="Times New Roman"/>
+          <w:bCs/>
+          <w:iCs/>
+          <w:szCs w:val="26"/>
+        </w:rPr>
+      </w:pPr>
+      <w:r>
+        <w:rPr>
+          <w:rFonts w:cs="Times New Roman"/>
+          <w:bCs/>
+          <w:iCs/>
+          <w:szCs w:val="26"/>
+        </w:rPr>
+        <w:t>Output:</w:t>
+      </w:r>
+    </w:p>
+    <w:p>
+      <w:pPr>
+        <w:rPr>
+          <w:rFonts w:cs="Times New Roman"/>
+          <w:bCs/>
+          <w:iCs/>
+          <w:szCs w:val="26"/>
+        </w:rPr>
+      </w:pPr>
+      <w:r>
+        <w:rPr>
+          <w:rFonts w:cs="Times New Roman"/>
+          <w:bCs/>
+          <w:iCs/>
+          <w:szCs w:val="26"/>
+        </w:rPr>
+        <w:t>tensor([[ 0.3313, -1.1610,  0.4635,  1.4544],</w:t>
+      </w:r>
+    </w:p>
+    <w:p>
+      <w:pPr>
+        <w:rPr>
+          <w:rFonts w:cs="Times New Roman"/>
+          <w:bCs/>
+          <w:iCs/>
+          <w:szCs w:val="26"/>
+        </w:rPr>
+      </w:pPr>
+      <w:r>
+        <w:rPr>
+          <w:rFonts w:cs="Times New Roman"/>
+          <w:bCs/>
+          <w:iCs/>
+          <w:szCs w:val="26"/>
+        </w:rPr>
+        <w:t xml:space="preserve">        [-0.0508,  0.1645, -0.1937, -1.2387],</w:t>
+      </w:r>
+    </w:p>
+    <w:p>
+      <w:pPr>
+        <w:rPr>
+          <w:rFonts w:cs="Times New Roman"/>
+          <w:bCs/>
+          <w:iCs/>
+          <w:szCs w:val="26"/>
+        </w:rPr>
+      </w:pPr>
+      <w:r>
+        <w:rPr>
+          <w:rFonts w:cs="Times New Roman"/>
+          <w:bCs/>
+          <w:iCs/>
+          <w:szCs w:val="26"/>
+        </w:rPr>
+        <w:t xml:space="preserve">        [-0.6443, -0.6356,  0.4786,  1.2759]])</w:t>
+      </w:r>
+    </w:p>
+    <w:p>
+      <w:pPr>
+        <w:rPr>
+          <w:rFonts w:cs="Times New Roman"/>
+          <w:bCs/>
+          <w:iCs/>
+          <w:szCs w:val="26"/>
+        </w:rPr>
+      </w:pPr>
+    </w:p>
+    <w:p>
+      <w:pPr>
+        <w:rPr>
+          <w:rFonts w:cs="Times New Roman"/>
+          <w:bCs/>
+          <w:iCs/>
+          <w:szCs w:val="26"/>
+        </w:rPr>
+      </w:pPr>
+      <w:r>
+        <w:rPr>
+          <w:rFonts w:cs="Times New Roman"/>
+          <w:bCs/>
+          <w:iCs/>
+          <w:szCs w:val="26"/>
+        </w:rPr>
+        <w:t>Mean:</w:t>
+      </w:r>
+    </w:p>
+    <w:p>
+      <w:pPr>
+        <w:rPr>
+          <w:rFonts w:cs="Times New Roman"/>
+          <w:bCs/>
+          <w:iCs/>
+          <w:szCs w:val="26"/>
+        </w:rPr>
+      </w:pPr>
+      <w:r>
+        <w:rPr>
+          <w:rFonts w:cs="Times New Roman"/>
+          <w:bCs/>
+          <w:iCs/>
+          <w:szCs w:val="26"/>
+        </w:rPr>
+        <w:t>tensor([-0.1213, -0.5440,  0.2494,  0.4972])</w:t>
+      </w:r>
+    </w:p>
+    <w:p>
+      <w:pPr>
+        <w:rPr>
+          <w:rFonts w:cs="Times New Roman"/>
+          <w:bCs/>
+          <w:iCs/>
+          <w:szCs w:val="26"/>
+        </w:rPr>
+      </w:pPr>
+    </w:p>
+    <w:p>
+      <w:pPr>
+        <w:rPr>
+          <w:rFonts w:cs="Times New Roman"/>
+          <w:bCs/>
+          <w:iCs/>
+          <w:szCs w:val="26"/>
+        </w:rPr>
+      </w:pPr>
+      <w:r>
+        <w:rPr>
+          <w:rFonts w:cs="Times New Roman"/>
+          <w:bCs/>
+          <w:iCs/>
+          <w:szCs w:val="26"/>
+        </w:rPr>
+        <w:t>Standard deviation:</w:t>
+      </w:r>
+    </w:p>
+    <w:p>
+      <w:pPr>
+        <w:rPr>
+          <w:rFonts w:cs="Times New Roman"/>
+          <w:bCs/>
+          <w:iCs/>
+          <w:szCs w:val="26"/>
+        </w:rPr>
+      </w:pPr>
+      <w:r>
+        <w:rPr>
+          <w:rFonts w:cs="Times New Roman"/>
+          <w:bCs/>
+          <w:iCs/>
+          <w:szCs w:val="26"/>
+        </w:rPr>
+        <w:t>tensor([0.4916, 0.6675, 0.3839, 1.5060])</w:t>
+      </w:r>
+    </w:p>
+    <w:p>
+      <w:pPr>
+        <w:rPr>
+          <w:rFonts w:cs="Times New Roman"/>
+          <w:bCs/>
+          <w:iCs/>
+          <w:szCs w:val="26"/>
+        </w:rPr>
+      </w:pPr>
+    </w:p>
+    <w:p>
+      <w:pPr>
+        <w:rPr>
+          <w:rFonts w:cs="Times New Roman"/>
+          <w:bCs/>
+          <w:iCs/>
+          <w:szCs w:val="26"/>
+        </w:rPr>
+      </w:pPr>
+      <w:r>
+        <w:rPr>
+          <w:rFonts w:cs="Times New Roman"/>
+          <w:bCs/>
+          <w:iCs/>
+          <w:szCs w:val="26"/>
+        </w:rPr>
+        <w:t>Cumulative sum:</w:t>
+      </w:r>
+    </w:p>
+    <w:p>
+      <w:pPr>
+        <w:rPr>
+          <w:rFonts w:cs="Times New Roman"/>
+          <w:bCs/>
+          <w:iCs/>
+          <w:szCs w:val="26"/>
+        </w:rPr>
+      </w:pPr>
+      <w:r>
+        <w:rPr>
+          <w:rFonts w:cs="Times New Roman"/>
+          <w:bCs/>
+          <w:iCs/>
+          <w:szCs w:val="26"/>
+        </w:rPr>
+        <w:t>tensor([[ 0.3313, -1.1610,  0.4635,  1.4544],</w:t>
+      </w:r>
+    </w:p>
+    <w:p>
+      <w:pPr>
+        <w:rPr>
+          <w:rFonts w:cs="Times New Roman"/>
+          <w:bCs/>
+          <w:iCs/>
+          <w:szCs w:val="26"/>
+        </w:rPr>
+      </w:pPr>
+      <w:r>
+        <w:rPr>
+          <w:rFonts w:cs="Times New Roman"/>
+          <w:bCs/>
+          <w:iCs/>
+          <w:szCs w:val="26"/>
+        </w:rPr>
+        <w:t xml:space="preserve">        [ 0.2805, -0.9965,  0.2698,  0.2157],</w:t>
+      </w:r>
+    </w:p>
+    <w:p>
+      <w:pPr>
+        <w:rPr>
+          <w:rFonts w:cs="Times New Roman"/>
+          <w:bCs/>
+          <w:iCs/>
+          <w:szCs w:val="26"/>
+        </w:rPr>
+      </w:pPr>
+      <w:r>
+        <w:rPr>
+          <w:rFonts w:cs="Times New Roman"/>
+          <w:bCs/>
+          <w:iCs/>
+          <w:szCs w:val="26"/>
+        </w:rPr>
+        <w:t xml:space="preserve">        [-0.3638, -1.6321,  0.7483,  1.4916]])</w:t>
+      </w:r>
+      <w:r>
+        <w:rPr>
+          <w:rFonts w:cs="Times New Roman"/>
+          <w:bCs/>
+          <w:iCs/>
+          <w:szCs w:val="26"/>
+        </w:rPr>
+        <w:br/>
+        <w:t>Nhận xét:</w:t>
+      </w:r>
+    </w:p>
+    <w:p>
+      <w:pPr>
+        <w:rPr>
+          <w:rFonts w:cs="Times New Roman"/>
+          <w:bCs/>
+          <w:iCs/>
+          <w:szCs w:val="26"/>
+        </w:rPr>
+      </w:pPr>
+      <w:r>
+        <w:rPr>
+          <w:rFonts w:cs="Times New Roman"/>
+          <w:bCs/>
+          <w:iCs/>
+          <w:szCs w:val="26"/>
+        </w:rPr>
+        <w:t>dim=0: Tính toán dọc theo các hàng (tính theo từng cột), kết quả trả về tensor 1D có kích thước bằng số cột (kích thước 4).</w:t>
+      </w:r>
+    </w:p>
+    <w:p>
+      <w:pPr>
+        <w:rPr>
+          <w:rFonts w:cs="Times New Roman"/>
+          <w:bCs/>
+          <w:iCs/>
+          <w:szCs w:val="26"/>
+        </w:rPr>
+      </w:pPr>
+      <w:r>
+        <w:rPr>
+          <w:rFonts w:cs="Times New Roman"/>
+          <w:bCs/>
+          <w:iCs/>
+          <w:szCs w:val="26"/>
+        </w:rPr>
+        <w:t>dim=1: Tính toán ngang theo các cột (tính theo từng hàng), kết quả trả về tensor 1D có kích thước bằng số hàng (kích thước 3).</w:t>
+      </w:r>
+    </w:p>
+    <w:p>
+      <w:pPr>
+        <w:rPr>
+          <w:rFonts w:cs="Times New Roman"/>
+          <w:bCs/>
+          <w:iCs/>
+          <w:szCs w:val="26"/>
+        </w:rPr>
+      </w:pPr>
+    </w:p>
+    <w:p>
+      <w:pPr>
+        <w:rPr>
+          <w:rFonts w:cs="Times New Roman"/>
+          <w:b/>
+          <w:iCs/>
+          <w:szCs w:val="26"/>
+        </w:rPr>
+      </w:pPr>
+      <w:r>
+        <w:rPr>
+          <w:rFonts w:cs="Times New Roman"/>
+          <w:b/>
+          <w:iCs/>
+          <w:szCs w:val="26"/>
+        </w:rPr>
+        <w:lastRenderedPageBreak/>
+        <w:t>Bài 8. Autograd cơ bản</w:t>
+      </w:r>
+    </w:p>
+    <w:tbl>
+      <w:tblPr>
+        <w:tblStyle w:val="TableGrid"/>
+        <w:tblW w:w="0" w:type="auto"/>
+        <w:tblBorders>
+          <w:insideH w:val="none" w:sz="0" w:space="0" w:color="auto"/>
+        </w:tblBorders>
+        <w:tblLook w:val="04A0" w:firstRow="1" w:lastRow="0" w:firstColumn="1" w:lastColumn="0" w:noHBand="0" w:noVBand="1"/>
+      </w:tblPr>
+      <w:tblGrid>
+        <w:gridCol w:w="9350"/>
+      </w:tblGrid>
+      <w:tr>
+        <w:tc>
+          <w:tcPr>
+            <w:tcW w:w="9350" w:type="dxa"/>
+          </w:tcPr>
+          <w:p>
+            <w:pPr>
+              <w:rPr>
+                <w:rFonts w:cs="Times New Roman"/>
+                <w:bCs/>
+                <w:iCs/>
+                <w:szCs w:val="26"/>
+              </w:rPr>
+            </w:pPr>
+            <w:r>
+              <w:rPr>
+                <w:rFonts w:cs="Times New Roman"/>
+                <w:bCs/>
+                <w:iCs/>
+                <w:szCs w:val="26"/>
+              </w:rPr>
+              <w:t xml:space="preserve">import torch </w:t>
+            </w:r>
+          </w:p>
+        </w:tc>
+      </w:tr>
+      <w:tr>
+        <w:tc>
+          <w:tcPr>
+            <w:tcW w:w="9350" w:type="dxa"/>
+          </w:tcPr>
+          <w:p>
+            <w:pPr>
+              <w:rPr>
+                <w:rFonts w:cs="Times New Roman"/>
+                <w:bCs/>
+                <w:iCs/>
+                <w:szCs w:val="26"/>
+              </w:rPr>
+            </w:pPr>
+            <w:r>
+              <w:rPr>
+                <w:rFonts w:cs="Times New Roman"/>
+                <w:bCs/>
+                <w:iCs/>
+                <w:szCs w:val="26"/>
+              </w:rPr>
+              <w:t> </w:t>
+            </w:r>
+          </w:p>
+        </w:tc>
+      </w:tr>
+      <w:tr>
+        <w:tc>
+          <w:tcPr>
+            <w:tcW w:w="9350" w:type="dxa"/>
+          </w:tcPr>
+          <w:p>
+            <w:pPr>
+              <w:rPr>
+                <w:rFonts w:cs="Times New Roman"/>
+                <w:bCs/>
+                <w:iCs/>
+                <w:szCs w:val="26"/>
+              </w:rPr>
+            </w:pPr>
+            <w:r>
+              <w:rPr>
+                <w:rFonts w:cs="Times New Roman"/>
+                <w:bCs/>
+                <w:iCs/>
+                <w:szCs w:val="26"/>
+              </w:rPr>
+              <w:t xml:space="preserve">x = torch.tensor( </w:t>
+            </w:r>
+          </w:p>
+        </w:tc>
+      </w:tr>
+      <w:tr>
+        <w:tc>
+          <w:tcPr>
+            <w:tcW w:w="9350" w:type="dxa"/>
+          </w:tcPr>
+          <w:p>
+            <w:pPr>
+              <w:rPr>
+                <w:rFonts w:cs="Times New Roman"/>
+                <w:bCs/>
+                <w:iCs/>
+                <w:szCs w:val="26"/>
+              </w:rPr>
+            </w:pPr>
+            <w:r>
+              <w:rPr>
+                <w:rFonts w:cs="Times New Roman"/>
+                <w:bCs/>
+                <w:iCs/>
+                <w:szCs w:val="26"/>
+              </w:rPr>
+              <w:t xml:space="preserve">    3.6, </w:t>
+            </w:r>
+          </w:p>
+        </w:tc>
+      </w:tr>
+      <w:tr>
+        <w:tc>
+          <w:tcPr>
+            <w:tcW w:w="9350" w:type="dxa"/>
+          </w:tcPr>
+          <w:p>
+            <w:pPr>
+              <w:rPr>
+                <w:rFonts w:cs="Times New Roman"/>
+                <w:bCs/>
+                <w:iCs/>
+                <w:szCs w:val="26"/>
+              </w:rPr>
+            </w:pPr>
+            <w:r>
+              <w:rPr>
+                <w:rFonts w:cs="Times New Roman"/>
+                <w:bCs/>
+                <w:iCs/>
+                <w:szCs w:val="26"/>
+              </w:rPr>
+              <w:t xml:space="preserve">    requires_grad=True </w:t>
+            </w:r>
+          </w:p>
+        </w:tc>
+      </w:tr>
+      <w:tr>
+        <w:tc>
+          <w:tcPr>
+            <w:tcW w:w="9350" w:type="dxa"/>
+          </w:tcPr>
+          <w:p>
+            <w:pPr>
+              <w:rPr>
+                <w:rFonts w:cs="Times New Roman"/>
+                <w:bCs/>
+                <w:iCs/>
+                <w:szCs w:val="26"/>
+              </w:rPr>
+            </w:pPr>
+            <w:r>
+              <w:rPr>
+                <w:rFonts w:cs="Times New Roman"/>
+                <w:bCs/>
+                <w:iCs/>
+                <w:szCs w:val="26"/>
+              </w:rPr>
+              <w:t xml:space="preserve">) </w:t>
+            </w:r>
+          </w:p>
+        </w:tc>
+      </w:tr>
+      <w:tr>
+        <w:tc>
+          <w:tcPr>
+            <w:tcW w:w="9350" w:type="dxa"/>
+          </w:tcPr>
+          <w:p>
+            <w:pPr>
+              <w:rPr>
+                <w:rFonts w:cs="Times New Roman"/>
+                <w:bCs/>
+                <w:iCs/>
+                <w:szCs w:val="26"/>
+              </w:rPr>
+            </w:pPr>
+            <w:r>
+              <w:rPr>
+                <w:rFonts w:cs="Times New Roman"/>
+                <w:bCs/>
+                <w:iCs/>
+                <w:szCs w:val="26"/>
+              </w:rPr>
+              <w:t> </w:t>
+            </w:r>
+          </w:p>
+        </w:tc>
+      </w:tr>
+      <w:tr>
+        <w:tc>
+          <w:tcPr>
+            <w:tcW w:w="9350" w:type="dxa"/>
+          </w:tcPr>
+          <w:p>
+            <w:pPr>
+              <w:rPr>
+                <w:rFonts w:cs="Times New Roman"/>
+                <w:bCs/>
+                <w:iCs/>
+                <w:szCs w:val="26"/>
+              </w:rPr>
+            </w:pPr>
+            <w:r>
+              <w:rPr>
+                <w:rFonts w:cs="Times New Roman"/>
+                <w:bCs/>
+                <w:iCs/>
+                <w:szCs w:val="26"/>
+              </w:rPr>
+              <w:t xml:space="preserve">y = x * x </w:t>
+            </w:r>
+          </w:p>
+        </w:tc>
+      </w:tr>
+      <w:tr>
+        <w:tc>
+          <w:tcPr>
+            <w:tcW w:w="9350" w:type="dxa"/>
+          </w:tcPr>
+          <w:p>
+            <w:pPr>
+              <w:rPr>
+                <w:rFonts w:cs="Times New Roman"/>
+                <w:bCs/>
+                <w:iCs/>
+                <w:szCs w:val="26"/>
+              </w:rPr>
+            </w:pPr>
+            <w:r>
+              <w:rPr>
+                <w:rFonts w:cs="Times New Roman"/>
+                <w:bCs/>
+                <w:iCs/>
+                <w:szCs w:val="26"/>
+              </w:rPr>
+              <w:t> </w:t>
+            </w:r>
+          </w:p>
+        </w:tc>
+      </w:tr>
+      <w:tr>
+        <w:tc>
+          <w:tcPr>
+            <w:tcW w:w="9350" w:type="dxa"/>
+          </w:tcPr>
+          <w:p>
+            <w:pPr>
+              <w:rPr>
+                <w:rFonts w:cs="Times New Roman"/>
+                <w:bCs/>
+                <w:iCs/>
+                <w:szCs w:val="26"/>
+              </w:rPr>
+            </w:pPr>
+            <w:r>
+              <w:rPr>
+                <w:rFonts w:cs="Times New Roman"/>
+                <w:bCs/>
+                <w:iCs/>
+                <w:szCs w:val="26"/>
+              </w:rPr>
+              <w:t xml:space="preserve">y.backward() </w:t>
+            </w:r>
+          </w:p>
+        </w:tc>
+      </w:tr>
+      <w:tr>
+        <w:tc>
+          <w:tcPr>
+            <w:tcW w:w="9350" w:type="dxa"/>
+          </w:tcPr>
+          <w:p>
+            <w:pPr>
+              <w:rPr>
+                <w:rFonts w:cs="Times New Roman"/>
+                <w:bCs/>
+                <w:iCs/>
+                <w:szCs w:val="26"/>
+              </w:rPr>
+            </w:pPr>
+            <w:r>
+              <w:rPr>
+                <w:rFonts w:cs="Times New Roman"/>
+                <w:bCs/>
+                <w:iCs/>
+                <w:szCs w:val="26"/>
+              </w:rPr>
+              <w:t> </w:t>
+            </w:r>
+          </w:p>
+        </w:tc>
+      </w:tr>
+      <w:tr>
+        <w:tc>
+          <w:tcPr>
+            <w:tcW w:w="9350" w:type="dxa"/>
+          </w:tcPr>
+          <w:p>
+            <w:pPr>
+              <w:rPr>
+                <w:rFonts w:cs="Times New Roman"/>
+                <w:bCs/>
+                <w:iCs/>
+                <w:szCs w:val="26"/>
+              </w:rPr>
+            </w:pPr>
+            <w:r>
+              <w:rPr>
+                <w:rFonts w:cs="Times New Roman"/>
+                <w:bCs/>
+                <w:iCs/>
+                <w:szCs w:val="26"/>
+              </w:rPr>
+              <w:t xml:space="preserve">print("x =", x) </w:t>
+            </w:r>
+          </w:p>
+        </w:tc>
+      </w:tr>
+      <w:tr>
+        <w:tc>
+          <w:tcPr>
+            <w:tcW w:w="9350" w:type="dxa"/>
+          </w:tcPr>
+          <w:p>
+            <w:pPr>
+              <w:rPr>
+                <w:rFonts w:cs="Times New Roman"/>
+                <w:bCs/>
+                <w:iCs/>
+                <w:szCs w:val="26"/>
+              </w:rPr>
+            </w:pPr>
+            <w:r>
+              <w:rPr>
+                <w:rFonts w:cs="Times New Roman"/>
+                <w:bCs/>
+                <w:iCs/>
+                <w:szCs w:val="26"/>
+              </w:rPr>
+              <w:t xml:space="preserve">print("y =", y) </w:t>
+            </w:r>
+          </w:p>
+        </w:tc>
+      </w:tr>
+      <w:tr>
+        <w:tc>
+          <w:tcPr>
+            <w:tcW w:w="9350" w:type="dxa"/>
+          </w:tcPr>
+          <w:p>
+            <w:pPr>
+              <w:rPr>
+                <w:rFonts w:cs="Times New Roman"/>
+                <w:bCs/>
+                <w:iCs/>
+                <w:szCs w:val="26"/>
+              </w:rPr>
+            </w:pPr>
+            <w:r>
+              <w:rPr>
+                <w:rFonts w:cs="Times New Roman"/>
+                <w:bCs/>
+                <w:iCs/>
+                <w:szCs w:val="26"/>
+              </w:rPr>
+              <w:t>print("x.grad =", x.grad)</w:t>
+            </w:r>
+          </w:p>
+        </w:tc>
+      </w:tr>
+    </w:tbl>
+    <w:p>
+      <w:pPr>
+        <w:rPr>
+          <w:rFonts w:cs="Times New Roman"/>
+          <w:bCs/>
+          <w:iCs/>
+          <w:szCs w:val="26"/>
+        </w:rPr>
+      </w:pPr>
+      <w:r>
+        <w:rPr>
+          <w:rFonts w:cs="Times New Roman"/>
+          <w:bCs/>
+          <w:iCs/>
+          <w:szCs w:val="26"/>
+        </w:rPr>
+        <w:t>Output:</w:t>
+      </w:r>
+    </w:p>
+    <w:p>
+      <w:pPr>
+        <w:rPr>
+          <w:rFonts w:cs="Times New Roman"/>
+          <w:bCs/>
+          <w:iCs/>
+          <w:szCs w:val="26"/>
+        </w:rPr>
+      </w:pPr>
+      <w:r>
+        <w:rPr>
+          <w:rFonts w:cs="Times New Roman"/>
+          <w:bCs/>
+          <w:iCs/>
+          <w:szCs w:val="26"/>
+        </w:rPr>
+        <w:t>x = tensor(3.6000, requires_grad=True)</w:t>
+      </w:r>
+    </w:p>
+    <w:p>
+      <w:pPr>
+        <w:rPr>
+          <w:rFonts w:cs="Times New Roman"/>
+          <w:bCs/>
+          <w:iCs/>
+          <w:szCs w:val="26"/>
+        </w:rPr>
+      </w:pPr>
+      <w:r>
+        <w:rPr>
+          <w:rFonts w:cs="Times New Roman"/>
+          <w:bCs/>
+          <w:iCs/>
+          <w:szCs w:val="26"/>
+        </w:rPr>
+        <w:t>y = tensor(12.9600, grad_fn=&lt;MulBackward0&gt;)</w:t>
+      </w:r>
+    </w:p>
+    <w:p>
+      <w:pPr>
+        <w:rPr>
+          <w:rFonts w:cs="Times New Roman"/>
+          <w:bCs/>
+          <w:iCs/>
+          <w:szCs w:val="26"/>
+        </w:rPr>
+      </w:pPr>
+      <w:r>
+        <w:rPr>
+          <w:rFonts w:cs="Times New Roman"/>
+          <w:bCs/>
+          <w:iCs/>
+          <w:szCs w:val="26"/>
+        </w:rPr>
+        <w:t>x.grad = tensor(7.2000)</w:t>
+      </w:r>
+      <w:r>
+        <w:rPr>
+          <w:rFonts w:cs="Times New Roman"/>
+          <w:bCs/>
+          <w:iCs/>
+          <w:szCs w:val="26"/>
+        </w:rPr>
+        <w:br/>
+        <w:t>Nhận xét:</w:t>
+      </w:r>
+    </w:p>
+    <w:p>
+      <w:pPr>
+        <w:rPr>
+          <w:rFonts w:cs="Times New Roman"/>
+          <w:bCs/>
+          <w:iCs/>
+          <w:szCs w:val="26"/>
+        </w:rPr>
+      </w:pPr>
+      <w:r>
+        <w:rPr>
+          <w:rFonts w:cs="Times New Roman"/>
+          <w:bCs/>
+          <w:iCs/>
+          <w:szCs w:val="26"/>
+        </w:rPr>
+        <w:t>y’ = 2x.</w:t>
+      </w:r>
+    </w:p>
+    <w:p>
+      <w:pPr>
+        <w:rPr>
+          <w:rFonts w:cs="Times New Roman"/>
+          <w:bCs/>
+          <w:iCs/>
+          <w:szCs w:val="26"/>
+        </w:rPr>
+      </w:pPr>
+      <w:r>
+        <w:rPr>
+          <w:rFonts w:cs="Times New Roman"/>
+          <w:bCs/>
+          <w:iCs/>
+          <w:szCs w:val="26"/>
+        </w:rPr>
+        <w:t>x = 3.6: y’(3.6) = 2 x 3.6 = 7.2.</w:t>
+      </w:r>
+      <w:r>
+        <w:rPr>
+          <w:rFonts w:cs="Times New Roman"/>
+          <w:bCs/>
+          <w:iCs/>
+          <w:szCs w:val="26"/>
+        </w:rPr>
+        <w:t xml:space="preserve"> Bằng x.grad.</w:t>
+      </w:r>
+    </w:p>
+    <w:p>
+      <w:pPr>
+        <w:rPr>
+          <w:rFonts w:cs="Times New Roman"/>
+          <w:bCs/>
+          <w:iCs/>
+          <w:szCs w:val="26"/>
+        </w:rPr>
+      </w:pPr>
+      <w:r>
+        <w:rPr>
+          <w:rFonts w:cs="Times New Roman"/>
+          <w:bCs/>
+          <w:iCs/>
+          <w:szCs w:val="26"/>
+        </w:rPr>
+        <w:lastRenderedPageBreak/>
+        <w:drawing>
+          <wp:inline distT="0" distB="0" distL="0" distR="0" wp14:anchorId="62570122" wp14:editId="44A10382">
+            <wp:extent cx="6000750" cy="2755900"/>
+            <wp:effectExtent l="0" t="0" r="0" b="6350"/>
+            <wp:docPr id="275426576" name="Picture 1"/>
+            <wp:cNvGraphicFramePr>
+              <a:graphicFrameLocks xmlns:a="http://schemas.openxmlformats.org/drawingml/2006/main" noChangeAspect="1"/>
+            </wp:cNvGraphicFramePr>
+            <a:graphic xmlns:a="http://schemas.openxmlformats.org/drawingml/2006/main">
+              <a:graphicData uri="http://schemas.openxmlformats.org/drawingml/2006/picture">
+                <pic:pic xmlns:pic="http://schemas.openxmlformats.org/drawingml/2006/picture">
+                  <pic:nvPicPr>
+                    <pic:cNvPr id="275426576" name=""/>
+                    <pic:cNvPicPr/>
+                  </pic:nvPicPr>
+                  <pic:blipFill>
+                    <a:blip r:embed="rId10"/>
+                    <a:stretch>
+                      <a:fillRect/>
+                    </a:stretch>
+                  </pic:blipFill>
+                  <pic:spPr>
+                    <a:xfrm>
+                      <a:off x="0" y="0"/>
+                      <a:ext cx="6000750" cy="2755900"/>
+                    </a:xfrm>
+                    <a:prstGeom prst="rect">
+                      <a:avLst/>
+                    </a:prstGeom>
+                  </pic:spPr>
+                </pic:pic>
+              </a:graphicData>
+            </a:graphic>
+          </wp:inline>
+        </w:drawing>
+      </w:r>
+    </w:p>
+    <w:p>
+      <w:pPr>
+        <w:rPr>
+          <w:rFonts w:cs="Times New Roman"/>
+          <w:b/>
+          <w:iCs/>
+          <w:szCs w:val="26"/>
+        </w:rPr>
+      </w:pPr>
+      <w:r>
+        <w:rPr>
+          <w:rFonts w:cs="Times New Roman"/>
+          <w:b/>
+          <w:iCs/>
+          <w:szCs w:val="26"/>
+        </w:rPr>
+        <w:t>Bài 9. Gradient Descent tìm hệ số đa thức</w:t>
+      </w:r>
+    </w:p>
+    <w:tbl>
+      <w:tblPr>
+        <w:tblStyle w:val="TableGrid"/>
+        <w:tblW w:w="0" w:type="auto"/>
+        <w:tblBorders>
+          <w:insideH w:val="none" w:sz="0" w:space="0" w:color="auto"/>
+        </w:tblBorders>
+        <w:tblLook w:val="04A0" w:firstRow="1" w:lastRow="0" w:firstColumn="1" w:lastColumn="0" w:noHBand="0" w:noVBand="1"/>
+      </w:tblPr>
+      <w:tblGrid>
+        <w:gridCol w:w="9350"/>
+      </w:tblGrid>
+      <w:tr>
+        <w:tc>
+          <w:tcPr>
+            <w:tcW w:w="9350" w:type="dxa"/>
+          </w:tcPr>
+          <w:p>
+            <w:pPr>
+              <w:rPr>
+                <w:rFonts w:cs="Times New Roman"/>
+                <w:bCs/>
+                <w:iCs/>
+                <w:szCs w:val="26"/>
+              </w:rPr>
+            </w:pPr>
+            <w:r>
+              <w:rPr>
+                <w:rFonts w:cs="Times New Roman"/>
+                <w:bCs/>
+                <w:iCs/>
+                <w:szCs w:val="26"/>
+              </w:rPr>
+              <w:t xml:space="preserve">import numpy as np </w:t>
+            </w:r>
+          </w:p>
+        </w:tc>
+      </w:tr>
+      <w:tr>
+        <w:tc>
+          <w:tcPr>
+            <w:tcW w:w="9350" w:type="dxa"/>
+          </w:tcPr>
+          <w:p>
+            <w:pPr>
+              <w:rPr>
+                <w:rFonts w:cs="Times New Roman"/>
+                <w:bCs/>
+                <w:iCs/>
+                <w:szCs w:val="26"/>
+              </w:rPr>
+            </w:pPr>
+            <w:r>
+              <w:rPr>
+                <w:rFonts w:cs="Times New Roman"/>
+                <w:bCs/>
+                <w:iCs/>
+                <w:szCs w:val="26"/>
+              </w:rPr>
+              <w:t xml:space="preserve">import torch </w:t>
+            </w:r>
+          </w:p>
+        </w:tc>
+      </w:tr>
+      <w:tr>
+        <w:tc>
+          <w:tcPr>
+            <w:tcW w:w="9350" w:type="dxa"/>
+          </w:tcPr>
+          <w:p>
+            <w:pPr>
+              <w:rPr>
+                <w:rFonts w:cs="Times New Roman"/>
+                <w:bCs/>
+                <w:iCs/>
+                <w:szCs w:val="26"/>
+              </w:rPr>
+            </w:pPr>
+            <w:r>
+              <w:rPr>
+                <w:rFonts w:cs="Times New Roman"/>
+                <w:bCs/>
+                <w:iCs/>
+                <w:szCs w:val="26"/>
+              </w:rPr>
+              <w:t> </w:t>
+            </w:r>
+          </w:p>
+        </w:tc>
+      </w:tr>
+      <w:tr>
+        <w:tc>
+          <w:tcPr>
+            <w:tcW w:w="9350" w:type="dxa"/>
+          </w:tcPr>
+          <w:p>
+            <w:pPr>
+              <w:rPr>
+                <w:rFonts w:cs="Times New Roman"/>
+                <w:bCs/>
+                <w:iCs/>
+                <w:szCs w:val="26"/>
+              </w:rPr>
+            </w:pPr>
+            <w:r>
+              <w:rPr>
+                <w:rFonts w:cs="Times New Roman"/>
+                <w:bCs/>
+                <w:iCs/>
+                <w:szCs w:val="26"/>
+              </w:rPr>
+              <w:t xml:space="preserve">polynomial = np.poly1d([1, 2, 3]) </w:t>
+            </w:r>
+          </w:p>
+        </w:tc>
+      </w:tr>
+      <w:tr>
+        <w:tc>
+          <w:tcPr>
+            <w:tcW w:w="9350" w:type="dxa"/>
+          </w:tcPr>
+          <w:p>
+            <w:pPr>
+              <w:rPr>
+                <w:rFonts w:cs="Times New Roman"/>
+                <w:bCs/>
+                <w:iCs/>
+                <w:szCs w:val="26"/>
+              </w:rPr>
+            </w:pPr>
+            <w:r>
+              <w:rPr>
+                <w:rFonts w:cs="Times New Roman"/>
+                <w:bCs/>
+                <w:iCs/>
+                <w:szCs w:val="26"/>
+              </w:rPr>
+              <w:t xml:space="preserve">N = 20 </w:t>
+            </w:r>
+          </w:p>
+        </w:tc>
+      </w:tr>
+      <w:tr>
+        <w:tc>
+          <w:tcPr>
+            <w:tcW w:w="9350" w:type="dxa"/>
+          </w:tcPr>
+          <w:p>
+            <w:pPr>
+              <w:rPr>
+                <w:rFonts w:cs="Times New Roman"/>
+                <w:bCs/>
+                <w:iCs/>
+                <w:szCs w:val="26"/>
+              </w:rPr>
+            </w:pPr>
+            <w:r>
+              <w:rPr>
+                <w:rFonts w:cs="Times New Roman"/>
+                <w:bCs/>
+                <w:iCs/>
+                <w:szCs w:val="26"/>
+              </w:rPr>
+              <w:t> </w:t>
+            </w:r>
+          </w:p>
+        </w:tc>
+      </w:tr>
+      <w:tr>
+        <w:tc>
+          <w:tcPr>
+            <w:tcW w:w="9350" w:type="dxa"/>
+          </w:tcPr>
+          <w:p>
+            <w:pPr>
+              <w:rPr>
+                <w:rFonts w:cs="Times New Roman"/>
+                <w:bCs/>
+                <w:iCs/>
+                <w:szCs w:val="26"/>
+              </w:rPr>
+            </w:pPr>
+            <w:r>
+              <w:rPr>
+                <w:rFonts w:cs="Times New Roman"/>
+                <w:bCs/>
+                <w:iCs/>
+                <w:szCs w:val="26"/>
+              </w:rPr>
+              <w:t xml:space="preserve">X = np.random.randn(N, 1) * 5 </w:t>
+            </w:r>
+          </w:p>
+        </w:tc>
+      </w:tr>
+      <w:tr>
+        <w:tc>
+          <w:tcPr>
+            <w:tcW w:w="9350" w:type="dxa"/>
+          </w:tcPr>
+          <w:p>
+            <w:pPr>
+              <w:rPr>
+                <w:rFonts w:cs="Times New Roman"/>
+                <w:bCs/>
+                <w:iCs/>
+                <w:szCs w:val="26"/>
+              </w:rPr>
+            </w:pPr>
+            <w:r>
+              <w:rPr>
+                <w:rFonts w:cs="Times New Roman"/>
+                <w:bCs/>
+                <w:iCs/>
+                <w:szCs w:val="26"/>
+              </w:rPr>
+              <w:t xml:space="preserve">Y = polynomial(X) </w:t>
+            </w:r>
+          </w:p>
+        </w:tc>
+      </w:tr>
+      <w:tr>
+        <w:tc>
+          <w:tcPr>
+            <w:tcW w:w="9350" w:type="dxa"/>
+          </w:tcPr>
+          <w:p>
+            <w:pPr>
+              <w:rPr>
+                <w:rFonts w:cs="Times New Roman"/>
+                <w:bCs/>
+                <w:iCs/>
+                <w:szCs w:val="26"/>
+              </w:rPr>
+            </w:pPr>
+            <w:r>
+              <w:rPr>
+                <w:rFonts w:cs="Times New Roman"/>
+                <w:bCs/>
+                <w:iCs/>
+                <w:szCs w:val="26"/>
+              </w:rPr>
+              <w:t> </w:t>
+            </w:r>
+          </w:p>
+        </w:tc>
+      </w:tr>
+      <w:tr>
+        <w:tc>
+          <w:tcPr>
+            <w:tcW w:w="9350" w:type="dxa"/>
+          </w:tcPr>
+          <w:p>
+            <w:pPr>
+              <w:rPr>
+                <w:rFonts w:cs="Times New Roman"/>
+                <w:bCs/>
+                <w:iCs/>
+                <w:szCs w:val="26"/>
+              </w:rPr>
+            </w:pPr>
+            <w:r>
+              <w:rPr>
+                <w:rFonts w:cs="Times New Roman"/>
+                <w:bCs/>
+                <w:iCs/>
+                <w:szCs w:val="26"/>
+              </w:rPr>
+              <w:t xml:space="preserve">XX = np.hstack([ </w:t>
+            </w:r>
+          </w:p>
+        </w:tc>
+      </w:tr>
+      <w:tr>
+        <w:tc>
+          <w:tcPr>
+            <w:tcW w:w="9350" w:type="dxa"/>
+          </w:tcPr>
+          <w:p>
+            <w:pPr>
+              <w:rPr>
+                <w:rFonts w:cs="Times New Roman"/>
+                <w:bCs/>
+                <w:iCs/>
+                <w:szCs w:val="26"/>
+              </w:rPr>
+            </w:pPr>
+            <w:r>
+              <w:rPr>
+                <w:rFonts w:cs="Times New Roman"/>
+                <w:bCs/>
+                <w:iCs/>
+                <w:szCs w:val="26"/>
+              </w:rPr>
+              <w:t xml:space="preserve">    X * X, </w:t>
+            </w:r>
+          </w:p>
+        </w:tc>
+      </w:tr>
+      <w:tr>
+        <w:tc>
+          <w:tcPr>
+            <w:tcW w:w="9350" w:type="dxa"/>
+          </w:tcPr>
+          <w:p>
+            <w:pPr>
+              <w:rPr>
+                <w:rFonts w:cs="Times New Roman"/>
+                <w:bCs/>
+                <w:iCs/>
+                <w:szCs w:val="26"/>
+              </w:rPr>
+            </w:pPr>
+            <w:r>
+              <w:rPr>
+                <w:rFonts w:cs="Times New Roman"/>
+                <w:bCs/>
+                <w:iCs/>
+                <w:szCs w:val="26"/>
+              </w:rPr>
+              <w:t xml:space="preserve">    X, </w:t>
+            </w:r>
+          </w:p>
+        </w:tc>
+      </w:tr>
+      <w:tr>
+        <w:tc>
+          <w:tcPr>
+            <w:tcW w:w="9350" w:type="dxa"/>
+          </w:tcPr>
+          <w:p>
+            <w:pPr>
+              <w:rPr>
+                <w:rFonts w:cs="Times New Roman"/>
+                <w:bCs/>
+                <w:iCs/>
+                <w:szCs w:val="26"/>
+              </w:rPr>
+            </w:pPr>
+            <w:r>
+              <w:rPr>
+                <w:rFonts w:cs="Times New Roman"/>
+                <w:bCs/>
+                <w:iCs/>
+                <w:szCs w:val="26"/>
+              </w:rPr>
+              <w:t xml:space="preserve">    np.ones_like(X) </w:t>
+            </w:r>
+          </w:p>
+        </w:tc>
+      </w:tr>
+      <w:tr>
+        <w:tc>
+          <w:tcPr>
+            <w:tcW w:w="9350" w:type="dxa"/>
+          </w:tcPr>
+          <w:p>
+            <w:pPr>
+              <w:rPr>
+                <w:rFonts w:cs="Times New Roman"/>
+                <w:bCs/>
+                <w:iCs/>
+                <w:szCs w:val="26"/>
+              </w:rPr>
+            </w:pPr>
+            <w:r>
+              <w:rPr>
+                <w:rFonts w:cs="Times New Roman"/>
+                <w:bCs/>
+                <w:iCs/>
+                <w:szCs w:val="26"/>
+              </w:rPr>
+              <w:t xml:space="preserve">]) </w:t>
+            </w:r>
+          </w:p>
+        </w:tc>
+      </w:tr>
+      <w:tr>
+        <w:tc>
+          <w:tcPr>
+            <w:tcW w:w="9350" w:type="dxa"/>
+          </w:tcPr>
+          <w:p>
+            <w:pPr>
+              <w:rPr>
+                <w:rFonts w:cs="Times New Roman"/>
+                <w:bCs/>
+                <w:iCs/>
+                <w:szCs w:val="26"/>
+              </w:rPr>
+            </w:pPr>
+            <w:r>
+              <w:rPr>
+                <w:rFonts w:cs="Times New Roman"/>
+                <w:bCs/>
+                <w:iCs/>
+                <w:szCs w:val="26"/>
+              </w:rPr>
+              <w:lastRenderedPageBreak/>
+              <w:t> </w:t>
+            </w:r>
+          </w:p>
+        </w:tc>
+      </w:tr>
+      <w:tr>
+        <w:tc>
+          <w:tcPr>
+            <w:tcW w:w="9350" w:type="dxa"/>
+          </w:tcPr>
+          <w:p>
+            <w:pPr>
+              <w:rPr>
+                <w:rFonts w:cs="Times New Roman"/>
+                <w:bCs/>
+                <w:iCs/>
+                <w:szCs w:val="26"/>
+              </w:rPr>
+            </w:pPr>
+            <w:r>
+              <w:rPr>
+                <w:rFonts w:cs="Times New Roman"/>
+                <w:bCs/>
+                <w:iCs/>
+                <w:szCs w:val="26"/>
+              </w:rPr>
+              <w:t xml:space="preserve">w = torch.randn(3, 1, requires_grad=True) </w:t>
+            </w:r>
+          </w:p>
+        </w:tc>
+      </w:tr>
+      <w:tr>
+        <w:tc>
+          <w:tcPr>
+            <w:tcW w:w="9350" w:type="dxa"/>
+          </w:tcPr>
+          <w:p>
+            <w:pPr>
+              <w:rPr>
+                <w:rFonts w:cs="Times New Roman"/>
+                <w:bCs/>
+                <w:iCs/>
+                <w:szCs w:val="26"/>
+              </w:rPr>
+            </w:pPr>
+            <w:r>
+              <w:rPr>
+                <w:rFonts w:cs="Times New Roman"/>
+                <w:bCs/>
+                <w:iCs/>
+                <w:szCs w:val="26"/>
+              </w:rPr>
+              <w:t xml:space="preserve">x = torch.tensor(XX, dtype=torch.float32) </w:t>
+            </w:r>
+          </w:p>
+        </w:tc>
+      </w:tr>
+      <w:tr>
+        <w:tc>
+          <w:tcPr>
+            <w:tcW w:w="9350" w:type="dxa"/>
+          </w:tcPr>
+          <w:p>
+            <w:pPr>
+              <w:rPr>
+                <w:rFonts w:cs="Times New Roman"/>
+                <w:bCs/>
+                <w:iCs/>
+                <w:szCs w:val="26"/>
+              </w:rPr>
+            </w:pPr>
+            <w:r>
+              <w:rPr>
+                <w:rFonts w:cs="Times New Roman"/>
+                <w:bCs/>
+                <w:iCs/>
+                <w:szCs w:val="26"/>
+              </w:rPr>
+              <w:t xml:space="preserve">y = torch.tensor(Y, dtype=torch.float32) </w:t>
+            </w:r>
+          </w:p>
+        </w:tc>
+      </w:tr>
+      <w:tr>
+        <w:tc>
+          <w:tcPr>
+            <w:tcW w:w="9350" w:type="dxa"/>
+          </w:tcPr>
+          <w:p>
+            <w:pPr>
+              <w:rPr>
+                <w:rFonts w:cs="Times New Roman"/>
+                <w:bCs/>
+                <w:iCs/>
+                <w:szCs w:val="26"/>
+              </w:rPr>
+            </w:pPr>
+            <w:r>
+              <w:rPr>
+                <w:rFonts w:cs="Times New Roman"/>
+                <w:bCs/>
+                <w:iCs/>
+                <w:szCs w:val="26"/>
+              </w:rPr>
+              <w:t> </w:t>
+            </w:r>
+          </w:p>
+        </w:tc>
+      </w:tr>
+      <w:tr>
+        <w:tc>
+          <w:tcPr>
+            <w:tcW w:w="9350" w:type="dxa"/>
+          </w:tcPr>
+          <w:p>
+            <w:pPr>
+              <w:rPr>
+                <w:rFonts w:cs="Times New Roman"/>
+                <w:bCs/>
+                <w:iCs/>
+                <w:szCs w:val="26"/>
+              </w:rPr>
+            </w:pPr>
+            <w:r>
+              <w:rPr>
+                <w:rFonts w:cs="Times New Roman"/>
+                <w:bCs/>
+                <w:iCs/>
+                <w:szCs w:val="26"/>
+              </w:rPr>
+              <w:t xml:space="preserve">optimizer = torch.optim.NAdam([w], lr=0.01) </w:t>
+            </w:r>
+          </w:p>
+        </w:tc>
+      </w:tr>
+      <w:tr>
+        <w:tc>
+          <w:tcPr>
+            <w:tcW w:w="9350" w:type="dxa"/>
+          </w:tcPr>
+          <w:p>
+            <w:pPr>
+              <w:rPr>
+                <w:rFonts w:cs="Times New Roman"/>
+                <w:bCs/>
+                <w:iCs/>
+                <w:szCs w:val="26"/>
+              </w:rPr>
+            </w:pPr>
+            <w:r>
+              <w:rPr>
+                <w:rFonts w:cs="Times New Roman"/>
+                <w:bCs/>
+                <w:iCs/>
+                <w:szCs w:val="26"/>
+              </w:rPr>
+              <w:t> </w:t>
+            </w:r>
+          </w:p>
+        </w:tc>
+      </w:tr>
+      <w:tr>
+        <w:tc>
+          <w:tcPr>
+            <w:tcW w:w="9350" w:type="dxa"/>
+          </w:tcPr>
+          <w:p>
+            <w:pPr>
+              <w:rPr>
+                <w:rFonts w:cs="Times New Roman"/>
+                <w:bCs/>
+                <w:iCs/>
+                <w:szCs w:val="26"/>
+              </w:rPr>
+            </w:pPr>
+            <w:r>
+              <w:rPr>
+                <w:rFonts w:cs="Times New Roman"/>
+                <w:bCs/>
+                <w:iCs/>
+                <w:szCs w:val="26"/>
+              </w:rPr>
+              <w:t xml:space="preserve">print("Initial coefficients:") </w:t>
+            </w:r>
+          </w:p>
+        </w:tc>
+      </w:tr>
+      <w:tr>
+        <w:tc>
+          <w:tcPr>
+            <w:tcW w:w="9350" w:type="dxa"/>
+          </w:tcPr>
+          <w:p>
+            <w:pPr>
+              <w:rPr>
+                <w:rFonts w:cs="Times New Roman"/>
+                <w:bCs/>
+                <w:iCs/>
+                <w:szCs w:val="26"/>
+              </w:rPr>
+            </w:pPr>
+            <w:r>
+              <w:rPr>
+                <w:rFonts w:cs="Times New Roman"/>
+                <w:bCs/>
+                <w:iCs/>
+                <w:szCs w:val="26"/>
+              </w:rPr>
+              <w:t xml:space="preserve">print(w) </w:t>
+            </w:r>
+          </w:p>
+        </w:tc>
+      </w:tr>
+      <w:tr>
+        <w:tc>
+          <w:tcPr>
+            <w:tcW w:w="9350" w:type="dxa"/>
+          </w:tcPr>
+          <w:p>
+            <w:pPr>
+              <w:rPr>
+                <w:rFonts w:cs="Times New Roman"/>
+                <w:bCs/>
+                <w:iCs/>
+                <w:szCs w:val="26"/>
+              </w:rPr>
+            </w:pPr>
+            <w:r>
+              <w:rPr>
+                <w:rFonts w:cs="Times New Roman"/>
+                <w:bCs/>
+                <w:iCs/>
+                <w:szCs w:val="26"/>
+              </w:rPr>
+              <w:t> </w:t>
+            </w:r>
+          </w:p>
+        </w:tc>
+      </w:tr>
+      <w:tr>
+        <w:tc>
+          <w:tcPr>
+            <w:tcW w:w="9350" w:type="dxa"/>
+          </w:tcPr>
+          <w:p>
+            <w:pPr>
+              <w:rPr>
+                <w:rFonts w:cs="Times New Roman"/>
+                <w:bCs/>
+                <w:iCs/>
+                <w:szCs w:val="26"/>
+              </w:rPr>
+            </w:pPr>
+            <w:r>
+              <w:rPr>
+                <w:rFonts w:cs="Times New Roman"/>
+                <w:bCs/>
+                <w:iCs/>
+                <w:szCs w:val="26"/>
+              </w:rPr>
+              <w:t xml:space="preserve">for epoch in range(1000): </w:t>
+            </w:r>
+          </w:p>
+        </w:tc>
+      </w:tr>
+      <w:tr>
+        <w:tc>
+          <w:tcPr>
+            <w:tcW w:w="9350" w:type="dxa"/>
+          </w:tcPr>
+          <w:p>
+            <w:pPr>
+              <w:rPr>
+                <w:rFonts w:cs="Times New Roman"/>
+                <w:bCs/>
+                <w:iCs/>
+                <w:szCs w:val="26"/>
+              </w:rPr>
+            </w:pPr>
+            <w:r>
+              <w:rPr>
+                <w:rFonts w:cs="Times New Roman"/>
+                <w:bCs/>
+                <w:iCs/>
+                <w:szCs w:val="26"/>
+              </w:rPr>
+              <w:t xml:space="preserve">    optimizer.zero_grad() </w:t>
+            </w:r>
+          </w:p>
+        </w:tc>
+      </w:tr>
+      <w:tr>
+        <w:tc>
+          <w:tcPr>
+            <w:tcW w:w="9350" w:type="dxa"/>
+          </w:tcPr>
+          <w:p>
+            <w:pPr>
+              <w:rPr>
+                <w:rFonts w:cs="Times New Roman"/>
+                <w:bCs/>
+                <w:iCs/>
+                <w:szCs w:val="26"/>
+              </w:rPr>
+            </w:pPr>
+            <w:r>
+              <w:rPr>
+                <w:rFonts w:cs="Times New Roman"/>
+                <w:bCs/>
+                <w:iCs/>
+                <w:szCs w:val="26"/>
+              </w:rPr>
+              <w:t xml:space="preserve">    y_pred = x @ w </w:t>
+            </w:r>
+          </w:p>
+        </w:tc>
+      </w:tr>
+      <w:tr>
+        <w:tc>
+          <w:tcPr>
+            <w:tcW w:w="9350" w:type="dxa"/>
+          </w:tcPr>
+          <w:p>
+            <w:pPr>
+              <w:rPr>
+                <w:rFonts w:cs="Times New Roman"/>
+                <w:bCs/>
+                <w:iCs/>
+                <w:szCs w:val="26"/>
+              </w:rPr>
+            </w:pPr>
+            <w:r>
+              <w:rPr>
+                <w:rFonts w:cs="Times New Roman"/>
+                <w:bCs/>
+                <w:iCs/>
+                <w:szCs w:val="26"/>
+              </w:rPr>
+              <w:t xml:space="preserve">    mse = torch.mean(torch.square(y - y_pred)) </w:t>
+            </w:r>
+          </w:p>
+        </w:tc>
+      </w:tr>
+      <w:tr>
+        <w:tc>
+          <w:tcPr>
+            <w:tcW w:w="9350" w:type="dxa"/>
+          </w:tcPr>
+          <w:p>
+            <w:pPr>
+              <w:rPr>
+                <w:rFonts w:cs="Times New Roman"/>
+                <w:bCs/>
+                <w:iCs/>
+                <w:szCs w:val="26"/>
+              </w:rPr>
+            </w:pPr>
+            <w:r>
+              <w:rPr>
+                <w:rFonts w:cs="Times New Roman"/>
+                <w:bCs/>
+                <w:iCs/>
+                <w:szCs w:val="26"/>
+              </w:rPr>
+              <w:t xml:space="preserve">    mse.backward() </w:t>
+            </w:r>
+          </w:p>
+        </w:tc>
+      </w:tr>
+      <w:tr>
+        <w:tc>
+          <w:tcPr>
+            <w:tcW w:w="9350" w:type="dxa"/>
+          </w:tcPr>
+          <w:p>
+            <w:pPr>
+              <w:rPr>
+                <w:rFonts w:cs="Times New Roman"/>
+                <w:bCs/>
+                <w:iCs/>
+                <w:szCs w:val="26"/>
+              </w:rPr>
+            </w:pPr>
+            <w:r>
+              <w:rPr>
+                <w:rFonts w:cs="Times New Roman"/>
+                <w:bCs/>
+                <w:iCs/>
+                <w:szCs w:val="26"/>
+              </w:rPr>
+              <w:t xml:space="preserve">    optimizer.step() </w:t>
+            </w:r>
+          </w:p>
+        </w:tc>
+      </w:tr>
+      <w:tr>
+        <w:tc>
+          <w:tcPr>
+            <w:tcW w:w="9350" w:type="dxa"/>
+          </w:tcPr>
+          <w:p>
+            <w:pPr>
+              <w:rPr>
+                <w:rFonts w:cs="Times New Roman"/>
+                <w:bCs/>
+                <w:iCs/>
+                <w:szCs w:val="26"/>
+              </w:rPr>
+            </w:pPr>
+            <w:r>
+              <w:rPr>
+                <w:rFonts w:cs="Times New Roman"/>
+                <w:bCs/>
+                <w:iCs/>
+                <w:szCs w:val="26"/>
+              </w:rPr>
+              <w:t> </w:t>
+            </w:r>
+          </w:p>
+        </w:tc>
+      </w:tr>
+      <w:tr>
+        <w:tc>
+          <w:tcPr>
+            <w:tcW w:w="9350" w:type="dxa"/>
+          </w:tcPr>
+          <w:p>
+            <w:pPr>
+              <w:rPr>
+                <w:rFonts w:cs="Times New Roman"/>
+                <w:bCs/>
+                <w:iCs/>
+                <w:szCs w:val="26"/>
+              </w:rPr>
+            </w:pPr>
+            <w:r>
+              <w:rPr>
+                <w:rFonts w:cs="Times New Roman"/>
+                <w:bCs/>
+                <w:iCs/>
+                <w:szCs w:val="26"/>
+              </w:rPr>
+              <w:t xml:space="preserve">print("Learned coefficients:") </w:t>
+            </w:r>
+          </w:p>
+        </w:tc>
+      </w:tr>
+      <w:tr>
+        <w:tc>
+          <w:tcPr>
+            <w:tcW w:w="9350" w:type="dxa"/>
+          </w:tcPr>
+          <w:p>
+            <w:pPr>
+              <w:rPr>
+                <w:rFonts w:cs="Times New Roman"/>
+                <w:bCs/>
+                <w:iCs/>
+                <w:szCs w:val="26"/>
+              </w:rPr>
+            </w:pPr>
+            <w:r>
+              <w:rPr>
+                <w:rFonts w:cs="Times New Roman"/>
+                <w:bCs/>
+                <w:iCs/>
+                <w:szCs w:val="26"/>
+              </w:rPr>
+              <w:t>print(w)</w:t>
+            </w:r>
+          </w:p>
+        </w:tc>
+      </w:tr>
+    </w:tbl>
+    <w:p>
+      <w:pPr>
+        <w:rPr>
+          <w:rFonts w:cs="Times New Roman"/>
+          <w:bCs/>
+          <w:iCs/>
+          <w:szCs w:val="26"/>
+        </w:rPr>
+      </w:pPr>
+      <w:r>
+        <w:rPr>
+          <w:rFonts w:cs="Times New Roman"/>
+          <w:bCs/>
+          <w:iCs/>
+          <w:szCs w:val="26"/>
+        </w:rPr>
+        <w:t>Output:</w:t>
+      </w:r>
+    </w:p>
+    <w:p>
+      <w:pPr>
+        <w:rPr>
+          <w:rFonts w:cs="Times New Roman"/>
+          <w:bCs/>
+          <w:iCs/>
+          <w:szCs w:val="26"/>
+        </w:rPr>
+      </w:pPr>
+      <w:r>
+        <w:rPr>
+          <w:rFonts w:cs="Times New Roman"/>
+          <w:bCs/>
+          <w:iCs/>
+          <w:szCs w:val="26"/>
+        </w:rPr>
+        <w:t>Initial coefficients:</w:t>
+      </w:r>
+    </w:p>
+    <w:p>
+      <w:pPr>
+        <w:rPr>
+          <w:rFonts w:cs="Times New Roman"/>
+          <w:bCs/>
+          <w:iCs/>
+          <w:szCs w:val="26"/>
+        </w:rPr>
+      </w:pPr>
+      <w:r>
+        <w:rPr>
+          <w:rFonts w:cs="Times New Roman"/>
+          <w:bCs/>
+          <w:iCs/>
+          <w:szCs w:val="26"/>
+        </w:rPr>
+        <w:t>tensor([[ 0.5679],</w:t>
+      </w:r>
+    </w:p>
+    <w:p>
+      <w:pPr>
+        <w:rPr>
+          <w:rFonts w:cs="Times New Roman"/>
+          <w:bCs/>
+          <w:iCs/>
+          <w:szCs w:val="26"/>
+        </w:rPr>
+      </w:pPr>
+      <w:r>
+        <w:rPr>
+          <w:rFonts w:cs="Times New Roman"/>
+          <w:bCs/>
+          <w:iCs/>
+          <w:szCs w:val="26"/>
+        </w:rPr>
+        <w:t xml:space="preserve">        [ 1.4805],</w:t>
+      </w:r>
+    </w:p>
+    <w:p>
+      <w:pPr>
+        <w:rPr>
+          <w:rFonts w:cs="Times New Roman"/>
+          <w:bCs/>
+          <w:iCs/>
+          <w:szCs w:val="26"/>
+        </w:rPr>
+      </w:pPr>
+      <w:r>
+        <w:rPr>
+          <w:rFonts w:cs="Times New Roman"/>
+          <w:bCs/>
+          <w:iCs/>
+          <w:szCs w:val="26"/>
+        </w:rPr>
+        <w:t xml:space="preserve">        [-0.9986]], requires_grad=True)</w:t>
+      </w:r>
+    </w:p>
+    <w:p>
+      <w:pPr>
+        <w:rPr>
+          <w:rFonts w:cs="Times New Roman"/>
+          <w:bCs/>
+          <w:iCs/>
+          <w:szCs w:val="26"/>
+        </w:rPr>
+      </w:pPr>
+      <w:r>
+        <w:rPr>
+          <w:rFonts w:cs="Times New Roman"/>
+          <w:bCs/>
+          <w:iCs/>
+          <w:szCs w:val="26"/>
+        </w:rPr>
+        <w:lastRenderedPageBreak/>
+        <w:t>Learned coefficients:</w:t>
+      </w:r>
+    </w:p>
+    <w:p>
+      <w:pPr>
+        <w:rPr>
+          <w:rFonts w:cs="Times New Roman"/>
+          <w:bCs/>
+          <w:iCs/>
+          <w:szCs w:val="26"/>
+        </w:rPr>
+      </w:pPr>
+      <w:r>
+        <w:rPr>
+          <w:rFonts w:cs="Times New Roman"/>
+          <w:bCs/>
+          <w:iCs/>
+          <w:szCs w:val="26"/>
+        </w:rPr>
+        <w:t>tensor([[1.0132],</w:t>
+      </w:r>
+    </w:p>
+    <w:p>
+      <w:pPr>
+        <w:rPr>
+          <w:rFonts w:cs="Times New Roman"/>
+          <w:bCs/>
+          <w:iCs/>
+          <w:szCs w:val="26"/>
+        </w:rPr>
+      </w:pPr>
+      <w:r>
+        <w:rPr>
+          <w:rFonts w:cs="Times New Roman"/>
+          <w:bCs/>
+          <w:iCs/>
+          <w:szCs w:val="26"/>
+        </w:rPr>
+        <w:t xml:space="preserve">        [2.0163],</w:t>
+      </w:r>
+    </w:p>
+    <w:p>
+      <w:pPr>
+        <w:rPr>
+          <w:rFonts w:cs="Times New Roman"/>
+          <w:bCs/>
+          <w:iCs/>
+          <w:szCs w:val="26"/>
+        </w:rPr>
+      </w:pPr>
+      <w:r>
+        <w:rPr>
+          <w:rFonts w:cs="Times New Roman"/>
+          <w:bCs/>
+          <w:iCs/>
+          <w:szCs w:val="26"/>
+        </w:rPr>
+        <w:t xml:space="preserve">        [2.2106]], requires_grad=True)</w:t>
+      </w:r>
+      <w:r>
+        <w:rPr>
+          <w:rFonts w:cs="Times New Roman"/>
+          <w:bCs/>
+          <w:iCs/>
+          <w:szCs w:val="26"/>
+        </w:rPr>
+        <w:br/>
+        <w:t>Nhận xét:</w:t>
+      </w:r>
+    </w:p>
+    <w:p>
+      <w:pPr>
+        <w:rPr>
+          <w:rFonts w:cs="Times New Roman"/>
+          <w:bCs/>
+          <w:iCs/>
+          <w:szCs w:val="26"/>
+        </w:rPr>
+      </w:pPr>
+      <w:r>
+        <w:rPr>
+          <w:rFonts w:cs="Times New Roman"/>
+          <w:bCs/>
+          <w:iCs/>
+          <w:szCs w:val="26"/>
+        </w:rPr>
+        <w:t>Vector w hội tụ xấp xỉ về [[1.], [2.], [3.]].</w:t>
+      </w:r>
+    </w:p>
+    <w:p>
+      <w:pPr>
+        <w:rPr>
+          <w:rFonts w:cs="Times New Roman"/>
+          <w:bCs/>
+          <w:iCs/>
+          <w:szCs w:val="26"/>
+        </w:rPr>
+      </w:pPr>
+      <w:r>
+        <w:rPr>
+          <w:rFonts w:cs="Times New Roman"/>
+          <w:bCs/>
+          <w:iCs/>
+          <w:szCs w:val="26"/>
+        </w:rPr>
+        <w:t xml:space="preserve">optimizer.zero_grad(): Xóa gradient cũ tích lũy từ các epoch trước về 0. </w:t>
+      </w:r>
+    </w:p>
+    <w:p>
+      <w:pPr>
+        <w:rPr>
+          <w:rFonts w:cs="Times New Roman"/>
+          <w:bCs/>
+          <w:iCs/>
+          <w:szCs w:val="26"/>
+        </w:rPr>
+      </w:pPr>
+      <w:r>
+        <w:rPr>
+          <w:rFonts w:cs="Times New Roman"/>
+          <w:bCs/>
+          <w:iCs/>
+          <w:szCs w:val="26"/>
+        </w:rPr>
+        <w:t xml:space="preserve">mse.backward(): Tính toán đạo hàm qua autograd. </w:t>
+      </w:r>
+    </w:p>
+    <w:p>
+      <w:pPr>
+        <w:rPr>
+          <w:rFonts w:cs="Times New Roman"/>
+          <w:bCs/>
+          <w:iCs/>
+          <w:szCs w:val="26"/>
+        </w:rPr>
+      </w:pPr>
+      <w:r>
+        <w:rPr>
+          <w:rFonts w:cs="Times New Roman"/>
+          <w:bCs/>
+          <w:iCs/>
+          <w:szCs w:val="26"/>
+        </w:rPr>
+        <w:t xml:space="preserve">optimizer.step(): Cập nhật trọng số </w:t>
+      </w:r>
+      <m:oMath>
+        <m:r>
+          <w:rPr>
+            <w:rFonts w:ascii="Cambria Math" w:hAnsi="Cambria Math" w:cs="Times New Roman"/>
+            <w:szCs w:val="26"/>
+          </w:rPr>
+          <m:t>w</m:t>
+        </m:r>
+      </m:oMath>
+      <w:r>
+        <w:rPr>
+          <w:rFonts w:cs="Times New Roman"/>
+          <w:bCs/>
+          <w:iCs/>
+          <w:szCs w:val="26"/>
+        </w:rPr>
+        <w:t xml:space="preserve"> theo hướng giảm loss dựa trên thuật toán tối ưu. </w:t>
+      </w:r>
+    </w:p>
+    <w:p>
+      <w:pPr>
+        <w:rPr>
+          <w:rFonts w:cs="Times New Roman"/>
+          <w:b/>
+          <w:iCs/>
+          <w:szCs w:val="26"/>
+        </w:rPr>
+      </w:pPr>
+      <w:r>
+        <w:rPr>
+          <w:rFonts w:cs="Times New Roman"/>
+          <w:b/>
+          <w:iCs/>
+          <w:szCs w:val="26"/>
+        </w:rPr>
+        <w:t>Bài 10. Giải hệ phương trình bằng Autograd</w:t>
+      </w:r>
+    </w:p>
+    <w:tbl>
+      <w:tblPr>
+        <w:tblStyle w:val="TableGrid"/>
+        <w:tblW w:w="0" w:type="auto"/>
+        <w:tblBorders>
+          <w:insideH w:val="none" w:sz="0" w:space="0" w:color="auto"/>
+        </w:tblBorders>
+        <w:tblLook w:val="04A0" w:firstRow="1" w:lastRow="0" w:firstColumn="1" w:lastColumn="0" w:noHBand="0" w:noVBand="1"/>
+      </w:tblPr>
+      <w:tblGrid>
+        <w:gridCol w:w="9350"/>
+      </w:tblGrid>
+      <w:tr>
+        <w:tc>
+          <w:tcPr>
+            <w:tcW w:w="9350" w:type="dxa"/>
+          </w:tcPr>
+          <w:p>
+            <w:pPr>
+              <w:rPr>
+                <w:rFonts w:cs="Times New Roman"/>
+                <w:bCs/>
+                <w:iCs/>
+                <w:szCs w:val="26"/>
+              </w:rPr>
+            </w:pPr>
+            <w:r>
+              <w:rPr>
+                <w:rFonts w:cs="Times New Roman"/>
+                <w:bCs/>
+                <w:iCs/>
+                <w:szCs w:val="26"/>
+              </w:rPr>
+              <w:t xml:space="preserve">import random </w:t>
+            </w:r>
+          </w:p>
+        </w:tc>
+      </w:tr>
+      <w:tr>
+        <w:tc>
+          <w:tcPr>
+            <w:tcW w:w="9350" w:type="dxa"/>
+          </w:tcPr>
+          <w:p>
+            <w:pPr>
+              <w:rPr>
+                <w:rFonts w:cs="Times New Roman"/>
+                <w:bCs/>
+                <w:iCs/>
+                <w:szCs w:val="26"/>
+              </w:rPr>
+            </w:pPr>
+            <w:r>
+              <w:rPr>
+                <w:rFonts w:cs="Times New Roman"/>
+                <w:bCs/>
+                <w:iCs/>
+                <w:szCs w:val="26"/>
+              </w:rPr>
+              <w:t xml:space="preserve">import torch </w:t>
+            </w:r>
+          </w:p>
+        </w:tc>
+      </w:tr>
+      <w:tr>
+        <w:tc>
+          <w:tcPr>
+            <w:tcW w:w="9350" w:type="dxa"/>
+          </w:tcPr>
+          <w:p>
+            <w:pPr>
+              <w:rPr>
+                <w:rFonts w:cs="Times New Roman"/>
+                <w:bCs/>
+                <w:iCs/>
+                <w:szCs w:val="26"/>
+              </w:rPr>
+            </w:pPr>
+            <w:r>
+              <w:rPr>
+                <w:rFonts w:cs="Times New Roman"/>
+                <w:bCs/>
+                <w:iCs/>
+                <w:szCs w:val="26"/>
+              </w:rPr>
+              <w:t> </w:t>
+            </w:r>
+          </w:p>
+        </w:tc>
+      </w:tr>
+      <w:tr>
+        <w:tc>
+          <w:tcPr>
+            <w:tcW w:w="9350" w:type="dxa"/>
+          </w:tcPr>
+          <w:p>
+            <w:pPr>
+              <w:rPr>
+                <w:rFonts w:cs="Times New Roman"/>
+                <w:bCs/>
+                <w:iCs/>
+                <w:szCs w:val="26"/>
+              </w:rPr>
+            </w:pPr>
+            <w:r>
+              <w:rPr>
+                <w:rFonts w:cs="Times New Roman"/>
+                <w:bCs/>
+                <w:iCs/>
+                <w:szCs w:val="26"/>
+              </w:rPr>
+              <w:t xml:space="preserve">A = torch.tensor(random.random(), requires_grad=True) </w:t>
+            </w:r>
+          </w:p>
+        </w:tc>
+      </w:tr>
+      <w:tr>
+        <w:tc>
+          <w:tcPr>
+            <w:tcW w:w="9350" w:type="dxa"/>
+          </w:tcPr>
+          <w:p>
+            <w:pPr>
+              <w:rPr>
+                <w:rFonts w:cs="Times New Roman"/>
+                <w:bCs/>
+                <w:iCs/>
+                <w:szCs w:val="26"/>
+              </w:rPr>
+            </w:pPr>
+            <w:r>
+              <w:rPr>
+                <w:rFonts w:cs="Times New Roman"/>
+                <w:bCs/>
+                <w:iCs/>
+                <w:szCs w:val="26"/>
+              </w:rPr>
+              <w:t xml:space="preserve">B = torch.tensor(random.random(), requires_grad=True) </w:t>
+            </w:r>
+          </w:p>
+        </w:tc>
+      </w:tr>
+      <w:tr>
+        <w:tc>
+          <w:tcPr>
+            <w:tcW w:w="9350" w:type="dxa"/>
+          </w:tcPr>
+          <w:p>
+            <w:pPr>
+              <w:rPr>
+                <w:rFonts w:cs="Times New Roman"/>
+                <w:bCs/>
+                <w:iCs/>
+                <w:szCs w:val="26"/>
+              </w:rPr>
+            </w:pPr>
+            <w:r>
+              <w:rPr>
+                <w:rFonts w:cs="Times New Roman"/>
+                <w:bCs/>
+                <w:iCs/>
+                <w:szCs w:val="26"/>
+              </w:rPr>
+              <w:t xml:space="preserve">C = torch.tensor(random.random(), requires_grad=True) </w:t>
+            </w:r>
+          </w:p>
+        </w:tc>
+      </w:tr>
+      <w:tr>
+        <w:tc>
+          <w:tcPr>
+            <w:tcW w:w="9350" w:type="dxa"/>
+          </w:tcPr>
+          <w:p>
+            <w:pPr>
+              <w:rPr>
+                <w:rFonts w:cs="Times New Roman"/>
+                <w:bCs/>
+                <w:iCs/>
+                <w:szCs w:val="26"/>
+              </w:rPr>
+            </w:pPr>
+            <w:r>
+              <w:rPr>
+                <w:rFonts w:cs="Times New Roman"/>
+                <w:bCs/>
+                <w:iCs/>
+                <w:szCs w:val="26"/>
+              </w:rPr>
+              <w:t xml:space="preserve">D = torch.tensor(random.random(), requires_grad=True) </w:t>
+            </w:r>
+          </w:p>
+        </w:tc>
+      </w:tr>
+      <w:tr>
+        <w:tc>
+          <w:tcPr>
+            <w:tcW w:w="9350" w:type="dxa"/>
+          </w:tcPr>
+          <w:p>
+            <w:pPr>
+              <w:rPr>
+                <w:rFonts w:cs="Times New Roman"/>
+                <w:bCs/>
+                <w:iCs/>
+                <w:szCs w:val="26"/>
+              </w:rPr>
+            </w:pPr>
+            <w:r>
+              <w:rPr>
+                <w:rFonts w:cs="Times New Roman"/>
+                <w:bCs/>
+                <w:iCs/>
+                <w:szCs w:val="26"/>
+              </w:rPr>
+              <w:t> </w:t>
+            </w:r>
+          </w:p>
+        </w:tc>
+      </w:tr>
+      <w:tr>
+        <w:tc>
+          <w:tcPr>
+            <w:tcW w:w="9350" w:type="dxa"/>
+          </w:tcPr>
+          <w:p>
+            <w:pPr>
+              <w:rPr>
+                <w:rFonts w:cs="Times New Roman"/>
+                <w:bCs/>
+                <w:iCs/>
+                <w:szCs w:val="26"/>
+              </w:rPr>
+            </w:pPr>
+            <w:r>
+              <w:rPr>
+                <w:rFonts w:cs="Times New Roman"/>
+                <w:bCs/>
+                <w:iCs/>
+                <w:szCs w:val="26"/>
+              </w:rPr>
+              <w:t xml:space="preserve">EPOCHS = 2000 </w:t>
+            </w:r>
+          </w:p>
+        </w:tc>
+      </w:tr>
+      <w:tr>
+        <w:tc>
+          <w:tcPr>
+            <w:tcW w:w="9350" w:type="dxa"/>
+          </w:tcPr>
+          <w:p>
+            <w:pPr>
+              <w:rPr>
+                <w:rFonts w:cs="Times New Roman"/>
+                <w:bCs/>
+                <w:iCs/>
+                <w:szCs w:val="26"/>
+              </w:rPr>
+            </w:pPr>
+            <w:r>
+              <w:rPr>
+                <w:rFonts w:cs="Times New Roman"/>
+                <w:bCs/>
+                <w:iCs/>
+                <w:szCs w:val="26"/>
+              </w:rPr>
+              <w:t xml:space="preserve">optimizer = torch.optim.NAdam([A, B, C, D], lr=0.01) </w:t>
+            </w:r>
+          </w:p>
+        </w:tc>
+      </w:tr>
+      <w:tr>
+        <w:tc>
+          <w:tcPr>
+            <w:tcW w:w="9350" w:type="dxa"/>
+          </w:tcPr>
+          <w:p>
+            <w:pPr>
+              <w:rPr>
+                <w:rFonts w:cs="Times New Roman"/>
+                <w:bCs/>
+                <w:iCs/>
+                <w:szCs w:val="26"/>
+              </w:rPr>
+            </w:pPr>
+            <w:r>
+              <w:rPr>
+                <w:rFonts w:cs="Times New Roman"/>
+                <w:bCs/>
+                <w:iCs/>
+                <w:szCs w:val="26"/>
+              </w:rPr>
+              <w:t> </w:t>
+            </w:r>
+          </w:p>
+        </w:tc>
+      </w:tr>
+      <w:tr>
+        <w:tc>
+          <w:tcPr>
+            <w:tcW w:w="9350" w:type="dxa"/>
+          </w:tcPr>
+          <w:p>
+            <w:pPr>
+              <w:rPr>
+                <w:rFonts w:cs="Times New Roman"/>
+                <w:bCs/>
+                <w:iCs/>
+                <w:szCs w:val="26"/>
+              </w:rPr>
+            </w:pPr>
+            <w:r>
+              <w:rPr>
+                <w:rFonts w:cs="Times New Roman"/>
+                <w:bCs/>
+                <w:iCs/>
+                <w:szCs w:val="26"/>
+              </w:rPr>
+              <w:t xml:space="preserve">for _ in range(EPOCHS): </w:t>
+            </w:r>
+          </w:p>
+        </w:tc>
+      </w:tr>
+      <w:tr>
+        <w:tc>
+          <w:tcPr>
+            <w:tcW w:w="9350" w:type="dxa"/>
+          </w:tcPr>
+          <w:p>
+            <w:pPr>
+              <w:rPr>
+                <w:rFonts w:cs="Times New Roman"/>
+                <w:bCs/>
+                <w:iCs/>
+                <w:szCs w:val="26"/>
+              </w:rPr>
+            </w:pPr>
+            <w:r>
+              <w:rPr>
+                <w:rFonts w:cs="Times New Roman"/>
+                <w:bCs/>
+                <w:iCs/>
+                <w:szCs w:val="26"/>
+              </w:rPr>
+              <w:t xml:space="preserve">    y1 = A + B - 9 </w:t>
+            </w:r>
+          </w:p>
+        </w:tc>
+      </w:tr>
+      <w:tr>
+        <w:tc>
+          <w:tcPr>
+            <w:tcW w:w="9350" w:type="dxa"/>
+          </w:tcPr>
+          <w:p>
+            <w:pPr>
+              <w:rPr>
+                <w:rFonts w:cs="Times New Roman"/>
+                <w:bCs/>
+                <w:iCs/>
+                <w:szCs w:val="26"/>
+              </w:rPr>
+            </w:pPr>
+            <w:r>
+              <w:rPr>
+                <w:rFonts w:cs="Times New Roman"/>
+                <w:bCs/>
+                <w:iCs/>
+                <w:szCs w:val="26"/>
+              </w:rPr>
+              <w:t xml:space="preserve">    y2 = C - D - 1 </w:t>
+            </w:r>
+          </w:p>
+        </w:tc>
+      </w:tr>
+      <w:tr>
+        <w:tc>
+          <w:tcPr>
+            <w:tcW w:w="9350" w:type="dxa"/>
+          </w:tcPr>
+          <w:p>
+            <w:pPr>
+              <w:rPr>
+                <w:rFonts w:cs="Times New Roman"/>
+                <w:bCs/>
+                <w:iCs/>
+                <w:szCs w:val="26"/>
+              </w:rPr>
+            </w:pPr>
+            <w:r>
+              <w:rPr>
+                <w:rFonts w:cs="Times New Roman"/>
+                <w:bCs/>
+                <w:iCs/>
+                <w:szCs w:val="26"/>
+              </w:rPr>
+              <w:lastRenderedPageBreak/>
+              <w:t xml:space="preserve">    y3 = A + C - 8 </w:t>
+            </w:r>
+          </w:p>
+        </w:tc>
+      </w:tr>
+      <w:tr>
+        <w:tc>
+          <w:tcPr>
+            <w:tcW w:w="9350" w:type="dxa"/>
+          </w:tcPr>
+          <w:p>
+            <w:pPr>
+              <w:rPr>
+                <w:rFonts w:cs="Times New Roman"/>
+                <w:bCs/>
+                <w:iCs/>
+                <w:szCs w:val="26"/>
+              </w:rPr>
+            </w:pPr>
+            <w:r>
+              <w:rPr>
+                <w:rFonts w:cs="Times New Roman"/>
+                <w:bCs/>
+                <w:iCs/>
+                <w:szCs w:val="26"/>
+              </w:rPr>
+              <w:t xml:space="preserve">    y4 = B - D - 2 </w:t>
+            </w:r>
+          </w:p>
+        </w:tc>
+      </w:tr>
+      <w:tr>
+        <w:tc>
+          <w:tcPr>
+            <w:tcW w:w="9350" w:type="dxa"/>
+          </w:tcPr>
+          <w:p>
+            <w:pPr>
+              <w:rPr>
+                <w:rFonts w:cs="Times New Roman"/>
+                <w:bCs/>
+                <w:iCs/>
+                <w:szCs w:val="26"/>
+              </w:rPr>
+            </w:pPr>
+            <w:r>
+              <w:rPr>
+                <w:rFonts w:cs="Times New Roman"/>
+                <w:bCs/>
+                <w:iCs/>
+                <w:szCs w:val="26"/>
+              </w:rPr>
+              <w:t> </w:t>
+            </w:r>
+          </w:p>
+        </w:tc>
+      </w:tr>
+      <w:tr>
+        <w:tc>
+          <w:tcPr>
+            <w:tcW w:w="9350" w:type="dxa"/>
+          </w:tcPr>
+          <w:p>
+            <w:pPr>
+              <w:rPr>
+                <w:rFonts w:cs="Times New Roman"/>
+                <w:bCs/>
+                <w:iCs/>
+                <w:szCs w:val="26"/>
+              </w:rPr>
+            </w:pPr>
+            <w:r>
+              <w:rPr>
+                <w:rFonts w:cs="Times New Roman"/>
+                <w:bCs/>
+                <w:iCs/>
+                <w:szCs w:val="26"/>
+              </w:rPr>
+              <w:t xml:space="preserve">    sqerr = y1*y1 + y2*y2 + y3*y3 + y4*y4 </w:t>
+            </w:r>
+          </w:p>
+        </w:tc>
+      </w:tr>
+      <w:tr>
+        <w:tc>
+          <w:tcPr>
+            <w:tcW w:w="9350" w:type="dxa"/>
+          </w:tcPr>
+          <w:p>
+            <w:pPr>
+              <w:rPr>
+                <w:rFonts w:cs="Times New Roman"/>
+                <w:bCs/>
+                <w:iCs/>
+                <w:szCs w:val="26"/>
+              </w:rPr>
+            </w:pPr>
+            <w:r>
+              <w:rPr>
+                <w:rFonts w:cs="Times New Roman"/>
+                <w:bCs/>
+                <w:iCs/>
+                <w:szCs w:val="26"/>
+              </w:rPr>
+              <w:t> </w:t>
+            </w:r>
+          </w:p>
+        </w:tc>
+      </w:tr>
+      <w:tr>
+        <w:tc>
+          <w:tcPr>
+            <w:tcW w:w="9350" w:type="dxa"/>
+          </w:tcPr>
+          <w:p>
+            <w:pPr>
+              <w:rPr>
+                <w:rFonts w:cs="Times New Roman"/>
+                <w:bCs/>
+                <w:iCs/>
+                <w:szCs w:val="26"/>
+              </w:rPr>
+            </w:pPr>
+            <w:r>
+              <w:rPr>
+                <w:rFonts w:cs="Times New Roman"/>
+                <w:bCs/>
+                <w:iCs/>
+                <w:szCs w:val="26"/>
+              </w:rPr>
+              <w:t xml:space="preserve">    optimizer.zero_grad() </w:t>
+            </w:r>
+          </w:p>
+        </w:tc>
+      </w:tr>
+      <w:tr>
+        <w:tc>
+          <w:tcPr>
+            <w:tcW w:w="9350" w:type="dxa"/>
+          </w:tcPr>
+          <w:p>
+            <w:pPr>
+              <w:rPr>
+                <w:rFonts w:cs="Times New Roman"/>
+                <w:bCs/>
+                <w:iCs/>
+                <w:szCs w:val="26"/>
+              </w:rPr>
+            </w:pPr>
+            <w:r>
+              <w:rPr>
+                <w:rFonts w:cs="Times New Roman"/>
+                <w:bCs/>
+                <w:iCs/>
+                <w:szCs w:val="26"/>
+              </w:rPr>
+              <w:t xml:space="preserve">    sqerr.backward() </w:t>
+            </w:r>
+          </w:p>
+        </w:tc>
+      </w:tr>
+      <w:tr>
+        <w:tc>
+          <w:tcPr>
+            <w:tcW w:w="9350" w:type="dxa"/>
+          </w:tcPr>
+          <w:p>
+            <w:pPr>
+              <w:rPr>
+                <w:rFonts w:cs="Times New Roman"/>
+                <w:bCs/>
+                <w:iCs/>
+                <w:szCs w:val="26"/>
+              </w:rPr>
+            </w:pPr>
+            <w:r>
+              <w:rPr>
+                <w:rFonts w:cs="Times New Roman"/>
+                <w:bCs/>
+                <w:iCs/>
+                <w:szCs w:val="26"/>
+              </w:rPr>
+              <w:t xml:space="preserve">    optimizer.step() </w:t>
+            </w:r>
+          </w:p>
+        </w:tc>
+      </w:tr>
+      <w:tr>
+        <w:tc>
+          <w:tcPr>
+            <w:tcW w:w="9350" w:type="dxa"/>
+          </w:tcPr>
+          <w:p>
+            <w:pPr>
+              <w:rPr>
+                <w:rFonts w:cs="Times New Roman"/>
+                <w:bCs/>
+                <w:iCs/>
+                <w:szCs w:val="26"/>
+              </w:rPr>
+            </w:pPr>
+            <w:r>
+              <w:rPr>
+                <w:rFonts w:cs="Times New Roman"/>
+                <w:bCs/>
+                <w:iCs/>
+                <w:szCs w:val="26"/>
+              </w:rPr>
+              <w:t> </w:t>
+            </w:r>
+          </w:p>
+        </w:tc>
+      </w:tr>
+      <w:tr>
+        <w:tc>
+          <w:tcPr>
+            <w:tcW w:w="9350" w:type="dxa"/>
+          </w:tcPr>
+          <w:p>
+            <w:pPr>
+              <w:rPr>
+                <w:rFonts w:cs="Times New Roman"/>
+                <w:bCs/>
+                <w:iCs/>
+                <w:szCs w:val="26"/>
+              </w:rPr>
+            </w:pPr>
+            <w:r>
+              <w:rPr>
+                <w:rFonts w:cs="Times New Roman"/>
+                <w:bCs/>
+                <w:iCs/>
+                <w:szCs w:val="26"/>
+              </w:rPr>
+              <w:t xml:space="preserve">print("A =", A) </w:t>
+            </w:r>
+          </w:p>
+        </w:tc>
+      </w:tr>
+      <w:tr>
+        <w:tc>
+          <w:tcPr>
+            <w:tcW w:w="9350" w:type="dxa"/>
+          </w:tcPr>
+          <w:p>
+            <w:pPr>
+              <w:rPr>
+                <w:rFonts w:cs="Times New Roman"/>
+                <w:bCs/>
+                <w:iCs/>
+                <w:szCs w:val="26"/>
+              </w:rPr>
+            </w:pPr>
+            <w:r>
+              <w:rPr>
+                <w:rFonts w:cs="Times New Roman"/>
+                <w:bCs/>
+                <w:iCs/>
+                <w:szCs w:val="26"/>
+              </w:rPr>
+              <w:t>print("B =", B)</w:t>
+            </w:r>
+          </w:p>
+        </w:tc>
+      </w:tr>
+      <w:tr>
+        <w:tc>
+          <w:tcPr>
+            <w:tcW w:w="9350" w:type="dxa"/>
+          </w:tcPr>
+          <w:p>
+            <w:pPr>
+              <w:rPr>
+                <w:rFonts w:cs="Times New Roman"/>
+                <w:bCs/>
+                <w:iCs/>
+                <w:szCs w:val="26"/>
+              </w:rPr>
+            </w:pPr>
+            <w:r>
+              <w:rPr>
+                <w:rFonts w:cs="Times New Roman"/>
+                <w:bCs/>
+                <w:iCs/>
+                <w:szCs w:val="26"/>
+              </w:rPr>
+              <w:t xml:space="preserve">print("C =", C) </w:t>
+            </w:r>
+          </w:p>
+        </w:tc>
+      </w:tr>
+      <w:tr>
+        <w:tc>
+          <w:tcPr>
+            <w:tcW w:w="9350" w:type="dxa"/>
+          </w:tcPr>
+          <w:p>
+            <w:pPr>
+              <w:rPr>
+                <w:rFonts w:cs="Times New Roman"/>
+                <w:bCs/>
+                <w:iCs/>
+                <w:szCs w:val="26"/>
+              </w:rPr>
+            </w:pPr>
+            <w:r>
+              <w:rPr>
+                <w:rFonts w:cs="Times New Roman"/>
+                <w:bCs/>
+                <w:iCs/>
+                <w:szCs w:val="26"/>
+              </w:rPr>
+              <w:t>print("D =", D)</w:t>
+            </w:r>
+          </w:p>
+        </w:tc>
+      </w:tr>
+    </w:tbl>
+    <w:p>
+      <w:pPr>
+        <w:rPr>
+          <w:rFonts w:cs="Times New Roman"/>
+          <w:bCs/>
+          <w:iCs/>
+          <w:szCs w:val="26"/>
+        </w:rPr>
+      </w:pPr>
+      <w:r>
+        <w:rPr>
+          <w:rFonts w:cs="Times New Roman"/>
+          <w:bCs/>
+          <w:iCs/>
+          <w:szCs w:val="26"/>
+        </w:rPr>
+        <w:t>Output:</w:t>
+      </w:r>
+    </w:p>
+    <w:p>
+      <w:pPr>
+        <w:rPr>
+          <w:rFonts w:cs="Times New Roman"/>
+          <w:bCs/>
+          <w:iCs/>
+          <w:szCs w:val="26"/>
+        </w:rPr>
+      </w:pPr>
+      <w:r>
+        <w:rPr>
+          <w:rFonts w:cs="Times New Roman"/>
+          <w:bCs/>
+          <w:iCs/>
+          <w:szCs w:val="26"/>
+        </w:rPr>
+        <w:t>A = tensor(4.4540, requires_grad=True)</w:t>
+      </w:r>
+    </w:p>
+    <w:p>
+      <w:pPr>
+        <w:rPr>
+          <w:rFonts w:cs="Times New Roman"/>
+          <w:bCs/>
+          <w:iCs/>
+          <w:szCs w:val="26"/>
+        </w:rPr>
+      </w:pPr>
+      <w:r>
+        <w:rPr>
+          <w:rFonts w:cs="Times New Roman"/>
+          <w:bCs/>
+          <w:iCs/>
+          <w:szCs w:val="26"/>
+        </w:rPr>
+        <w:t>B = tensor(4.5459, requires_grad=True)</w:t>
+      </w:r>
+    </w:p>
+    <w:p>
+      <w:pPr>
+        <w:rPr>
+          <w:rFonts w:cs="Times New Roman"/>
+          <w:bCs/>
+          <w:iCs/>
+          <w:szCs w:val="26"/>
+        </w:rPr>
+      </w:pPr>
+      <w:r>
+        <w:rPr>
+          <w:rFonts w:cs="Times New Roman"/>
+          <w:bCs/>
+          <w:iCs/>
+          <w:szCs w:val="26"/>
+        </w:rPr>
+        <w:t>C = tensor(3.5460, requires_grad=True)</w:t>
+      </w:r>
+    </w:p>
+    <w:p>
+      <w:pPr>
+        <w:rPr>
+          <w:rFonts w:cs="Times New Roman"/>
+          <w:bCs/>
+          <w:iCs/>
+          <w:szCs w:val="26"/>
+        </w:rPr>
+      </w:pPr>
+      <w:r>
+        <w:rPr>
+          <w:rFonts w:cs="Times New Roman"/>
+          <w:bCs/>
+          <w:iCs/>
+          <w:szCs w:val="26"/>
+        </w:rPr>
+        <w:t>D = tensor(2.5460, requires_grad=True)</w:t>
+      </w:r>
+      <w:r>
+        <w:rPr>
+          <w:rFonts w:cs="Times New Roman"/>
+          <w:bCs/>
+          <w:iCs/>
+          <w:szCs w:val="26"/>
+        </w:rPr>
+        <w:br/>
+        <w:t>Nhận xét:</w:t>
+      </w:r>
+    </w:p>
+    <w:p>
+      <w:pPr>
+        <w:rPr>
+          <w:rFonts w:cs="Times New Roman"/>
+          <w:bCs/>
+          <w:iCs/>
+          <w:szCs w:val="26"/>
+        </w:rPr>
+      </w:pPr>
+      <w:r>
+        <w:rPr>
+          <w:rFonts w:cs="Times New Roman"/>
+          <w:bCs/>
+          <w:iCs/>
+          <w:szCs w:val="26"/>
+        </w:rPr>
+        <w:t xml:space="preserve">Lý do bài toán có </w:t>
+      </w:r>
+      <w:r>
+        <w:rPr>
+          <w:rFonts w:cs="Times New Roman"/>
+          <w:bCs/>
+          <w:iCs/>
+          <w:szCs w:val="26"/>
+        </w:rPr>
+        <w:t>thể có nhiều nghiệm</w:t>
+      </w:r>
+      <w:r>
+        <w:rPr>
+          <w:rFonts w:cs="Times New Roman"/>
+          <w:bCs/>
+          <w:iCs/>
+          <w:szCs w:val="26"/>
+        </w:rPr>
+        <w:t xml:space="preserve">: </w:t>
+      </w:r>
+    </w:p>
+    <w:p>
+      <w:pPr>
+        <w:rPr>
+          <w:rFonts w:cs="Times New Roman"/>
+          <w:bCs/>
+          <w:iCs/>
+          <w:szCs w:val="26"/>
+        </w:rPr>
+      </w:pPr>
+      <w:r>
+        <w:rPr>
+          <w:rFonts w:cs="Times New Roman"/>
+          <w:bCs/>
+          <w:iCs/>
+          <w:szCs w:val="26"/>
+        </w:rPr>
+        <w:t xml:space="preserve">Lấy phương trình (1) trừ (3): </w:t>
+      </w:r>
+      <m:oMath>
+        <m:d>
+          <m:dPr>
+            <m:ctrlPr>
+              <w:rPr>
+                <w:rFonts w:ascii="Cambria Math" w:hAnsi="Cambria Math" w:cs="Times New Roman"/>
+                <w:bCs/>
+                <w:iCs/>
+                <w:szCs w:val="26"/>
+              </w:rPr>
+            </m:ctrlPr>
+          </m:dPr>
+          <m:e>
+            <m:r>
+              <w:rPr>
+                <w:rFonts w:ascii="Cambria Math" w:hAnsi="Cambria Math" w:cs="Times New Roman"/>
+                <w:szCs w:val="26"/>
+              </w:rPr>
+              <m:t>A+B</m:t>
+            </m:r>
+          </m:e>
+        </m:d>
+        <m:r>
+          <w:rPr>
+            <w:rFonts w:ascii="Cambria Math" w:hAnsi="Cambria Math" w:cs="Times New Roman"/>
+            <w:szCs w:val="26"/>
+          </w:rPr>
+          <m:t>-</m:t>
+        </m:r>
+        <m:d>
+          <m:dPr>
+            <m:ctrlPr>
+              <w:rPr>
+                <w:rFonts w:ascii="Cambria Math" w:hAnsi="Cambria Math" w:cs="Times New Roman"/>
+                <w:bCs/>
+                <w:iCs/>
+                <w:szCs w:val="26"/>
+              </w:rPr>
+            </m:ctrlPr>
+          </m:dPr>
+          <m:e>
+            <m:r>
+              <w:rPr>
+                <w:rFonts w:ascii="Cambria Math" w:hAnsi="Cambria Math" w:cs="Times New Roman"/>
+                <w:szCs w:val="26"/>
+              </w:rPr>
+              <m:t>A+C</m:t>
+            </m:r>
+          </m:e>
+        </m:d>
+        <m:r>
+          <w:rPr>
+            <w:rFonts w:ascii="Cambria Math" w:hAnsi="Cambria Math" w:cs="Times New Roman"/>
+            <w:szCs w:val="26"/>
+          </w:rPr>
+          <m:t>=9-8⟹B-C=1⟹C-B=-1</m:t>
+        </m:r>
+      </m:oMath>
+      <w:r>
+        <w:rPr>
+          <w:rFonts w:cs="Times New Roman"/>
+          <w:bCs/>
+          <w:iCs/>
+          <w:szCs w:val="26"/>
+        </w:rPr>
+        <w:t>.</w:t>
+      </w:r>
+    </w:p>
+    <w:p>
+      <w:pPr>
+        <w:rPr>
+          <w:rFonts w:cs="Times New Roman"/>
+          <w:bCs/>
+          <w:iCs/>
+          <w:szCs w:val="26"/>
+        </w:rPr>
+      </w:pPr>
+      <w:r>
+        <w:rPr>
+          <w:rFonts w:cs="Times New Roman"/>
+          <w:bCs/>
+          <w:iCs/>
+          <w:szCs w:val="26"/>
+        </w:rPr>
+        <w:t xml:space="preserve">Lấy phương trình (2) trừ (4): </w:t>
+      </w:r>
+      <m:oMath>
+        <m:d>
+          <m:dPr>
+            <m:ctrlPr>
+              <w:rPr>
+                <w:rFonts w:ascii="Cambria Math" w:hAnsi="Cambria Math" w:cs="Times New Roman"/>
+                <w:bCs/>
+                <w:iCs/>
+                <w:szCs w:val="26"/>
+              </w:rPr>
+            </m:ctrlPr>
+          </m:dPr>
+          <m:e>
+            <m:r>
+              <w:rPr>
+                <w:rFonts w:ascii="Cambria Math" w:hAnsi="Cambria Math" w:cs="Times New Roman"/>
+                <w:szCs w:val="26"/>
+              </w:rPr>
+              <m:t>C-D</m:t>
+            </m:r>
+          </m:e>
+        </m:d>
+        <m:r>
+          <w:rPr>
+            <w:rFonts w:ascii="Cambria Math" w:hAnsi="Cambria Math" w:cs="Times New Roman"/>
+            <w:szCs w:val="26"/>
+          </w:rPr>
+          <m:t>-</m:t>
+        </m:r>
+        <m:d>
+          <m:dPr>
+            <m:ctrlPr>
+              <w:rPr>
+                <w:rFonts w:ascii="Cambria Math" w:hAnsi="Cambria Math" w:cs="Times New Roman"/>
+                <w:bCs/>
+                <w:iCs/>
+                <w:szCs w:val="26"/>
+              </w:rPr>
+            </m:ctrlPr>
+          </m:dPr>
+          <m:e>
+            <m:r>
+              <w:rPr>
+                <w:rFonts w:ascii="Cambria Math" w:hAnsi="Cambria Math" w:cs="Times New Roman"/>
+                <w:szCs w:val="26"/>
+              </w:rPr>
+              <m:t>B-D</m:t>
+            </m:r>
+          </m:e>
+        </m:d>
+        <m:r>
+          <w:rPr>
+            <w:rFonts w:ascii="Cambria Math" w:hAnsi="Cambria Math" w:cs="Times New Roman"/>
+            <w:szCs w:val="26"/>
+          </w:rPr>
+          <m:t>=1-2⟹C-B=-1</m:t>
+        </m:r>
+      </m:oMath>
+      <w:r>
+        <w:rPr>
+          <w:rFonts w:cs="Times New Roman"/>
+          <w:bCs/>
+          <w:iCs/>
+          <w:szCs w:val="26"/>
+        </w:rPr>
+        <w:t>.</w:t>
+      </w:r>
+    </w:p>
+    <w:p>
+      <w:pPr>
+        <w:rPr>
+          <w:rFonts w:cs="Times New Roman"/>
+          <w:bCs/>
+          <w:iCs/>
+          <w:szCs w:val="26"/>
+        </w:rPr>
+      </w:pPr>
+      <w:r>
+        <w:rPr>
+          <w:rFonts w:cs="Times New Roman"/>
+          <w:bCs/>
+          <w:iCs/>
+          <w:szCs w:val="26"/>
+        </w:rPr>
+        <w:lastRenderedPageBreak/>
+        <w:t>Hai biểu thức tương đương nhau khiến hệ 4 phương trình thực chất chỉ có 3 phương trình độc lập tuyến tính với 4 ẩn (</w:t>
+      </w:r>
+      <w:r>
+        <w:rPr>
+          <w:rFonts w:cs="Times New Roman"/>
+          <w:bCs/>
+          <w:iCs/>
+          <w:szCs w:val="26"/>
+        </w:rPr>
+        <w:t>A,B,C,D)</w:t>
+      </w:r>
+      <w:r>
+        <w:rPr>
+          <w:rFonts w:cs="Times New Roman"/>
+          <w:bCs/>
+          <w:iCs/>
+          <w:szCs w:val="26"/>
+        </w:rPr>
+        <w:t>. Do bậc tự do bằng 1, hệ có vô số nghiệm phụ thuộc vào giá trị khởi tạo ngẫu nhiên ban đầu.</w:t>
+      </w:r>
+    </w:p>
+    <w:p>
+      <w:pPr>
+        <w:rPr>
+          <w:rFonts w:cs="Times New Roman"/>
+          <w:bCs/>
+          <w:iCs/>
+          <w:szCs w:val="26"/>
+        </w:rPr>
+      </w:pPr>
+    </w:p>
+    <w:p>
+      <w:pPr>
+        <w:jc w:val="center"/>
+        <w:rPr>
+          <w:rFonts w:cs="Times New Roman"/>
+          <w:b/>
+          <w:iCs/>
+          <w:szCs w:val="26"/>
+        </w:rPr>
+      </w:pPr>
+      <w:r>
+        <w:rPr>
+          <w:rFonts w:cs="Times New Roman"/>
+          <w:b/>
+          <w:iCs/>
+          <w:szCs w:val="26"/>
+        </w:rPr>
+        <w:t>BÀI TẬP ÁP DỤNG</w:t>
+      </w:r>
+    </w:p>
+    <w:p>
+      <w:pPr>
+        <w:rPr>
+          <w:rFonts w:cs="Times New Roman"/>
+          <w:b/>
+          <w:iCs/>
+          <w:szCs w:val="26"/>
+        </w:rPr>
+      </w:pPr>
+      <w:r>
+        <w:rPr>
+          <w:rFonts w:cs="Times New Roman"/>
+          <w:b/>
+          <w:iCs/>
+          <w:szCs w:val="26"/>
+        </w:rPr>
+        <w:t>Bài 11. Viết chương trình PyTorch để thực hiện các yêu cầu sau:</w:t>
+      </w:r>
+    </w:p>
+    <w:tbl>
+      <w:tblPr>
+        <w:tblStyle w:val="TableGrid"/>
+        <w:tblW w:w="0" w:type="auto"/>
+        <w:tblBorders>
+          <w:insideH w:val="none" w:sz="0" w:space="0" w:color="auto"/>
+        </w:tblBorders>
+        <w:tblLook w:val="04A0" w:firstRow="1" w:lastRow="0" w:firstColumn="1" w:lastColumn="0" w:noHBand="0" w:noVBand="1"/>
+      </w:tblPr>
+      <w:tblGrid>
+        <w:gridCol w:w="9440"/>
+      </w:tblGrid>
+      <w:tr>
+        <w:tc>
+          <w:tcPr>
+            <w:tcW w:w="9440" w:type="dxa"/>
+          </w:tcPr>
+          <w:p>
+            <w:pPr>
+              <w:rPr>
+                <w:rFonts w:cs="Times New Roman"/>
+                <w:bCs/>
+                <w:iCs/>
+                <w:szCs w:val="26"/>
+              </w:rPr>
+            </w:pPr>
+            <w:r>
+              <w:rPr>
+                <w:rFonts w:cs="Times New Roman"/>
+                <w:bCs/>
+                <w:iCs/>
+                <w:szCs w:val="26"/>
+              </w:rPr>
+              <w:t>import torch</w:t>
+            </w:r>
+          </w:p>
+        </w:tc>
+      </w:tr>
+      <w:tr>
+        <w:tc>
+          <w:tcPr>
+            <w:tcW w:w="9440" w:type="dxa"/>
+          </w:tcPr>
+          <w:p>
+            <w:pPr>
+              <w:rPr>
+                <w:rFonts w:cs="Times New Roman"/>
+                <w:bCs/>
+                <w:iCs/>
+                <w:szCs w:val="26"/>
+              </w:rPr>
+            </w:pPr>
+            <w:r>
+              <w:rPr>
+                <w:rFonts w:cs="Times New Roman"/>
+                <w:bCs/>
+                <w:iCs/>
+                <w:szCs w:val="26"/>
+              </w:rPr>
+              <w:t>import numpy as np</w:t>
+            </w:r>
+          </w:p>
+        </w:tc>
+      </w:tr>
+      <w:tr>
+        <w:tc>
+          <w:tcPr>
+            <w:tcW w:w="9440" w:type="dxa"/>
+          </w:tcPr>
+          <w:p>
+            <w:pPr>
+              <w:rPr>
+                <w:rFonts w:cs="Times New Roman"/>
+                <w:bCs/>
+                <w:iCs/>
+                <w:szCs w:val="26"/>
+              </w:rPr>
+            </w:pPr>
+          </w:p>
+        </w:tc>
+      </w:tr>
+      <w:tr>
+        <w:tc>
+          <w:tcPr>
+            <w:tcW w:w="9440" w:type="dxa"/>
+          </w:tcPr>
+          <w:p>
+            <w:pPr>
+              <w:rPr>
+                <w:rFonts w:cs="Times New Roman"/>
+                <w:bCs/>
+                <w:iCs/>
+                <w:szCs w:val="26"/>
+              </w:rPr>
+            </w:pPr>
+            <w:r>
+              <w:rPr>
+                <w:rFonts w:cs="Times New Roman"/>
+                <w:bCs/>
+                <w:iCs/>
+                <w:szCs w:val="26"/>
+              </w:rPr>
+              <w:t>#tạo tensor có 24 phần tử và reshape</w:t>
+            </w:r>
+          </w:p>
+        </w:tc>
+      </w:tr>
+      <w:tr>
+        <w:tc>
+          <w:tcPr>
+            <w:tcW w:w="9440" w:type="dxa"/>
+          </w:tcPr>
+          <w:p>
+            <w:pPr>
+              <w:rPr>
+                <w:rFonts w:cs="Times New Roman"/>
+                <w:bCs/>
+                <w:iCs/>
+                <w:szCs w:val="26"/>
+              </w:rPr>
+            </w:pPr>
+            <w:r>
+              <w:rPr>
+                <w:rFonts w:cs="Times New Roman"/>
+                <w:bCs/>
+                <w:iCs/>
+                <w:szCs w:val="26"/>
+              </w:rPr>
+              <w:t>X = torch.arange(24)</w:t>
+            </w:r>
+          </w:p>
+        </w:tc>
+      </w:tr>
+      <w:tr>
+        <w:tc>
+          <w:tcPr>
+            <w:tcW w:w="9440" w:type="dxa"/>
+          </w:tcPr>
+          <w:p>
+            <w:pPr>
+              <w:rPr>
+                <w:rFonts w:cs="Times New Roman"/>
+                <w:bCs/>
+                <w:iCs/>
+                <w:szCs w:val="26"/>
+              </w:rPr>
+            </w:pPr>
+            <w:r>
+              <w:rPr>
+                <w:rFonts w:cs="Times New Roman"/>
+                <w:bCs/>
+                <w:iCs/>
+                <w:szCs w:val="26"/>
+              </w:rPr>
+              <w:t>X_4x6 = X.reshape(4, 6)</w:t>
+            </w:r>
+          </w:p>
+        </w:tc>
+      </w:tr>
+      <w:tr>
+        <w:tc>
+          <w:tcPr>
+            <w:tcW w:w="9440" w:type="dxa"/>
+          </w:tcPr>
+          <w:p>
+            <w:pPr>
+              <w:rPr>
+                <w:rFonts w:cs="Times New Roman"/>
+                <w:bCs/>
+                <w:iCs/>
+                <w:szCs w:val="26"/>
+              </w:rPr>
+            </w:pPr>
+            <w:r>
+              <w:rPr>
+                <w:rFonts w:cs="Times New Roman"/>
+                <w:bCs/>
+                <w:iCs/>
+                <w:szCs w:val="26"/>
+              </w:rPr>
+              <w:t>X_2x12 = X.reshape(2, 12)</w:t>
+            </w:r>
+          </w:p>
+        </w:tc>
+      </w:tr>
+      <w:tr>
+        <w:tc>
+          <w:tcPr>
+            <w:tcW w:w="9440" w:type="dxa"/>
+          </w:tcPr>
+          <w:p>
+            <w:pPr>
+              <w:rPr>
+                <w:rFonts w:cs="Times New Roman"/>
+                <w:bCs/>
+                <w:iCs/>
+                <w:szCs w:val="26"/>
+              </w:rPr>
+            </w:pPr>
+            <w:r>
+              <w:rPr>
+                <w:rFonts w:cs="Times New Roman"/>
+                <w:bCs/>
+                <w:iCs/>
+                <w:szCs w:val="26"/>
+              </w:rPr>
+              <w:t>X_2x3x4 = X.reshape(2, 3, 4)</w:t>
+            </w:r>
+          </w:p>
+        </w:tc>
+      </w:tr>
+      <w:tr>
+        <w:tc>
+          <w:tcPr>
+            <w:tcW w:w="9440" w:type="dxa"/>
+          </w:tcPr>
+          <w:p>
+            <w:pPr>
+              <w:rPr>
+                <w:rFonts w:cs="Times New Roman"/>
+                <w:bCs/>
+                <w:iCs/>
+                <w:szCs w:val="26"/>
+              </w:rPr>
+            </w:pPr>
+          </w:p>
+        </w:tc>
+      </w:tr>
+      <w:tr>
+        <w:tc>
+          <w:tcPr>
+            <w:tcW w:w="9440" w:type="dxa"/>
+          </w:tcPr>
+          <w:p>
+            <w:pPr>
+              <w:rPr>
+                <w:rFonts w:cs="Times New Roman"/>
+                <w:bCs/>
+                <w:iCs/>
+                <w:szCs w:val="26"/>
+              </w:rPr>
+            </w:pPr>
+            <w:r>
+              <w:rPr>
+                <w:rFonts w:cs="Times New Roman"/>
+                <w:bCs/>
+                <w:iCs/>
+                <w:szCs w:val="26"/>
+              </w:rPr>
+              <w:t># 2. Thao tác trên A, B (3x4)</w:t>
+            </w:r>
+          </w:p>
+        </w:tc>
+      </w:tr>
+      <w:tr>
+        <w:tc>
+          <w:tcPr>
+            <w:tcW w:w="9440" w:type="dxa"/>
+          </w:tcPr>
+          <w:p>
+            <w:pPr>
+              <w:rPr>
+                <w:rFonts w:cs="Times New Roman"/>
+                <w:bCs/>
+                <w:iCs/>
+                <w:szCs w:val="26"/>
+              </w:rPr>
+            </w:pPr>
+            <w:r>
+              <w:rPr>
+                <w:rFonts w:cs="Times New Roman"/>
+                <w:bCs/>
+                <w:iCs/>
+                <w:szCs w:val="26"/>
+              </w:rPr>
+              <w:t>A = torch.randn(3, 4)</w:t>
+            </w:r>
+          </w:p>
+        </w:tc>
+      </w:tr>
+      <w:tr>
+        <w:tc>
+          <w:tcPr>
+            <w:tcW w:w="9440" w:type="dxa"/>
+          </w:tcPr>
+          <w:p>
+            <w:pPr>
+              <w:rPr>
+                <w:rFonts w:cs="Times New Roman"/>
+                <w:bCs/>
+                <w:iCs/>
+                <w:szCs w:val="26"/>
+              </w:rPr>
+            </w:pPr>
+            <w:r>
+              <w:rPr>
+                <w:rFonts w:cs="Times New Roman"/>
+                <w:bCs/>
+                <w:iCs/>
+                <w:szCs w:val="26"/>
+              </w:rPr>
+              <w:t>B = torch.randn(3, 4)</w:t>
+            </w:r>
+          </w:p>
+        </w:tc>
+      </w:tr>
+      <w:tr>
+        <w:tc>
+          <w:tcPr>
+            <w:tcW w:w="9440" w:type="dxa"/>
+          </w:tcPr>
+          <w:p>
+            <w:pPr>
+              <w:rPr>
+                <w:rFonts w:cs="Times New Roman"/>
+                <w:bCs/>
+                <w:iCs/>
+                <w:szCs w:val="26"/>
+              </w:rPr>
+            </w:pPr>
+          </w:p>
+        </w:tc>
+      </w:tr>
+      <w:tr>
+        <w:tc>
+          <w:tcPr>
+            <w:tcW w:w="9440" w:type="dxa"/>
+          </w:tcPr>
+          <w:p>
+            <w:pPr>
+              <w:rPr>
+                <w:rFonts w:cs="Times New Roman"/>
+                <w:bCs/>
+                <w:iCs/>
+                <w:szCs w:val="26"/>
+              </w:rPr>
+            </w:pPr>
+            <w:r>
+              <w:rPr>
+                <w:rFonts w:cs="Times New Roman"/>
+                <w:bCs/>
+                <w:iCs/>
+                <w:szCs w:val="26"/>
+              </w:rPr>
+              <w:t>add_res = A + B</w:t>
+            </w:r>
+          </w:p>
+        </w:tc>
+      </w:tr>
+      <w:tr>
+        <w:tc>
+          <w:tcPr>
+            <w:tcW w:w="9440" w:type="dxa"/>
+          </w:tcPr>
+          <w:p>
+            <w:pPr>
+              <w:rPr>
+                <w:rFonts w:cs="Times New Roman"/>
+                <w:bCs/>
+                <w:iCs/>
+                <w:szCs w:val="26"/>
+              </w:rPr>
+            </w:pPr>
+            <w:r>
+              <w:rPr>
+                <w:rFonts w:cs="Times New Roman"/>
+                <w:bCs/>
+                <w:iCs/>
+                <w:szCs w:val="26"/>
+              </w:rPr>
+              <w:t>mul_res = A * B</w:t>
+            </w:r>
+          </w:p>
+        </w:tc>
+      </w:tr>
+      <w:tr>
+        <w:tc>
+          <w:tcPr>
+            <w:tcW w:w="9440" w:type="dxa"/>
+          </w:tcPr>
+          <w:p>
+            <w:pPr>
+              <w:rPr>
+                <w:rFonts w:cs="Times New Roman"/>
+                <w:bCs/>
+                <w:iCs/>
+                <w:szCs w:val="26"/>
+              </w:rPr>
+            </w:pPr>
+            <w:r>
+              <w:rPr>
+                <w:rFonts w:cs="Times New Roman"/>
+                <w:bCs/>
+                <w:iCs/>
+                <w:szCs w:val="26"/>
+              </w:rPr>
+              <w:t>div_res = A / B</w:t>
+            </w:r>
+          </w:p>
+        </w:tc>
+      </w:tr>
+      <w:tr>
+        <w:tc>
+          <w:tcPr>
+            <w:tcW w:w="9440" w:type="dxa"/>
+          </w:tcPr>
+          <w:p>
+            <w:pPr>
+              <w:rPr>
+                <w:rFonts w:cs="Times New Roman"/>
+                <w:bCs/>
+                <w:iCs/>
+                <w:szCs w:val="26"/>
+              </w:rPr>
+            </w:pPr>
+            <w:r>
+              <w:rPr>
+                <w:rFonts w:cs="Times New Roman"/>
+                <w:bCs/>
+                <w:iCs/>
+                <w:szCs w:val="26"/>
+              </w:rPr>
+              <w:t>mean_col = torch.mean(A, dim=0)</w:t>
+            </w:r>
+          </w:p>
+        </w:tc>
+      </w:tr>
+      <w:tr>
+        <w:tc>
+          <w:tcPr>
+            <w:tcW w:w="9440" w:type="dxa"/>
+          </w:tcPr>
+          <w:p>
+            <w:pPr>
+              <w:rPr>
+                <w:rFonts w:cs="Times New Roman"/>
+                <w:bCs/>
+                <w:iCs/>
+                <w:szCs w:val="26"/>
+              </w:rPr>
+            </w:pPr>
+            <w:r>
+              <w:rPr>
+                <w:rFonts w:cs="Times New Roman"/>
+                <w:bCs/>
+                <w:iCs/>
+                <w:szCs w:val="26"/>
+              </w:rPr>
+              <w:t>std_col = torch.std(A, dim=0)</w:t>
+            </w:r>
+          </w:p>
+        </w:tc>
+      </w:tr>
+      <w:tr>
+        <w:tc>
+          <w:tcPr>
+            <w:tcW w:w="9440" w:type="dxa"/>
+          </w:tcPr>
+          <w:p>
+            <w:pPr>
+              <w:rPr>
+                <w:rFonts w:cs="Times New Roman"/>
+                <w:bCs/>
+                <w:iCs/>
+                <w:szCs w:val="26"/>
+              </w:rPr>
+            </w:pPr>
+          </w:p>
+        </w:tc>
+      </w:tr>
+      <w:tr>
+        <w:tc>
+          <w:tcPr>
+            <w:tcW w:w="9440" w:type="dxa"/>
+          </w:tcPr>
+          <w:p>
+            <w:pPr>
+              <w:rPr>
+                <w:rFonts w:cs="Times New Roman"/>
+                <w:bCs/>
+                <w:iCs/>
+                <w:szCs w:val="26"/>
+              </w:rPr>
+            </w:pPr>
+            <w:r>
+              <w:rPr>
+                <w:rFonts w:cs="Times New Roman"/>
+                <w:bCs/>
+                <w:iCs/>
+                <w:szCs w:val="26"/>
+              </w:rPr>
+              <w:t># 3. Đạo hàm dy/dx của y = 2x^2 + 5x + 3 tại x = 2</w:t>
+            </w:r>
+          </w:p>
+        </w:tc>
+      </w:tr>
+      <w:tr>
+        <w:tc>
+          <w:tcPr>
+            <w:tcW w:w="9440" w:type="dxa"/>
+          </w:tcPr>
+          <w:p>
+            <w:pPr>
+              <w:rPr>
+                <w:rFonts w:cs="Times New Roman"/>
+                <w:bCs/>
+                <w:iCs/>
+                <w:szCs w:val="26"/>
+              </w:rPr>
+            </w:pPr>
+            <w:r>
+              <w:rPr>
+                <w:rFonts w:cs="Times New Roman"/>
+                <w:bCs/>
+                <w:iCs/>
+                <w:szCs w:val="26"/>
+              </w:rPr>
+              <w:t># Thủ công: y' = 4x + 5, x=2: y'(2) = 4(2) + 5 = 13</w:t>
+            </w:r>
+          </w:p>
+        </w:tc>
+      </w:tr>
+      <w:tr>
+        <w:tc>
+          <w:tcPr>
+            <w:tcW w:w="9440" w:type="dxa"/>
+          </w:tcPr>
+          <w:p>
+            <w:pPr>
+              <w:rPr>
+                <w:rFonts w:cs="Times New Roman"/>
+                <w:bCs/>
+                <w:iCs/>
+                <w:szCs w:val="26"/>
+              </w:rPr>
+            </w:pPr>
+            <w:r>
+              <w:rPr>
+                <w:rFonts w:cs="Times New Roman"/>
+                <w:bCs/>
+                <w:iCs/>
+                <w:szCs w:val="26"/>
+              </w:rPr>
+              <w:t>x_var = torch.tensor(2.0, requires_grad=True)</w:t>
+            </w:r>
+          </w:p>
+        </w:tc>
+      </w:tr>
+      <w:tr>
+        <w:tc>
+          <w:tcPr>
+            <w:tcW w:w="9440" w:type="dxa"/>
+          </w:tcPr>
+          <w:p>
+            <w:pPr>
+              <w:rPr>
+                <w:rFonts w:cs="Times New Roman"/>
+                <w:bCs/>
+                <w:iCs/>
+                <w:szCs w:val="26"/>
+              </w:rPr>
+            </w:pPr>
+            <w:r>
+              <w:rPr>
+                <w:rFonts w:cs="Times New Roman"/>
+                <w:bCs/>
+                <w:iCs/>
+                <w:szCs w:val="26"/>
+              </w:rPr>
+              <w:t>y_var = 2 * x_var**2 + 5 * x_var + 3</w:t>
+            </w:r>
+          </w:p>
+        </w:tc>
+      </w:tr>
+      <w:tr>
+        <w:tc>
+          <w:tcPr>
+            <w:tcW w:w="9440" w:type="dxa"/>
+          </w:tcPr>
+          <w:p>
+            <w:pPr>
+              <w:rPr>
+                <w:rFonts w:cs="Times New Roman"/>
+                <w:bCs/>
+                <w:iCs/>
+                <w:szCs w:val="26"/>
+              </w:rPr>
+            </w:pPr>
+            <w:r>
+              <w:rPr>
+                <w:rFonts w:cs="Times New Roman"/>
+                <w:bCs/>
+                <w:iCs/>
+                <w:szCs w:val="26"/>
+              </w:rPr>
+              <w:t>y_var.backward()</w:t>
+            </w:r>
+          </w:p>
+        </w:tc>
+      </w:tr>
+      <w:tr>
+        <w:tc>
+          <w:tcPr>
+            <w:tcW w:w="9440" w:type="dxa"/>
+          </w:tcPr>
+          <w:p>
+            <w:pPr>
+              <w:rPr>
+                <w:rFonts w:cs="Times New Roman"/>
+                <w:bCs/>
+                <w:iCs/>
+                <w:szCs w:val="26"/>
+              </w:rPr>
+            </w:pPr>
+            <w:r>
+              <w:rPr>
+                <w:rFonts w:cs="Times New Roman"/>
+                <w:bCs/>
+                <w:iCs/>
+                <w:szCs w:val="26"/>
+              </w:rPr>
+              <w:t>print("Autograd dy/dx tại x=2:", x_var.grad.item())</w:t>
+            </w:r>
+          </w:p>
+        </w:tc>
+      </w:tr>
+      <w:tr>
+        <w:tc>
+          <w:tcPr>
+            <w:tcW w:w="9440" w:type="dxa"/>
+          </w:tcPr>
+          <w:p>
+            <w:pPr>
+              <w:rPr>
+                <w:rFonts w:cs="Times New Roman"/>
+                <w:bCs/>
+                <w:iCs/>
+                <w:szCs w:val="26"/>
+              </w:rPr>
+            </w:pPr>
+          </w:p>
+        </w:tc>
+      </w:tr>
+      <w:tr>
+        <w:tc>
+          <w:tcPr>
+            <w:tcW w:w="9440" w:type="dxa"/>
+          </w:tcPr>
+          <w:p>
+            <w:pPr>
+              <w:rPr>
+                <w:rFonts w:cs="Times New Roman"/>
+                <w:bCs/>
+                <w:iCs/>
+                <w:szCs w:val="26"/>
+              </w:rPr>
+            </w:pPr>
+            <w:r>
+              <w:rPr>
+                <w:rFonts w:cs="Times New Roman"/>
+                <w:bCs/>
+                <w:iCs/>
+                <w:szCs w:val="26"/>
+              </w:rPr>
+              <w:t># 4. Tìm hệ số đa thức y = 2x^2 - 3x + 5</w:t>
+            </w:r>
+          </w:p>
+        </w:tc>
+      </w:tr>
+      <w:tr>
+        <w:tc>
+          <w:tcPr>
+            <w:tcW w:w="9440" w:type="dxa"/>
+          </w:tcPr>
+          <w:p>
+            <w:pPr>
+              <w:rPr>
+                <w:rFonts w:cs="Times New Roman"/>
+                <w:bCs/>
+                <w:iCs/>
+                <w:szCs w:val="26"/>
+              </w:rPr>
+            </w:pPr>
+            <w:r>
+              <w:rPr>
+                <w:rFonts w:cs="Times New Roman"/>
+                <w:bCs/>
+                <w:iCs/>
+                <w:szCs w:val="26"/>
+              </w:rPr>
+              <w:t>poly = np.poly1d([2, -3, 5])</w:t>
+            </w:r>
+          </w:p>
+        </w:tc>
+      </w:tr>
+      <w:tr>
+        <w:tc>
+          <w:tcPr>
+            <w:tcW w:w="9440" w:type="dxa"/>
+          </w:tcPr>
+          <w:p>
+            <w:pPr>
+              <w:rPr>
+                <w:rFonts w:cs="Times New Roman"/>
+                <w:bCs/>
+                <w:iCs/>
+                <w:szCs w:val="26"/>
+              </w:rPr>
+            </w:pPr>
+            <w:r>
+              <w:rPr>
+                <w:rFonts w:cs="Times New Roman"/>
+                <w:bCs/>
+                <w:iCs/>
+                <w:szCs w:val="26"/>
+              </w:rPr>
+              <w:t>X_np = np.random.rand(50, 1) * 5</w:t>
+            </w:r>
+          </w:p>
+        </w:tc>
+      </w:tr>
+      <w:tr>
+        <w:tc>
+          <w:tcPr>
+            <w:tcW w:w="9440" w:type="dxa"/>
+          </w:tcPr>
+          <w:p>
+            <w:pPr>
+              <w:rPr>
+                <w:rFonts w:cs="Times New Roman"/>
+                <w:bCs/>
+                <w:iCs/>
+                <w:szCs w:val="26"/>
+              </w:rPr>
+            </w:pPr>
+            <w:r>
+              <w:rPr>
+                <w:rFonts w:cs="Times New Roman"/>
+                <w:bCs/>
+                <w:iCs/>
+                <w:szCs w:val="26"/>
+              </w:rPr>
+              <w:t>Y_np = poly(X_np)</w:t>
+            </w:r>
+          </w:p>
+        </w:tc>
+      </w:tr>
+      <w:tr>
+        <w:tc>
+          <w:tcPr>
+            <w:tcW w:w="9440" w:type="dxa"/>
+          </w:tcPr>
+          <w:p>
+            <w:pPr>
+              <w:rPr>
+                <w:rFonts w:cs="Times New Roman"/>
+                <w:bCs/>
+                <w:iCs/>
+                <w:szCs w:val="26"/>
+              </w:rPr>
+            </w:pPr>
+            <w:r>
+              <w:rPr>
+                <w:rFonts w:cs="Times New Roman"/>
+                <w:bCs/>
+                <w:iCs/>
+                <w:szCs w:val="26"/>
+              </w:rPr>
+              <w:t>XX_np = np.hstack([X_np**2, X_np, np.ones_like(X_np)])</w:t>
+            </w:r>
+          </w:p>
+        </w:tc>
+      </w:tr>
+      <w:tr>
+        <w:tc>
+          <w:tcPr>
+            <w:tcW w:w="9440" w:type="dxa"/>
+          </w:tcPr>
+          <w:p>
+            <w:pPr>
+              <w:rPr>
+                <w:rFonts w:cs="Times New Roman"/>
+                <w:bCs/>
+                <w:iCs/>
+                <w:szCs w:val="26"/>
+              </w:rPr>
+            </w:pPr>
+          </w:p>
+        </w:tc>
+      </w:tr>
+      <w:tr>
+        <w:tc>
+          <w:tcPr>
+            <w:tcW w:w="9440" w:type="dxa"/>
+          </w:tcPr>
+          <w:p>
+            <w:pPr>
+              <w:rPr>
+                <w:rFonts w:cs="Times New Roman"/>
+                <w:bCs/>
+                <w:iCs/>
+                <w:szCs w:val="26"/>
+              </w:rPr>
+            </w:pPr>
+            <w:r>
+              <w:rPr>
+                <w:rFonts w:cs="Times New Roman"/>
+                <w:bCs/>
+                <w:iCs/>
+                <w:szCs w:val="26"/>
+              </w:rPr>
+              <w:t>x_data = torch.tensor(XX_np, dtype=torch.float32)</w:t>
+            </w:r>
+          </w:p>
+        </w:tc>
+      </w:tr>
+      <w:tr>
+        <w:tc>
+          <w:tcPr>
+            <w:tcW w:w="9440" w:type="dxa"/>
+          </w:tcPr>
+          <w:p>
+            <w:pPr>
+              <w:rPr>
+                <w:rFonts w:cs="Times New Roman"/>
+                <w:bCs/>
+                <w:iCs/>
+                <w:szCs w:val="26"/>
+              </w:rPr>
+            </w:pPr>
+            <w:r>
+              <w:rPr>
+                <w:rFonts w:cs="Times New Roman"/>
+                <w:bCs/>
+                <w:iCs/>
+                <w:szCs w:val="26"/>
+              </w:rPr>
+              <w:t>y_data = torch.tensor(Y_np, dtype=torch.float32)</w:t>
+            </w:r>
+          </w:p>
+        </w:tc>
+      </w:tr>
+      <w:tr>
+        <w:tc>
+          <w:tcPr>
+            <w:tcW w:w="9440" w:type="dxa"/>
+          </w:tcPr>
+          <w:p>
+            <w:pPr>
+              <w:rPr>
+                <w:rFonts w:cs="Times New Roman"/>
+                <w:bCs/>
+                <w:iCs/>
+                <w:szCs w:val="26"/>
+              </w:rPr>
+            </w:pPr>
+            <w:r>
+              <w:rPr>
+                <w:rFonts w:cs="Times New Roman"/>
+                <w:bCs/>
+                <w:iCs/>
+                <w:szCs w:val="26"/>
+              </w:rPr>
+              <w:t>w = torch.randn(3, 1, requires_grad=True, dtype=torch.float32)</w:t>
+            </w:r>
+          </w:p>
+        </w:tc>
+      </w:tr>
+      <w:tr>
+        <w:tc>
+          <w:tcPr>
+            <w:tcW w:w="9440" w:type="dxa"/>
+          </w:tcPr>
+          <w:p>
+            <w:pPr>
+              <w:rPr>
+                <w:rFonts w:cs="Times New Roman"/>
+                <w:bCs/>
+                <w:iCs/>
+                <w:szCs w:val="26"/>
+              </w:rPr>
+            </w:pPr>
+          </w:p>
+        </w:tc>
+      </w:tr>
+      <w:tr>
+        <w:tc>
+          <w:tcPr>
+            <w:tcW w:w="9440" w:type="dxa"/>
+          </w:tcPr>
+          <w:p>
+            <w:pPr>
+              <w:rPr>
+                <w:rFonts w:cs="Times New Roman"/>
+                <w:bCs/>
+                <w:iCs/>
+                <w:szCs w:val="26"/>
+              </w:rPr>
+            </w:pPr>
+            <w:r>
+              <w:rPr>
+                <w:rFonts w:cs="Times New Roman"/>
+                <w:bCs/>
+                <w:iCs/>
+                <w:szCs w:val="26"/>
+              </w:rPr>
+              <w:t>optimizer = torch.optim.NAdam([w], lr=0.05)</w:t>
+            </w:r>
+          </w:p>
+        </w:tc>
+      </w:tr>
+      <w:tr>
+        <w:tc>
+          <w:tcPr>
+            <w:tcW w:w="9440" w:type="dxa"/>
+          </w:tcPr>
+          <w:p>
+            <w:pPr>
+              <w:rPr>
+                <w:rFonts w:cs="Times New Roman"/>
+                <w:bCs/>
+                <w:iCs/>
+                <w:szCs w:val="26"/>
+              </w:rPr>
+            </w:pPr>
+            <w:r>
+              <w:rPr>
+                <w:rFonts w:cs="Times New Roman"/>
+                <w:bCs/>
+                <w:iCs/>
+                <w:szCs w:val="26"/>
+              </w:rPr>
+              <w:t>for epoch in range(2000):</w:t>
+            </w:r>
+          </w:p>
+        </w:tc>
+      </w:tr>
+      <w:tr>
+        <w:tc>
+          <w:tcPr>
+            <w:tcW w:w="9440" w:type="dxa"/>
+          </w:tcPr>
+          <w:p>
+            <w:pPr>
+              <w:rPr>
+                <w:rFonts w:cs="Times New Roman"/>
+                <w:bCs/>
+                <w:iCs/>
+                <w:szCs w:val="26"/>
+              </w:rPr>
+            </w:pPr>
+            <w:r>
+              <w:rPr>
+                <w:rFonts w:cs="Times New Roman"/>
+                <w:bCs/>
+                <w:iCs/>
+                <w:szCs w:val="26"/>
+              </w:rPr>
+              <w:t>    optimizer.zero_grad()</w:t>
+            </w:r>
+          </w:p>
+        </w:tc>
+      </w:tr>
+      <w:tr>
+        <w:tc>
+          <w:tcPr>
+            <w:tcW w:w="9440" w:type="dxa"/>
+          </w:tcPr>
+          <w:p>
+            <w:pPr>
+              <w:rPr>
+                <w:rFonts w:cs="Times New Roman"/>
+                <w:bCs/>
+                <w:iCs/>
+                <w:szCs w:val="26"/>
+              </w:rPr>
+            </w:pPr>
+            <w:r>
+              <w:rPr>
+                <w:rFonts w:cs="Times New Roman"/>
+                <w:bCs/>
+                <w:iCs/>
+                <w:szCs w:val="26"/>
+              </w:rPr>
+              <w:t>    loss = torch.mean((x_data @ w - y_data)**2)</w:t>
+            </w:r>
+          </w:p>
+        </w:tc>
+      </w:tr>
+      <w:tr>
+        <w:tc>
+          <w:tcPr>
+            <w:tcW w:w="9440" w:type="dxa"/>
+          </w:tcPr>
+          <w:p>
+            <w:pPr>
+              <w:rPr>
+                <w:rFonts w:cs="Times New Roman"/>
+                <w:bCs/>
+                <w:iCs/>
+                <w:szCs w:val="26"/>
+              </w:rPr>
+            </w:pPr>
+            <w:r>
+              <w:rPr>
+                <w:rFonts w:cs="Times New Roman"/>
+                <w:bCs/>
+                <w:iCs/>
+                <w:szCs w:val="26"/>
+              </w:rPr>
+              <w:t>    loss.backward()</w:t>
+            </w:r>
+          </w:p>
+        </w:tc>
+      </w:tr>
+      <w:tr>
+        <w:tc>
+          <w:tcPr>
+            <w:tcW w:w="9440" w:type="dxa"/>
+          </w:tcPr>
+          <w:p>
+            <w:pPr>
+              <w:rPr>
+                <w:rFonts w:cs="Times New Roman"/>
+                <w:bCs/>
+                <w:iCs/>
+                <w:szCs w:val="26"/>
+              </w:rPr>
+            </w:pPr>
+            <w:r>
+              <w:rPr>
+                <w:rFonts w:cs="Times New Roman"/>
+                <w:bCs/>
+                <w:iCs/>
+                <w:szCs w:val="26"/>
+              </w:rPr>
+              <w:lastRenderedPageBreak/>
+              <w:t>    optimizer.step()</w:t>
+            </w:r>
+          </w:p>
+        </w:tc>
+      </w:tr>
+      <w:tr>
+        <w:tc>
+          <w:tcPr>
+            <w:tcW w:w="9440" w:type="dxa"/>
+          </w:tcPr>
+          <w:p>
+            <w:pPr>
+              <w:rPr>
+                <w:rFonts w:cs="Times New Roman"/>
+                <w:bCs/>
+                <w:iCs/>
+                <w:szCs w:val="26"/>
+              </w:rPr>
+            </w:pPr>
+          </w:p>
+        </w:tc>
+      </w:tr>
+      <w:tr>
+        <w:tc>
+          <w:tcPr>
+            <w:tcW w:w="9440" w:type="dxa"/>
+          </w:tcPr>
+          <w:p>
+            <w:pPr>
+              <w:rPr>
+                <w:rFonts w:cs="Times New Roman"/>
+                <w:bCs/>
+                <w:iCs/>
+                <w:szCs w:val="26"/>
+              </w:rPr>
+            </w:pPr>
+            <w:r>
+              <w:rPr>
+                <w:rFonts w:cs="Times New Roman"/>
+                <w:bCs/>
+                <w:iCs/>
+                <w:szCs w:val="26"/>
+              </w:rPr>
+              <w:t>print("Hệ số tìm được (kỳ vọng [2, -3, 5]):\n", w.squeeze().detach().numpy())</w:t>
+            </w:r>
+          </w:p>
+        </w:tc>
+      </w:tr>
+    </w:tbl>
+    <w:p>
+      <w:pPr>
         <w:rPr>
           <w:rFonts w:cs="Times New Roman"/>
           <w:bCs/>
@@ -499,7 +10070,7 @@
     </w:p>
     <w:sectPr>
       <w:pgSz w:w="12240" w:h="15840"/>
-      <w:pgMar w:top="1440" w:right="1440" w:bottom="1440" w:left="1440" w:header="720" w:footer="720" w:gutter="0"/>
+      <w:pgMar w:top="1440" w:right="1350" w:bottom="1440" w:left="1440" w:header="720" w:footer="720" w:gutter="0"/>
       <w:cols w:space="720"/>
       <w:docGrid w:linePitch="360"/>
     </w:sectPr>
@@ -1476,9 +11047,9 @@
     </w:lvl>
   </w:abstractNum>
   <w:abstractNum w:abstractNumId="8" w15:restartNumberingAfterBreak="0">
-    <w:nsid w:val="55D9350D"/>
+    <w:nsid w:val="542734BC"/>
     <w:multiLevelType w:val="multilevel"/>
-    <w:tmpl w:val="F1E22190"/>
+    <w:tmpl w:val="93F0D83E"/>
     <w:lvl w:ilvl="0">
       <w:start w:val="1"/>
       <w:numFmt w:val="bullet"/>
@@ -1625,6 +11196,155 @@
     </w:lvl>
   </w:abstractNum>
   <w:abstractNum w:abstractNumId="9" w15:restartNumberingAfterBreak="0">
+    <w:nsid w:val="55D9350D"/>
+    <w:multiLevelType w:val="multilevel"/>
+    <w:tmpl w:val="F1E22190"/>
+    <w:lvl w:ilvl="0">
+      <w:start w:val="1"/>
+      <w:numFmt w:val="bullet"/>
+      <w:lvlText w:val=""/>
+      <w:lvlJc w:val="left"/>
+      <w:pPr>
+        <w:tabs>
+          <w:tab w:val="num" w:pos="720"/>
+        </w:tabs>
+        <w:ind w:left="720" w:hanging="360"/>
+      </w:pPr>
+      <w:rPr>
+        <w:rFonts w:ascii="Symbol" w:hAnsi="Symbol" w:hint="default"/>
+        <w:sz w:val="20"/>
+      </w:rPr>
+    </w:lvl>
+    <w:lvl w:ilvl="1" w:tentative="1">
+      <w:start w:val="1"/>
+      <w:numFmt w:val="bullet"/>
+      <w:lvlText w:val="o"/>
+      <w:lvlJc w:val="left"/>
+      <w:pPr>
+        <w:tabs>
+          <w:tab w:val="num" w:pos="1440"/>
+        </w:tabs>
+        <w:ind w:left="1440" w:hanging="360"/>
+      </w:pPr>
+      <w:rPr>
+        <w:rFonts w:ascii="Courier New" w:hAnsi="Courier New" w:hint="default"/>
+        <w:sz w:val="20"/>
+      </w:rPr>
+    </w:lvl>
+    <w:lvl w:ilvl="2" w:tentative="1">
+      <w:start w:val="1"/>
+      <w:numFmt w:val="bullet"/>
+      <w:lvlText w:val=""/>
+      <w:lvlJc w:val="left"/>
+      <w:pPr>
+        <w:tabs>
+          <w:tab w:val="num" w:pos="2160"/>
+        </w:tabs>
+        <w:ind w:left="2160" w:hanging="360"/>
+      </w:pPr>
+      <w:rPr>
+        <w:rFonts w:ascii="Wingdings" w:hAnsi="Wingdings" w:hint="default"/>
+        <w:sz w:val="20"/>
+      </w:rPr>
+    </w:lvl>
+    <w:lvl w:ilvl="3" w:tentative="1">
+      <w:start w:val="1"/>
+      <w:numFmt w:val="bullet"/>
+      <w:lvlText w:val=""/>
+      <w:lvlJc w:val="left"/>
+      <w:pPr>
+        <w:tabs>
+          <w:tab w:val="num" w:pos="2880"/>
+        </w:tabs>
+        <w:ind w:left="2880" w:hanging="360"/>
+      </w:pPr>
+      <w:rPr>
+        <w:rFonts w:ascii="Wingdings" w:hAnsi="Wingdings" w:hint="default"/>
+        <w:sz w:val="20"/>
+      </w:rPr>
+    </w:lvl>
+    <w:lvl w:ilvl="4" w:tentative="1">
+      <w:start w:val="1"/>
+      <w:numFmt w:val="bullet"/>
+      <w:lvlText w:val=""/>
+      <w:lvlJc w:val="left"/>
+      <w:pPr>
+        <w:tabs>
+          <w:tab w:val="num" w:pos="3600"/>
+        </w:tabs>
+        <w:ind w:left="3600" w:hanging="360"/>
+      </w:pPr>
+      <w:rPr>
+        <w:rFonts w:ascii="Wingdings" w:hAnsi="Wingdings" w:hint="default"/>
+        <w:sz w:val="20"/>
+      </w:rPr>
+    </w:lvl>
+    <w:lvl w:ilvl="5" w:tentative="1">
+      <w:start w:val="1"/>
+      <w:numFmt w:val="bullet"/>
+      <w:lvlText w:val=""/>
+      <w:lvlJc w:val="left"/>
+      <w:pPr>
+        <w:tabs>
+          <w:tab w:val="num" w:pos="4320"/>
+        </w:tabs>
+        <w:ind w:left="4320" w:hanging="360"/>
+      </w:pPr>
+      <w:rPr>
+        <w:rFonts w:ascii="Wingdings" w:hAnsi="Wingdings" w:hint="default"/>
+        <w:sz w:val="20"/>
+      </w:rPr>
+    </w:lvl>
+    <w:lvl w:ilvl="6" w:tentative="1">
+      <w:start w:val="1"/>
+      <w:numFmt w:val="bullet"/>
+      <w:lvlText w:val=""/>
+      <w:lvlJc w:val="left"/>
+      <w:pPr>
+        <w:tabs>
+          <w:tab w:val="num" w:pos="5040"/>
+        </w:tabs>
+        <w:ind w:left="5040" w:hanging="360"/>
+      </w:pPr>
+      <w:rPr>
+        <w:rFonts w:ascii="Wingdings" w:hAnsi="Wingdings" w:hint="default"/>
+        <w:sz w:val="20"/>
+      </w:rPr>
+    </w:lvl>
+    <w:lvl w:ilvl="7" w:tentative="1">
+      <w:start w:val="1"/>
+      <w:numFmt w:val="bullet"/>
+      <w:lvlText w:val=""/>
+      <w:lvlJc w:val="left"/>
+      <w:pPr>
+        <w:tabs>
+          <w:tab w:val="num" w:pos="5760"/>
+        </w:tabs>
+        <w:ind w:left="5760" w:hanging="360"/>
+      </w:pPr>
+      <w:rPr>
+        <w:rFonts w:ascii="Wingdings" w:hAnsi="Wingdings" w:hint="default"/>
+        <w:sz w:val="20"/>
+      </w:rPr>
+    </w:lvl>
+    <w:lvl w:ilvl="8" w:tentative="1">
+      <w:start w:val="1"/>
+      <w:numFmt w:val="bullet"/>
+      <w:lvlText w:val=""/>
+      <w:lvlJc w:val="left"/>
+      <w:pPr>
+        <w:tabs>
+          <w:tab w:val="num" w:pos="6480"/>
+        </w:tabs>
+        <w:ind w:left="6480" w:hanging="360"/>
+      </w:pPr>
+      <w:rPr>
+        <w:rFonts w:ascii="Wingdings" w:hAnsi="Wingdings" w:hint="default"/>
+        <w:sz w:val="20"/>
+      </w:rPr>
+    </w:lvl>
+  </w:abstractNum>
+  <w:abstractNum w:abstractNumId="10" w15:restartNumberingAfterBreak="0">
     <w:nsid w:val="5769203B"/>
     <w:multiLevelType w:val="hybridMultilevel"/>
     <w:tmpl w:val="A9F820D6"/>
@@ -1737,7 +11457,7 @@
       </w:rPr>
     </w:lvl>
   </w:abstractNum>
-  <w:abstractNum w:abstractNumId="10" w15:restartNumberingAfterBreak="0">
+  <w:abstractNum w:abstractNumId="11" w15:restartNumberingAfterBreak="0">
     <w:nsid w:val="68CF0F12"/>
     <w:multiLevelType w:val="hybridMultilevel"/>
     <w:tmpl w:val="C5DADBE4"/>
@@ -1850,7 +11570,7 @@
       </w:rPr>
     </w:lvl>
   </w:abstractNum>
-  <w:abstractNum w:abstractNumId="11" w15:restartNumberingAfterBreak="0">
+  <w:abstractNum w:abstractNumId="12" w15:restartNumberingAfterBreak="0">
     <w:nsid w:val="68F603A9"/>
     <w:multiLevelType w:val="hybridMultilevel"/>
     <w:tmpl w:val="9526559E"/>
@@ -1963,7 +11683,7 @@
       </w:rPr>
     </w:lvl>
   </w:abstractNum>
-  <w:abstractNum w:abstractNumId="12" w15:restartNumberingAfterBreak="0">
+  <w:abstractNum w:abstractNumId="13" w15:restartNumberingAfterBreak="0">
     <w:nsid w:val="69262927"/>
     <w:multiLevelType w:val="hybridMultilevel"/>
     <w:tmpl w:val="E3A612D4"/>
@@ -2054,7 +11774,7 @@
     </w:lvl>
   </w:abstractNum>
   <w:num w:numId="1" w16cid:durableId="1901820889">
-    <w:abstractNumId w:val="8"/>
+    <w:abstractNumId w:val="9"/>
   </w:num>
   <w:num w:numId="2" w16cid:durableId="1011950724">
     <w:abstractNumId w:val="0"/>
@@ -2078,19 +11798,22 @@
     <w:abstractNumId w:val="2"/>
   </w:num>
   <w:num w:numId="9" w16cid:durableId="1964920945">
-    <w:abstractNumId w:val="9"/>
+    <w:abstractNumId w:val="10"/>
   </w:num>
   <w:num w:numId="10" w16cid:durableId="1423717671">
-    <w:abstractNumId w:val="12"/>
+    <w:abstractNumId w:val="13"/>
   </w:num>
   <w:num w:numId="11" w16cid:durableId="1855730445">
     <w:abstractNumId w:val="6"/>
   </w:num>
   <w:num w:numId="12" w16cid:durableId="1235581245">
+    <w:abstractNumId w:val="12"/>
+  </w:num>
+  <w:num w:numId="13" w16cid:durableId="312104684">
     <w:abstractNumId w:val="11"/>
   </w:num>
-  <w:num w:numId="13" w16cid:durableId="312104684">
-    <w:abstractNumId w:val="10"/>
+  <w:num w:numId="14" w16cid:durableId="1068695802">
+    <w:abstractNumId w:val="8"/>
   </w:num>
 </w:numbering>
 </file>
@@ -2709,7 +12432,6 @@
   <w:style w:type="character" w:default="1" w:styleId="DefaultParagraphFont">
     <w:name w:val="Default Paragraph Font"/>
     <w:uiPriority w:val="1"/>
-    <w:semiHidden/>
     <w:unhideWhenUsed/>
   </w:style>
   <w:style w:type="table" w:default="1" w:styleId="TableNormal">
@@ -3049,6 +12771,16 @@
       </w:tblBorders>
     </w:tblPr>
   </w:style>
+  <w:style w:type="character" w:styleId="PlaceholderText">
+    <w:name w:val="Placeholder Text"/>
+    <w:basedOn w:val="DefaultParagraphFont"/>
+    <w:uiPriority w:val="99"/>
+    <w:semiHidden/>
+    <w:rsid w:val="00686101"/>
+    <w:rPr>
+      <w:color w:val="666666"/>
+    </w:rPr>
+  </w:style>
 </w:styles>
 </file>
 
@@ -3345,4 +13077,16 @@
     </a:ext>
   </a:extLst>
 </a:theme>
+</file>
+
+<file path=customXml/item1.xml><?xml version="1.0" encoding="utf-8"?>
+<b:Sources xmlns:b="http://schemas.openxmlformats.org/officeDocument/2006/bibliography" xmlns="http://schemas.openxmlformats.org/officeDocument/2006/bibliography" SelectedStyle="\APASixthEditionOfficeOnline.xsl" StyleName="APA" Version="6"/>
+</file>
+
+<file path=customXml/itemProps1.xml><?xml version="1.0" encoding="utf-8"?>
+<ds:datastoreItem xmlns:ds="http://schemas.openxmlformats.org/officeDocument/2006/customXml" ds:itemID="{F1C9448F-92D8-4457-9560-33490435BA6D}">
+  <ds:schemaRefs>
+    <ds:schemaRef ds:uri="http://schemas.openxmlformats.org/officeDocument/2006/bibliography"/>
+  </ds:schemaRefs>
+</ds:datastoreItem>
 </file>